--- a/doc/Notes of project.docx
+++ b/doc/Notes of project.docx
@@ -2665,826 +2665,5383 @@
         </w:rPr>
         <w:lastRenderedPageBreak/>
         <w:pict>
+          <v:rect id="_x0000_i1042" alt="" style="width:468pt;height:.05pt;mso-width-percent:0;mso-height-percent:0;mso-width-percent:0;mso-height-percent:0" o:hralign="center" o:hrstd="t" o:hr="t" fillcolor="#a0a0a0" stroked="f"/>
+        </w:pict>
+      </w:r>
+    </w:p>
+    <w:p>
+      <w:pPr>
+        <w:jc w:val="both"/>
+        <w:rPr>
+          <w:rFonts w:asciiTheme="minorBidi" w:hAnsiTheme="minorBidi"/>
+          <w:noProof/>
+          <w:lang w:bidi="fa-IR"/>
+        </w:rPr>
+      </w:pPr>
+    </w:p>
+    <w:p>
+      <w:pPr>
+        <w:pStyle w:val="Heading1"/>
+        <w:rPr>
+          <w:b/>
+          <w:bCs/>
+          <w:noProof/>
+          <w:lang w:bidi="fa-IR"/>
+        </w:rPr>
+      </w:pPr>
+      <w:r>
+        <w:rPr>
+          <w:b/>
+          <w:bCs/>
+          <w:noProof/>
+          <w:lang w:bidi="fa-IR"/>
+        </w:rPr>
+        <w:t>Architecture</w:t>
+      </w:r>
+    </w:p>
+    <w:p>
+      <w:pPr>
+        <w:jc w:val="both"/>
+        <w:rPr>
+          <w:rFonts w:asciiTheme="minorBidi" w:hAnsiTheme="minorBidi"/>
+          <w:noProof/>
+          <w:lang w:bidi="fa-IR"/>
+        </w:rPr>
+      </w:pPr>
+    </w:p>
+    <w:p>
+      <w:pPr>
+        <w:jc w:val="both"/>
+        <w:rPr>
+          <w:rFonts w:asciiTheme="minorBidi" w:hAnsiTheme="minorBidi"/>
+          <w:noProof/>
+          <w:lang w:bidi="fa-IR"/>
+        </w:rPr>
+      </w:pPr>
+      <w:r>
+        <w:rPr>
+          <w:rFonts w:asciiTheme="minorBidi" w:hAnsiTheme="minorBidi"/>
+          <w:noProof/>
+          <w:lang w:bidi="fa-IR"/>
+        </w:rPr>
+        <w:t>Version 1</w:t>
+      </w:r>
+    </w:p>
+    <w:p>
+      <w:pPr>
+        <w:jc w:val="both"/>
+        <w:rPr>
+          <w:rFonts w:asciiTheme="minorBidi" w:hAnsiTheme="minorBidi"/>
+          <w:noProof/>
+          <w:lang w:bidi="fa-IR"/>
+        </w:rPr>
+      </w:pPr>
+    </w:p>
+    <w:p>
+      <w:pPr>
+        <w:pStyle w:val="HTMLPreformatted"/>
+        <w:shd w:val="clear" w:color="auto" w:fill="191A1C"/>
+        <w:rPr>
+          <w:noProof/>
+          <w:color w:val="BCBEC4"/>
+        </w:rPr>
+      </w:pPr>
+      <w:r>
+        <w:rPr>
+          <w:noProof/>
+          <w:color w:val="BCBEC4"/>
+        </w:rPr>
+        <w:t>(.venv) BBAP-Sec &gt; tree -L 3</w:t>
+      </w:r>
+      <w:r>
+        <w:rPr>
+          <w:noProof/>
+          <w:color w:val="BCBEC4"/>
+        </w:rPr>
+        <w:br/>
+        <w:t>.</w:t>
+      </w:r>
+      <w:r>
+        <w:rPr>
+          <w:noProof/>
+          <w:color w:val="BCBEC4"/>
+        </w:rPr>
+        <w:br/>
+        <w:t>├── Dockerfile</w:t>
+      </w:r>
+      <w:r>
+        <w:rPr>
+          <w:noProof/>
+          <w:color w:val="BCBEC4"/>
+        </w:rPr>
+        <w:br/>
+        <w:t>├── Makefile</w:t>
+      </w:r>
+      <w:r>
+        <w:rPr>
+          <w:noProof/>
+          <w:color w:val="BCBEC4"/>
+        </w:rPr>
+        <w:br/>
+        <w:t>├── README.md</w:t>
+      </w:r>
+      <w:r>
+        <w:rPr>
+          <w:noProof/>
+          <w:color w:val="BCBEC4"/>
+        </w:rPr>
+        <w:br/>
+        <w:t>├── app</w:t>
+      </w:r>
+      <w:r>
+        <w:rPr>
+          <w:noProof/>
+          <w:color w:val="BCBEC4"/>
+        </w:rPr>
+        <w:br/>
+        <w:t>│   ├── __init__.py</w:t>
+      </w:r>
+      <w:r>
+        <w:rPr>
+          <w:noProof/>
+          <w:color w:val="BCBEC4"/>
+        </w:rPr>
+        <w:br/>
+        <w:t>│   ├── __pycache__</w:t>
+      </w:r>
+      <w:r>
+        <w:rPr>
+          <w:noProof/>
+          <w:color w:val="BCBEC4"/>
+        </w:rPr>
+        <w:br/>
+        <w:t>│   │   ├── __init__.cpython-313.pyc</w:t>
+      </w:r>
+      <w:r>
+        <w:rPr>
+          <w:noProof/>
+          <w:color w:val="BCBEC4"/>
+        </w:rPr>
+        <w:br/>
+        <w:t>│   │   └── main.cpython-313.pyc</w:t>
+      </w:r>
+      <w:r>
+        <w:rPr>
+          <w:noProof/>
+          <w:color w:val="BCBEC4"/>
+        </w:rPr>
+        <w:br/>
+        <w:t>│   ├── api</w:t>
+      </w:r>
+      <w:r>
+        <w:rPr>
+          <w:noProof/>
+          <w:color w:val="BCBEC4"/>
+        </w:rPr>
+        <w:br/>
+        <w:t>│   │   ├── __init__.py</w:t>
+      </w:r>
+      <w:r>
+        <w:rPr>
+          <w:noProof/>
+          <w:color w:val="BCBEC4"/>
+        </w:rPr>
+        <w:br/>
+        <w:t>│   │   ├── __pycache__</w:t>
+      </w:r>
+      <w:r>
+        <w:rPr>
+          <w:noProof/>
+          <w:color w:val="BCBEC4"/>
+        </w:rPr>
+        <w:br/>
+        <w:t>│   │   ├── dependencies.py</w:t>
+      </w:r>
+      <w:r>
+        <w:rPr>
+          <w:noProof/>
+          <w:color w:val="BCBEC4"/>
+        </w:rPr>
+        <w:br/>
+        <w:t>│   │   ├── routes</w:t>
+      </w:r>
+      <w:r>
+        <w:rPr>
+          <w:noProof/>
+          <w:color w:val="BCBEC4"/>
+        </w:rPr>
+        <w:br/>
+        <w:t>│   │   └── schemas</w:t>
+      </w:r>
+      <w:r>
+        <w:rPr>
+          <w:noProof/>
+          <w:color w:val="BCBEC4"/>
+        </w:rPr>
+        <w:br/>
+        <w:t>│   ├── core</w:t>
+      </w:r>
+      <w:r>
+        <w:rPr>
+          <w:noProof/>
+          <w:color w:val="BCBEC4"/>
+        </w:rPr>
+        <w:br/>
+        <w:t>│   │   ├── __init__.py</w:t>
+      </w:r>
+      <w:r>
+        <w:rPr>
+          <w:noProof/>
+          <w:color w:val="BCBEC4"/>
+        </w:rPr>
+        <w:br/>
+        <w:t>│   │   ├── __pycache__</w:t>
+      </w:r>
+      <w:r>
+        <w:rPr>
+          <w:noProof/>
+          <w:color w:val="BCBEC4"/>
+        </w:rPr>
+        <w:br/>
+        <w:t>│   │   ├── config.py</w:t>
+      </w:r>
+      <w:r>
+        <w:rPr>
+          <w:noProof/>
+          <w:color w:val="BCBEC4"/>
+        </w:rPr>
+        <w:br/>
+        <w:t>│   │   ├── exceptions.py</w:t>
+      </w:r>
+      <w:r>
+        <w:rPr>
+          <w:noProof/>
+          <w:color w:val="BCBEC4"/>
+        </w:rPr>
+        <w:br/>
+        <w:t>│   │   ├── logging.py</w:t>
+      </w:r>
+      <w:r>
+        <w:rPr>
+          <w:noProof/>
+          <w:color w:val="BCBEC4"/>
+        </w:rPr>
+        <w:br/>
+        <w:t>│   │   ├── request_id.py</w:t>
+      </w:r>
+      <w:r>
+        <w:rPr>
+          <w:noProof/>
+          <w:color w:val="BCBEC4"/>
+        </w:rPr>
+        <w:br/>
+        <w:t>│   │   └── security.py</w:t>
+      </w:r>
+      <w:r>
+        <w:rPr>
+          <w:noProof/>
+          <w:color w:val="BCBEC4"/>
+        </w:rPr>
+        <w:br/>
+        <w:t>│   ├── inference</w:t>
+      </w:r>
+      <w:r>
+        <w:rPr>
+          <w:noProof/>
+          <w:color w:val="BCBEC4"/>
+        </w:rPr>
+        <w:br/>
+        <w:t>│   │   ├── __pycache__</w:t>
+      </w:r>
+      <w:r>
+        <w:rPr>
+          <w:noProof/>
+          <w:color w:val="BCBEC4"/>
+        </w:rPr>
+        <w:br/>
+        <w:t>│   │   ├── batching.py</w:t>
+      </w:r>
+      <w:r>
+        <w:rPr>
+          <w:noProof/>
+          <w:color w:val="BCBEC4"/>
+        </w:rPr>
+        <w:br/>
+        <w:t>│   │   ├── engine.py</w:t>
+      </w:r>
+      <w:r>
+        <w:rPr>
+          <w:noProof/>
+          <w:color w:val="BCBEC4"/>
+        </w:rPr>
+        <w:br/>
+        <w:t>│   │   ├── postprocessing.py</w:t>
+      </w:r>
+      <w:r>
+        <w:rPr>
+          <w:noProof/>
+          <w:color w:val="BCBEC4"/>
+        </w:rPr>
+        <w:br/>
+        <w:t>│   │   └── preprocessing.py</w:t>
+      </w:r>
+      <w:r>
+        <w:rPr>
+          <w:noProof/>
+          <w:color w:val="BCBEC4"/>
+        </w:rPr>
+        <w:br/>
+        <w:t>│   ├── main.py</w:t>
+      </w:r>
+      <w:r>
+        <w:rPr>
+          <w:noProof/>
+          <w:color w:val="BCBEC4"/>
+        </w:rPr>
+        <w:br/>
+        <w:t>│   ├── models</w:t>
+      </w:r>
+      <w:r>
+        <w:rPr>
+          <w:noProof/>
+          <w:color w:val="BCBEC4"/>
+        </w:rPr>
+        <w:br/>
+        <w:t>│   │   ├── __init__.py</w:t>
+      </w:r>
+      <w:r>
+        <w:rPr>
+          <w:noProof/>
+          <w:color w:val="BCBEC4"/>
+        </w:rPr>
+        <w:br/>
+        <w:t>│   │   ├── __pycache__</w:t>
+      </w:r>
+      <w:r>
+        <w:rPr>
+          <w:noProof/>
+          <w:color w:val="BCBEC4"/>
+        </w:rPr>
+        <w:br/>
+        <w:t>│   │   ├── base.py</w:t>
+      </w:r>
+      <w:r>
+        <w:rPr>
+          <w:noProof/>
+          <w:color w:val="BCBEC4"/>
+        </w:rPr>
+        <w:br/>
+        <w:t>│   │   ├── loader.py</w:t>
+      </w:r>
+      <w:r>
+        <w:rPr>
+          <w:noProof/>
+          <w:color w:val="BCBEC4"/>
+        </w:rPr>
+        <w:br/>
+        <w:t>│   │   ├── registry.py</w:t>
+      </w:r>
+      <w:r>
+        <w:rPr>
+          <w:noProof/>
+          <w:color w:val="BCBEC4"/>
+        </w:rPr>
+        <w:br/>
+        <w:t>│   │   └── ultralytics.py</w:t>
+      </w:r>
+      <w:r>
+        <w:rPr>
+          <w:noProof/>
+          <w:color w:val="BCBEC4"/>
+        </w:rPr>
+        <w:br/>
+        <w:t>│   └── streaming</w:t>
+      </w:r>
+      <w:r>
+        <w:rPr>
+          <w:noProof/>
+          <w:color w:val="BCBEC4"/>
+        </w:rPr>
+        <w:br/>
+        <w:t>│       ├── pipeline.py</w:t>
+      </w:r>
+      <w:r>
+        <w:rPr>
+          <w:noProof/>
+          <w:color w:val="BCBEC4"/>
+        </w:rPr>
+        <w:br/>
+        <w:t>│       ├── sources</w:t>
+      </w:r>
+      <w:r>
+        <w:rPr>
+          <w:noProof/>
+          <w:color w:val="BCBEC4"/>
+        </w:rPr>
+        <w:br/>
+        <w:t>│       └── websocket.py</w:t>
+      </w:r>
+      <w:r>
+        <w:rPr>
+          <w:noProof/>
+          <w:color w:val="BCBEC4"/>
+        </w:rPr>
+        <w:br/>
+        <w:t>├── configs</w:t>
+      </w:r>
+      <w:r>
+        <w:rPr>
+          <w:noProof/>
+          <w:color w:val="BCBEC4"/>
+        </w:rPr>
+        <w:br/>
+        <w:t>│   ├── development.yaml</w:t>
+      </w:r>
+      <w:r>
+        <w:rPr>
+          <w:noProof/>
+          <w:color w:val="BCBEC4"/>
+        </w:rPr>
+        <w:br/>
+        <w:t>│   ├── models.yaml</w:t>
+      </w:r>
+      <w:r>
+        <w:rPr>
+          <w:noProof/>
+          <w:color w:val="BCBEC4"/>
+        </w:rPr>
+        <w:br/>
+        <w:t>│   └── production.yaml</w:t>
+      </w:r>
+      <w:r>
+        <w:rPr>
+          <w:noProof/>
+          <w:color w:val="BCBEC4"/>
+        </w:rPr>
+        <w:br/>
+        <w:t>├── doc</w:t>
+      </w:r>
+      <w:r>
+        <w:rPr>
+          <w:noProof/>
+          <w:color w:val="BCBEC4"/>
+        </w:rPr>
+        <w:br/>
+        <w:t>│   ├── My_notes.markdown</w:t>
+      </w:r>
+      <w:r>
+        <w:rPr>
+          <w:noProof/>
+          <w:color w:val="BCBEC4"/>
+        </w:rPr>
+        <w:br/>
+      </w:r>
+      <w:r>
+        <w:rPr>
+          <w:noProof/>
+          <w:color w:val="BCBEC4"/>
+        </w:rPr>
+        <w:lastRenderedPageBreak/>
+        <w:t>│   ├── My_notes2.markdown</w:t>
+      </w:r>
+      <w:r>
+        <w:rPr>
+          <w:noProof/>
+          <w:color w:val="BCBEC4"/>
+        </w:rPr>
+        <w:br/>
+        <w:t>│   ├── Notes of project.docx</w:t>
+      </w:r>
+      <w:r>
+        <w:rPr>
+          <w:noProof/>
+          <w:color w:val="BCBEC4"/>
+        </w:rPr>
+        <w:br/>
+        <w:t>│   ├── api.markdown</w:t>
+      </w:r>
+      <w:r>
+        <w:rPr>
+          <w:noProof/>
+          <w:color w:val="BCBEC4"/>
+        </w:rPr>
+        <w:br/>
+        <w:t>│   ├── architecture.markdown</w:t>
+      </w:r>
+      <w:r>
+        <w:rPr>
+          <w:noProof/>
+          <w:color w:val="BCBEC4"/>
+        </w:rPr>
+        <w:br/>
+        <w:t>│   └── project_notes.md</w:t>
+      </w:r>
+      <w:r>
+        <w:rPr>
+          <w:noProof/>
+          <w:color w:val="BCBEC4"/>
+        </w:rPr>
+        <w:br/>
+        <w:t>├── docker</w:t>
+      </w:r>
+      <w:r>
+        <w:rPr>
+          <w:noProof/>
+          <w:color w:val="BCBEC4"/>
+        </w:rPr>
+        <w:br/>
+        <w:t>│   ├── grafana</w:t>
+      </w:r>
+      <w:r>
+        <w:rPr>
+          <w:noProof/>
+          <w:color w:val="BCBEC4"/>
+        </w:rPr>
+        <w:br/>
+        <w:t>│   └── prometheus</w:t>
+      </w:r>
+      <w:r>
+        <w:rPr>
+          <w:noProof/>
+          <w:color w:val="BCBEC4"/>
+        </w:rPr>
+        <w:br/>
+        <w:t>├── docker-compose.yml</w:t>
+      </w:r>
+      <w:r>
+        <w:rPr>
+          <w:noProof/>
+          <w:color w:val="BCBEC4"/>
+        </w:rPr>
+        <w:br/>
+        <w:t>├── models</w:t>
+      </w:r>
+      <w:r>
+        <w:rPr>
+          <w:noProof/>
+          <w:color w:val="BCBEC4"/>
+        </w:rPr>
+        <w:br/>
+        <w:t>│   └── yolo11n.pt</w:t>
+      </w:r>
+      <w:r>
+        <w:rPr>
+          <w:noProof/>
+          <w:color w:val="BCBEC4"/>
+        </w:rPr>
+        <w:br/>
+        <w:t>├── notebooks</w:t>
+      </w:r>
+      <w:r>
+        <w:rPr>
+          <w:noProof/>
+          <w:color w:val="BCBEC4"/>
+        </w:rPr>
+        <w:br/>
+        <w:t>├── pyproject.toml</w:t>
+      </w:r>
+      <w:r>
+        <w:rPr>
+          <w:noProof/>
+          <w:color w:val="BCBEC4"/>
+        </w:rPr>
+        <w:br/>
+        <w:t>├── realtime_client.py</w:t>
+      </w:r>
+      <w:r>
+        <w:rPr>
+          <w:noProof/>
+          <w:color w:val="BCBEC4"/>
+        </w:rPr>
+        <w:br/>
+        <w:t>├── requirements.txt</w:t>
+      </w:r>
+      <w:r>
+        <w:rPr>
+          <w:noProof/>
+          <w:color w:val="BCBEC4"/>
+        </w:rPr>
+        <w:br/>
+        <w:t>├── scripts</w:t>
+      </w:r>
+      <w:r>
+        <w:rPr>
+          <w:noProof/>
+          <w:color w:val="BCBEC4"/>
+        </w:rPr>
+        <w:br/>
+        <w:t>│   └── benchmark.py</w:t>
+      </w:r>
+      <w:r>
+        <w:rPr>
+          <w:noProof/>
+          <w:color w:val="BCBEC4"/>
+        </w:rPr>
+        <w:br/>
+        <w:t>└── tests</w:t>
+      </w:r>
+      <w:r>
+        <w:rPr>
+          <w:noProof/>
+          <w:color w:val="BCBEC4"/>
+        </w:rPr>
+        <w:br/>
+        <w:t xml:space="preserve">    ├── __pycache__</w:t>
+      </w:r>
+      <w:r>
+        <w:rPr>
+          <w:noProof/>
+          <w:color w:val="BCBEC4"/>
+        </w:rPr>
+        <w:br/>
+        <w:t xml:space="preserve">    │   └── conftest.cpython-313-pytest-9.1.1.pyc</w:t>
+      </w:r>
+      <w:r>
+        <w:rPr>
+          <w:noProof/>
+          <w:color w:val="BCBEC4"/>
+        </w:rPr>
+        <w:br/>
+        <w:t xml:space="preserve">    ├── conftest.py</w:t>
+      </w:r>
+      <w:r>
+        <w:rPr>
+          <w:noProof/>
+          <w:color w:val="BCBEC4"/>
+        </w:rPr>
+        <w:br/>
+        <w:t xml:space="preserve">    ├── fixtures</w:t>
+      </w:r>
+      <w:r>
+        <w:rPr>
+          <w:noProof/>
+          <w:color w:val="BCBEC4"/>
+        </w:rPr>
+        <w:br/>
+        <w:t xml:space="preserve">    │   ├── street2.jpg</w:t>
+      </w:r>
+      <w:r>
+        <w:rPr>
+          <w:noProof/>
+          <w:color w:val="BCBEC4"/>
+        </w:rPr>
+        <w:br/>
+        <w:t xml:space="preserve">    │   └── streetAndpeople.jpg</w:t>
+      </w:r>
+      <w:r>
+        <w:rPr>
+          <w:noProof/>
+          <w:color w:val="BCBEC4"/>
+        </w:rPr>
+        <w:br/>
+        <w:t xml:space="preserve">    ├── integration</w:t>
+      </w:r>
+      <w:r>
+        <w:rPr>
+          <w:noProof/>
+          <w:color w:val="BCBEC4"/>
+        </w:rPr>
+        <w:br/>
+        <w:t xml:space="preserve">    │   ├── __pycache__</w:t>
+      </w:r>
+      <w:r>
+        <w:rPr>
+          <w:noProof/>
+          <w:color w:val="BCBEC4"/>
+        </w:rPr>
+        <w:br/>
+        <w:t xml:space="preserve">    │   ├── test_errors.py</w:t>
+      </w:r>
+      <w:r>
+        <w:rPr>
+          <w:noProof/>
+          <w:color w:val="BCBEC4"/>
+        </w:rPr>
+        <w:br/>
+        <w:t xml:space="preserve">    │   └── test_models_api.py</w:t>
+      </w:r>
+      <w:r>
+        <w:rPr>
+          <w:noProof/>
+          <w:color w:val="BCBEC4"/>
+        </w:rPr>
+        <w:br/>
+        <w:t xml:space="preserve">    └── unit</w:t>
+      </w:r>
+      <w:r>
+        <w:rPr>
+          <w:noProof/>
+          <w:color w:val="BCBEC4"/>
+        </w:rPr>
+        <w:br/>
+        <w:t xml:space="preserve">        ├── __pycache__</w:t>
+      </w:r>
+      <w:r>
+        <w:rPr>
+          <w:noProof/>
+          <w:color w:val="BCBEC4"/>
+        </w:rPr>
+        <w:br/>
+        <w:t xml:space="preserve">        ├── test_health.py</w:t>
+      </w:r>
+      <w:r>
+        <w:rPr>
+          <w:noProof/>
+          <w:color w:val="BCBEC4"/>
+        </w:rPr>
+        <w:br/>
+        <w:t xml:space="preserve">        ├── test_inference.py</w:t>
+      </w:r>
+      <w:r>
+        <w:rPr>
+          <w:noProof/>
+          <w:color w:val="BCBEC4"/>
+        </w:rPr>
+        <w:br/>
+        <w:t xml:space="preserve">        ├── test_postprocessing.py</w:t>
+      </w:r>
+      <w:r>
+        <w:rPr>
+          <w:noProof/>
+          <w:color w:val="BCBEC4"/>
+        </w:rPr>
+        <w:br/>
+        <w:t xml:space="preserve">        ├── test_preprocessing.py</w:t>
+      </w:r>
+      <w:r>
+        <w:rPr>
+          <w:noProof/>
+          <w:color w:val="BCBEC4"/>
+        </w:rPr>
+        <w:br/>
+        <w:t xml:space="preserve">        ├── test_registry.py</w:t>
+      </w:r>
+      <w:r>
+        <w:rPr>
+          <w:noProof/>
+          <w:color w:val="BCBEC4"/>
+        </w:rPr>
+        <w:br/>
+        <w:t xml:space="preserve">        ├── test_request_id.py</w:t>
+      </w:r>
+      <w:r>
+        <w:rPr>
+          <w:noProof/>
+          <w:color w:val="BCBEC4"/>
+        </w:rPr>
+        <w:br/>
+        <w:t xml:space="preserve">        └── test_ultralytics.py</w:t>
+      </w:r>
+      <w:r>
+        <w:rPr>
+          <w:noProof/>
+          <w:color w:val="BCBEC4"/>
+        </w:rPr>
+        <w:br/>
+      </w:r>
+      <w:r>
+        <w:rPr>
+          <w:noProof/>
+          <w:color w:val="BCBEC4"/>
+        </w:rPr>
+        <w:br/>
+        <w:t>30 directories, 54 files</w:t>
+      </w:r>
+      <w:r>
+        <w:rPr>
+          <w:noProof/>
+          <w:color w:val="BCBEC4"/>
+        </w:rPr>
+        <w:br/>
+        <w:t xml:space="preserve">(.venv) BBAP-Sec &gt; </w:t>
+      </w:r>
+    </w:p>
+    <w:p>
+      <w:pPr>
+        <w:jc w:val="both"/>
+        <w:rPr>
+          <w:rFonts w:asciiTheme="minorBidi" w:hAnsiTheme="minorBidi"/>
+          <w:noProof/>
+          <w:lang w:bidi="fa-IR"/>
+        </w:rPr>
+      </w:pPr>
+    </w:p>
+    <w:p>
+      <w:pPr>
+        <w:jc w:val="both"/>
+        <w:rPr>
+          <w:rFonts w:asciiTheme="minorBidi" w:hAnsiTheme="minorBidi"/>
+          <w:noProof/>
+          <w:lang w:bidi="fa-IR"/>
+        </w:rPr>
+      </w:pPr>
+    </w:p>
+    <w:p>
+      <w:pPr>
+        <w:jc w:val="both"/>
+        <w:rPr>
+          <w:rFonts w:asciiTheme="minorBidi" w:hAnsiTheme="minorBidi"/>
+          <w:noProof/>
+          <w:rtl/>
+        </w:rPr>
+      </w:pPr>
+      <w:r>
+        <w:rPr>
+          <w:rFonts w:asciiTheme="minorBidi" w:hAnsiTheme="minorBidi"/>
+          <w:noProof/>
+          <w:rtl/>
+        </w:rPr>
+        <w:br/>
+      </w:r>
+    </w:p>
+    <w:p>
+      <w:pPr>
+        <w:pStyle w:val="Heading2"/>
+        <w:bidi/>
+        <w:rPr>
+          <w:b/>
+          <w:bCs/>
+          <w:noProof/>
+          <w:rtl/>
+        </w:rPr>
+      </w:pPr>
+      <w:r>
+        <w:rPr>
+          <w:b/>
+          <w:bCs/>
+          <w:noProof/>
+          <w:rtl/>
+        </w:rPr>
+        <w:t>فایل‌های اصلی و پیکربندی:</w:t>
+      </w:r>
+    </w:p>
+    <w:p>
+      <w:pPr>
+        <w:jc w:val="both"/>
+        <w:rPr>
+          <w:rFonts w:asciiTheme="minorBidi" w:hAnsiTheme="minorBidi"/>
+          <w:b/>
+          <w:bCs/>
+          <w:noProof/>
+          <w:rtl/>
+        </w:rPr>
+      </w:pPr>
+      <w:r>
+        <w:rPr>
+          <w:rFonts w:asciiTheme="minorBidi" w:hAnsiTheme="minorBidi"/>
+          <w:b/>
+          <w:bCs/>
+          <w:noProof/>
+          <w:rtl/>
+        </w:rPr>
+        <w:br/>
+      </w:r>
+    </w:p>
+    <w:p>
+      <w:pPr>
+        <w:pStyle w:val="ListParagraph"/>
+        <w:numPr>
+          <w:ilvl w:val="0"/>
+          <w:numId w:val="3"/>
+        </w:numPr>
+        <w:jc w:val="both"/>
+        <w:rPr>
+          <w:rFonts w:asciiTheme="minorBidi" w:hAnsiTheme="minorBidi"/>
+          <w:b/>
+          <w:bCs/>
+          <w:noProof/>
+          <w:rtl/>
+        </w:rPr>
+      </w:pPr>
+      <w:r>
+        <w:rPr>
+          <w:rFonts w:asciiTheme="minorBidi" w:hAnsiTheme="minorBidi"/>
+          <w:b/>
+          <w:bCs/>
+          <w:noProof/>
+          <w:lang w:bidi="fa-IR"/>
+        </w:rPr>
+        <w:t>Dockerfile</w:t>
+      </w:r>
+      <w:r>
+        <w:rPr>
+          <w:rFonts w:asciiTheme="minorBidi" w:hAnsiTheme="minorBidi"/>
+          <w:b/>
+          <w:bCs/>
+          <w:noProof/>
+          <w:rtl/>
+        </w:rPr>
+        <w:t> (دستورات ساخت ایمیج داکر)</w:t>
+      </w:r>
+    </w:p>
+    <w:p>
+      <w:pPr>
+        <w:jc w:val="both"/>
+        <w:rPr>
+          <w:rFonts w:asciiTheme="minorBidi" w:hAnsiTheme="minorBidi"/>
+          <w:b/>
+          <w:bCs/>
+          <w:noProof/>
+          <w:rtl/>
+        </w:rPr>
+      </w:pPr>
+    </w:p>
+    <w:p>
+      <w:pPr>
+        <w:pStyle w:val="ListParagraph"/>
+        <w:numPr>
+          <w:ilvl w:val="0"/>
+          <w:numId w:val="3"/>
+        </w:numPr>
+        <w:jc w:val="both"/>
+        <w:rPr>
+          <w:rFonts w:asciiTheme="minorBidi" w:hAnsiTheme="minorBidi"/>
+          <w:b/>
+          <w:bCs/>
+          <w:noProof/>
+          <w:rtl/>
+        </w:rPr>
+      </w:pPr>
+      <w:r>
+        <w:rPr>
+          <w:rFonts w:asciiTheme="minorBidi" w:hAnsiTheme="minorBidi"/>
+          <w:b/>
+          <w:bCs/>
+          <w:noProof/>
+          <w:lang w:bidi="fa-IR"/>
+        </w:rPr>
+        <w:t>Makefile</w:t>
+      </w:r>
+      <w:r>
+        <w:rPr>
+          <w:rFonts w:asciiTheme="minorBidi" w:hAnsiTheme="minorBidi"/>
+          <w:b/>
+          <w:bCs/>
+          <w:noProof/>
+          <w:rtl/>
+        </w:rPr>
+        <w:t> (دستورات میانبر اجرای پروژه و تست‌ها)</w:t>
+      </w:r>
+    </w:p>
+    <w:p>
+      <w:pPr>
+        <w:jc w:val="both"/>
+        <w:rPr>
+          <w:rFonts w:asciiTheme="minorBidi" w:hAnsiTheme="minorBidi"/>
+          <w:b/>
+          <w:bCs/>
+          <w:noProof/>
+          <w:rtl/>
+        </w:rPr>
+      </w:pPr>
+    </w:p>
+    <w:p>
+      <w:pPr>
+        <w:pStyle w:val="ListParagraph"/>
+        <w:numPr>
+          <w:ilvl w:val="0"/>
+          <w:numId w:val="3"/>
+        </w:numPr>
+        <w:jc w:val="both"/>
+        <w:rPr>
+          <w:rFonts w:asciiTheme="minorBidi" w:hAnsiTheme="minorBidi"/>
+          <w:b/>
+          <w:bCs/>
+          <w:noProof/>
+          <w:rtl/>
+        </w:rPr>
+      </w:pPr>
+      <w:r>
+        <w:rPr>
+          <w:rFonts w:asciiTheme="minorBidi" w:hAnsiTheme="minorBidi"/>
+          <w:b/>
+          <w:bCs/>
+          <w:noProof/>
+          <w:lang w:bidi="fa-IR"/>
+        </w:rPr>
+        <w:t>README.md</w:t>
+      </w:r>
+      <w:r>
+        <w:rPr>
+          <w:rFonts w:asciiTheme="minorBidi" w:hAnsiTheme="minorBidi"/>
+          <w:b/>
+          <w:bCs/>
+          <w:noProof/>
+          <w:rtl/>
+        </w:rPr>
+        <w:t> (مستندات راهنمای پروژه)</w:t>
+      </w:r>
+    </w:p>
+    <w:p>
+      <w:pPr>
+        <w:jc w:val="both"/>
+        <w:rPr>
+          <w:rFonts w:asciiTheme="minorBidi" w:hAnsiTheme="minorBidi"/>
+          <w:b/>
+          <w:bCs/>
+          <w:noProof/>
+          <w:rtl/>
+        </w:rPr>
+      </w:pPr>
+    </w:p>
+    <w:p>
+      <w:pPr>
+        <w:pStyle w:val="ListParagraph"/>
+        <w:numPr>
+          <w:ilvl w:val="0"/>
+          <w:numId w:val="3"/>
+        </w:numPr>
+        <w:jc w:val="both"/>
+        <w:rPr>
+          <w:rFonts w:asciiTheme="minorBidi" w:hAnsiTheme="minorBidi"/>
+          <w:b/>
+          <w:bCs/>
+          <w:noProof/>
+          <w:rtl/>
+        </w:rPr>
+      </w:pPr>
+      <w:r>
+        <w:rPr>
+          <w:rFonts w:asciiTheme="minorBidi" w:hAnsiTheme="minorBidi"/>
+          <w:b/>
+          <w:bCs/>
+          <w:noProof/>
+          <w:lang w:bidi="fa-IR"/>
+        </w:rPr>
+        <w:lastRenderedPageBreak/>
+        <w:t>docker-compose.yml</w:t>
+      </w:r>
+      <w:r>
+        <w:rPr>
+          <w:rFonts w:asciiTheme="minorBidi" w:hAnsiTheme="minorBidi"/>
+          <w:b/>
+          <w:bCs/>
+          <w:noProof/>
+          <w:rtl/>
+        </w:rPr>
+        <w:t> (پیکربندی اجرای کانتینرها)</w:t>
+      </w:r>
+    </w:p>
+    <w:p>
+      <w:pPr>
+        <w:jc w:val="both"/>
+        <w:rPr>
+          <w:rFonts w:asciiTheme="minorBidi" w:hAnsiTheme="minorBidi"/>
+          <w:b/>
+          <w:bCs/>
+          <w:noProof/>
+          <w:rtl/>
+        </w:rPr>
+      </w:pPr>
+    </w:p>
+    <w:p>
+      <w:pPr>
+        <w:pStyle w:val="ListParagraph"/>
+        <w:numPr>
+          <w:ilvl w:val="0"/>
+          <w:numId w:val="3"/>
+        </w:numPr>
+        <w:jc w:val="both"/>
+        <w:rPr>
+          <w:rFonts w:asciiTheme="minorBidi" w:hAnsiTheme="minorBidi"/>
+          <w:b/>
+          <w:bCs/>
+          <w:noProof/>
+          <w:rtl/>
+        </w:rPr>
+      </w:pPr>
+      <w:r>
+        <w:rPr>
+          <w:rFonts w:asciiTheme="minorBidi" w:hAnsiTheme="minorBidi"/>
+          <w:b/>
+          <w:bCs/>
+          <w:noProof/>
+          <w:lang w:bidi="fa-IR"/>
+        </w:rPr>
+        <w:t>pyproject.toml</w:t>
+      </w:r>
+      <w:r>
+        <w:rPr>
+          <w:rFonts w:asciiTheme="minorBidi" w:hAnsiTheme="minorBidi"/>
+          <w:b/>
+          <w:bCs/>
+          <w:noProof/>
+          <w:rtl/>
+        </w:rPr>
+        <w:t> (تنظیمات پروژه‌های پایتونی مدرن)</w:t>
+      </w:r>
+    </w:p>
+    <w:p>
+      <w:pPr>
+        <w:jc w:val="both"/>
+        <w:rPr>
+          <w:rFonts w:asciiTheme="minorBidi" w:hAnsiTheme="minorBidi"/>
+          <w:b/>
+          <w:bCs/>
+          <w:noProof/>
+          <w:rtl/>
+        </w:rPr>
+      </w:pPr>
+    </w:p>
+    <w:p>
+      <w:pPr>
+        <w:pStyle w:val="ListParagraph"/>
+        <w:numPr>
+          <w:ilvl w:val="0"/>
+          <w:numId w:val="3"/>
+        </w:numPr>
+        <w:jc w:val="both"/>
+        <w:rPr>
+          <w:rFonts w:asciiTheme="minorBidi" w:hAnsiTheme="minorBidi"/>
+          <w:b/>
+          <w:bCs/>
+          <w:noProof/>
+          <w:rtl/>
+        </w:rPr>
+      </w:pPr>
+      <w:r>
+        <w:rPr>
+          <w:rFonts w:asciiTheme="minorBidi" w:hAnsiTheme="minorBidi"/>
+          <w:b/>
+          <w:bCs/>
+          <w:noProof/>
+          <w:lang w:bidi="fa-IR"/>
+        </w:rPr>
+        <w:t>requirements.txt</w:t>
+      </w:r>
+      <w:r>
+        <w:rPr>
+          <w:rFonts w:asciiTheme="minorBidi" w:hAnsiTheme="minorBidi"/>
+          <w:b/>
+          <w:bCs/>
+          <w:noProof/>
+          <w:rtl/>
+        </w:rPr>
+        <w:t> (لیست وابستگی‌ها و کتابخانه‌ها)</w:t>
+      </w:r>
+    </w:p>
+    <w:p>
+      <w:pPr>
+        <w:jc w:val="both"/>
+        <w:rPr>
+          <w:rFonts w:asciiTheme="minorBidi" w:hAnsiTheme="minorBidi"/>
+          <w:b/>
+          <w:bCs/>
+          <w:noProof/>
+          <w:rtl/>
+        </w:rPr>
+      </w:pPr>
+    </w:p>
+    <w:p>
+      <w:pPr>
+        <w:pStyle w:val="ListParagraph"/>
+        <w:numPr>
+          <w:ilvl w:val="0"/>
+          <w:numId w:val="3"/>
+        </w:numPr>
+        <w:jc w:val="both"/>
+        <w:rPr>
+          <w:rFonts w:asciiTheme="minorBidi" w:hAnsiTheme="minorBidi"/>
+          <w:b/>
+          <w:bCs/>
+          <w:noProof/>
+        </w:rPr>
+      </w:pPr>
+      <w:r>
+        <w:rPr>
+          <w:rFonts w:asciiTheme="minorBidi" w:hAnsiTheme="minorBidi"/>
+          <w:b/>
+          <w:bCs/>
+          <w:noProof/>
+          <w:lang w:bidi="fa-IR"/>
+        </w:rPr>
+        <w:t>realtime_client.py</w:t>
+      </w:r>
+      <w:r>
+        <w:rPr>
+          <w:rFonts w:asciiTheme="minorBidi" w:hAnsiTheme="minorBidi"/>
+          <w:b/>
+          <w:bCs/>
+          <w:noProof/>
+          <w:rtl/>
+        </w:rPr>
+        <w:t> (اسکریپت کلاینت برای تست ارتباط بلادرنگ)</w:t>
+      </w:r>
+    </w:p>
+    <w:p>
+      <w:pPr>
+        <w:pStyle w:val="ListParagraph"/>
+        <w:rPr>
+          <w:rFonts w:asciiTheme="minorBidi" w:hAnsiTheme="minorBidi"/>
+          <w:noProof/>
+        </w:rPr>
+      </w:pPr>
+    </w:p>
+    <w:p>
+      <w:pPr>
+        <w:jc w:val="both"/>
+        <w:rPr>
+          <w:rFonts w:asciiTheme="minorBidi" w:hAnsiTheme="minorBidi"/>
+          <w:noProof/>
+        </w:rPr>
+      </w:pPr>
+    </w:p>
+    <w:p>
+      <w:pPr>
+        <w:jc w:val="both"/>
+        <w:rPr>
+          <w:rFonts w:asciiTheme="minorBidi" w:hAnsiTheme="minorBidi"/>
+          <w:noProof/>
+        </w:rPr>
+      </w:pPr>
+    </w:p>
+    <w:p>
+      <w:pPr>
+        <w:jc w:val="both"/>
+        <w:rPr>
+          <w:rFonts w:asciiTheme="minorBidi" w:hAnsiTheme="minorBidi"/>
+          <w:noProof/>
+          <w:rtl/>
+        </w:rPr>
+      </w:pPr>
+      <w:r>
+        <w:rPr>
+          <w:rFonts w:asciiTheme="minorBidi" w:hAnsiTheme="minorBidi"/>
+          <w:noProof/>
+        </w:rPr>
+        <w:pict>
+          <v:rect id="_x0000_i1041" alt="" style="width:468pt;height:.05pt;mso-width-percent:0;mso-height-percent:0;mso-width-percent:0;mso-height-percent:0" o:hralign="center" o:hrstd="t" o:hr="t" fillcolor="#a0a0a0" stroked="f"/>
+        </w:pict>
+      </w:r>
+    </w:p>
+    <w:p>
+      <w:pPr>
+        <w:jc w:val="both"/>
+        <w:rPr>
+          <w:rFonts w:asciiTheme="minorBidi" w:hAnsiTheme="minorBidi"/>
+          <w:noProof/>
+          <w:rtl/>
+        </w:rPr>
+      </w:pPr>
+    </w:p>
+    <w:p>
+      <w:pPr>
+        <w:pStyle w:val="Heading2"/>
+        <w:bidi/>
+        <w:rPr>
+          <w:b/>
+          <w:bCs/>
+          <w:noProof/>
+          <w:rtl/>
+        </w:rPr>
+      </w:pPr>
+      <w:r>
+        <w:rPr>
+          <w:b/>
+          <w:bCs/>
+          <w:noProof/>
+          <w:rtl/>
+        </w:rPr>
+        <w:t>پوشه </w:t>
+      </w:r>
+      <w:r>
+        <w:rPr>
+          <w:b/>
+          <w:bCs/>
+          <w:noProof/>
+          <w:lang w:bidi="fa-IR"/>
+        </w:rPr>
+        <w:t>app</w:t>
+      </w:r>
+      <w:r>
+        <w:rPr>
+          <w:b/>
+          <w:bCs/>
+          <w:noProof/>
+          <w:rtl/>
+        </w:rPr>
+        <w:t> (هسته اصلی اپلیکیشن):</w:t>
+      </w:r>
+    </w:p>
+    <w:p>
+      <w:pPr>
+        <w:jc w:val="both"/>
+        <w:rPr>
+          <w:rFonts w:asciiTheme="minorBidi" w:hAnsiTheme="minorBidi"/>
+          <w:noProof/>
+          <w:rtl/>
+        </w:rPr>
+      </w:pPr>
+    </w:p>
+    <w:p>
+      <w:pPr>
+        <w:pStyle w:val="ListParagraph"/>
+        <w:numPr>
+          <w:ilvl w:val="0"/>
+          <w:numId w:val="4"/>
+        </w:numPr>
+        <w:jc w:val="both"/>
+        <w:rPr>
+          <w:rFonts w:asciiTheme="minorBidi" w:hAnsiTheme="minorBidi"/>
+          <w:b/>
+          <w:bCs/>
+          <w:noProof/>
+          <w:rtl/>
+        </w:rPr>
+      </w:pPr>
+      <w:r>
+        <w:rPr>
+          <w:rFonts w:asciiTheme="minorBidi" w:hAnsiTheme="minorBidi"/>
+          <w:b/>
+          <w:bCs/>
+          <w:noProof/>
+          <w:lang w:bidi="fa-IR"/>
+        </w:rPr>
+        <w:t>main.py</w:t>
+      </w:r>
+      <w:r>
+        <w:rPr>
+          <w:rFonts w:asciiTheme="minorBidi" w:hAnsiTheme="minorBidi"/>
+          <w:b/>
+          <w:bCs/>
+          <w:noProof/>
+          <w:rtl/>
+        </w:rPr>
+        <w:t xml:space="preserve"> (نقطه شروع اجرای برنامه </w:t>
+      </w:r>
+      <w:r>
+        <w:rPr>
+          <w:rFonts w:asciiTheme="minorBidi" w:hAnsiTheme="minorBidi"/>
+          <w:b/>
+          <w:bCs/>
+          <w:noProof/>
+          <w:lang w:bidi="fa-IR"/>
+        </w:rPr>
+        <w:t>FastAPI</w:t>
+      </w:r>
+      <w:r>
+        <w:rPr>
+          <w:rFonts w:asciiTheme="minorBidi" w:hAnsiTheme="minorBidi"/>
+          <w:b/>
+          <w:bCs/>
+          <w:noProof/>
+          <w:rtl/>
+        </w:rPr>
+        <w:t>)</w:t>
+      </w:r>
+    </w:p>
+    <w:p>
+      <w:pPr>
+        <w:pStyle w:val="ListParagraph"/>
+        <w:numPr>
+          <w:ilvl w:val="1"/>
+          <w:numId w:val="4"/>
+        </w:numPr>
+        <w:jc w:val="both"/>
+        <w:rPr>
+          <w:rFonts w:asciiTheme="minorBidi" w:hAnsiTheme="minorBidi"/>
+          <w:b/>
+          <w:bCs/>
+          <w:noProof/>
+          <w:rtl/>
+        </w:rPr>
+      </w:pPr>
+      <w:r>
+        <w:rPr>
+          <w:rFonts w:asciiTheme="minorBidi" w:hAnsiTheme="minorBidi"/>
+          <w:b/>
+          <w:bCs/>
+          <w:noProof/>
+          <w:rtl/>
+        </w:rPr>
+        <w:br/>
+      </w:r>
+      <w:r>
+        <w:rPr>
+          <w:rFonts w:asciiTheme="minorBidi" w:hAnsiTheme="minorBidi"/>
+          <w:b/>
+          <w:bCs/>
+          <w:noProof/>
+          <w:lang w:bidi="fa-IR"/>
+        </w:rPr>
+        <w:t>init__.cpython-313.pyc</w:t>
+      </w:r>
+    </w:p>
+    <w:p>
+      <w:pPr>
+        <w:pStyle w:val="ListParagraph"/>
+        <w:numPr>
+          <w:ilvl w:val="1"/>
+          <w:numId w:val="4"/>
+        </w:numPr>
+        <w:jc w:val="both"/>
+        <w:rPr>
+          <w:rFonts w:asciiTheme="minorBidi" w:hAnsiTheme="minorBidi"/>
+          <w:b/>
+          <w:bCs/>
+          <w:noProof/>
+        </w:rPr>
+      </w:pPr>
+      <w:r>
+        <w:rPr>
+          <w:rFonts w:asciiTheme="minorBidi" w:hAnsiTheme="minorBidi"/>
+          <w:b/>
+          <w:bCs/>
+          <w:noProof/>
+          <w:lang w:bidi="fa-IR"/>
+        </w:rPr>
+        <w:t>main.cpython-313.pyc</w:t>
+      </w:r>
+    </w:p>
+    <w:p>
+      <w:pPr>
+        <w:pStyle w:val="ListParagraph"/>
+        <w:rPr>
+          <w:rFonts w:asciiTheme="minorBidi" w:hAnsiTheme="minorBidi"/>
+          <w:noProof/>
+        </w:rPr>
+      </w:pPr>
+    </w:p>
+    <w:p>
+      <w:pPr>
+        <w:jc w:val="both"/>
+        <w:rPr>
+          <w:rFonts w:asciiTheme="minorBidi" w:hAnsiTheme="minorBidi"/>
+          <w:noProof/>
+          <w:rtl/>
+        </w:rPr>
+      </w:pPr>
+      <w:r>
+        <w:rPr>
+          <w:rFonts w:asciiTheme="minorBidi" w:hAnsiTheme="minorBidi"/>
+          <w:noProof/>
+        </w:rPr>
+        <w:pict>
+          <v:rect id="_x0000_i1040" alt="" style="width:468pt;height:.05pt;mso-width-percent:0;mso-height-percent:0;mso-width-percent:0;mso-height-percent:0" o:hralign="center" o:hrstd="t" o:hr="t" fillcolor="#a0a0a0" stroked="f"/>
+        </w:pict>
+      </w:r>
+    </w:p>
+    <w:p>
+      <w:pPr>
+        <w:jc w:val="both"/>
+        <w:rPr>
+          <w:rFonts w:asciiTheme="minorBidi" w:hAnsiTheme="minorBidi"/>
+          <w:noProof/>
+          <w:rtl/>
+        </w:rPr>
+      </w:pPr>
+    </w:p>
+    <w:p>
+      <w:pPr>
+        <w:pStyle w:val="Heading2"/>
+        <w:bidi/>
+        <w:rPr>
+          <w:b/>
+          <w:bCs/>
+          <w:noProof/>
+          <w:rtl/>
+        </w:rPr>
+      </w:pPr>
+      <w:r>
+        <w:rPr>
+          <w:b/>
+          <w:bCs/>
+          <w:noProof/>
+          <w:rtl/>
+        </w:rPr>
+        <w:t>پوشه </w:t>
+      </w:r>
+      <w:r>
+        <w:rPr>
+          <w:b/>
+          <w:bCs/>
+          <w:noProof/>
+          <w:lang w:bidi="fa-IR"/>
+        </w:rPr>
+        <w:t>api</w:t>
+      </w:r>
+      <w:r>
+        <w:rPr>
+          <w:b/>
+          <w:bCs/>
+          <w:noProof/>
+          <w:rtl/>
+        </w:rPr>
+        <w:t> (رابط برنامه‌نویسی و مسیرها):</w:t>
+      </w:r>
+    </w:p>
+    <w:p>
+      <w:pPr>
+        <w:jc w:val="both"/>
+        <w:rPr>
+          <w:rFonts w:asciiTheme="minorBidi" w:hAnsiTheme="minorBidi"/>
+          <w:noProof/>
+          <w:rtl/>
+        </w:rPr>
+      </w:pPr>
+      <w:r>
+        <w:rPr>
+          <w:rFonts w:asciiTheme="minorBidi" w:hAnsiTheme="minorBidi"/>
+          <w:noProof/>
+          <w:rtl/>
+        </w:rPr>
+        <w:br/>
+      </w:r>
+    </w:p>
+    <w:p>
+      <w:pPr>
+        <w:pStyle w:val="ListParagraph"/>
+        <w:numPr>
+          <w:ilvl w:val="0"/>
+          <w:numId w:val="5"/>
+        </w:numPr>
+        <w:jc w:val="both"/>
+        <w:rPr>
+          <w:rFonts w:asciiTheme="minorBidi" w:hAnsiTheme="minorBidi"/>
+          <w:b/>
+          <w:bCs/>
+          <w:noProof/>
+          <w:rtl/>
+        </w:rPr>
+      </w:pPr>
+      <w:r>
+        <w:rPr>
+          <w:rFonts w:asciiTheme="minorBidi" w:hAnsiTheme="minorBidi"/>
+          <w:b/>
+          <w:bCs/>
+          <w:noProof/>
+          <w:lang w:bidi="fa-IR"/>
+        </w:rPr>
+        <w:t>dependencies.py</w:t>
+      </w:r>
+    </w:p>
+    <w:p>
+      <w:pPr>
+        <w:jc w:val="both"/>
+        <w:rPr>
+          <w:rFonts w:asciiTheme="minorBidi" w:hAnsiTheme="minorBidi"/>
+          <w:b/>
+          <w:bCs/>
+          <w:noProof/>
+          <w:rtl/>
+        </w:rPr>
+      </w:pPr>
+    </w:p>
+    <w:p>
+      <w:pPr>
+        <w:pStyle w:val="ListParagraph"/>
+        <w:numPr>
+          <w:ilvl w:val="0"/>
+          <w:numId w:val="5"/>
+        </w:numPr>
+        <w:jc w:val="both"/>
+        <w:rPr>
+          <w:rFonts w:asciiTheme="minorBidi" w:hAnsiTheme="minorBidi"/>
+          <w:b/>
+          <w:bCs/>
+          <w:noProof/>
+          <w:rtl/>
+        </w:rPr>
+      </w:pPr>
+      <w:r>
+        <w:rPr>
+          <w:rFonts w:asciiTheme="minorBidi" w:hAnsiTheme="minorBidi"/>
+          <w:b/>
+          <w:bCs/>
+          <w:noProof/>
+          <w:lang w:bidi="fa-IR"/>
+        </w:rPr>
+        <w:t>routes</w:t>
+      </w:r>
+    </w:p>
+    <w:p>
+      <w:pPr>
+        <w:jc w:val="both"/>
+        <w:rPr>
+          <w:rFonts w:asciiTheme="minorBidi" w:hAnsiTheme="minorBidi"/>
+          <w:b/>
+          <w:bCs/>
+          <w:noProof/>
+          <w:rtl/>
+        </w:rPr>
+      </w:pPr>
+    </w:p>
+    <w:p>
+      <w:pPr>
+        <w:pStyle w:val="ListParagraph"/>
+        <w:numPr>
+          <w:ilvl w:val="0"/>
+          <w:numId w:val="5"/>
+        </w:numPr>
+        <w:jc w:val="both"/>
+        <w:rPr>
+          <w:rFonts w:asciiTheme="minorBidi" w:hAnsiTheme="minorBidi"/>
+          <w:b/>
+          <w:bCs/>
+          <w:noProof/>
+          <w:rtl/>
+        </w:rPr>
+      </w:pPr>
+      <w:r>
+        <w:rPr>
+          <w:rFonts w:asciiTheme="minorBidi" w:hAnsiTheme="minorBidi"/>
+          <w:b/>
+          <w:bCs/>
+          <w:noProof/>
+          <w:lang w:bidi="fa-IR"/>
+        </w:rPr>
+        <w:t>schemas</w:t>
+      </w:r>
+    </w:p>
+    <w:p>
+      <w:pPr>
+        <w:jc w:val="both"/>
+        <w:rPr>
+          <w:rFonts w:asciiTheme="minorBidi" w:hAnsiTheme="minorBidi"/>
+          <w:noProof/>
+          <w:rtl/>
+        </w:rPr>
+      </w:pPr>
+    </w:p>
+    <w:p>
+      <w:pPr>
+        <w:rPr>
+          <w:rFonts w:asciiTheme="minorBidi" w:hAnsiTheme="minorBidi"/>
+          <w:noProof/>
+        </w:rPr>
+      </w:pPr>
+    </w:p>
+    <w:p>
+      <w:pPr>
+        <w:jc w:val="both"/>
+        <w:rPr>
+          <w:rFonts w:asciiTheme="minorBidi" w:hAnsiTheme="minorBidi"/>
+          <w:noProof/>
+        </w:rPr>
+      </w:pPr>
+    </w:p>
+    <w:p>
+      <w:pPr>
+        <w:jc w:val="both"/>
+        <w:rPr>
+          <w:rFonts w:asciiTheme="minorBidi" w:hAnsiTheme="minorBidi"/>
+          <w:noProof/>
+          <w:rtl/>
+        </w:rPr>
+      </w:pPr>
+      <w:r>
+        <w:rPr>
+          <w:rFonts w:asciiTheme="minorBidi" w:hAnsiTheme="minorBidi"/>
+          <w:noProof/>
+        </w:rPr>
+        <w:pict>
+          <v:rect id="_x0000_i1039" alt="" style="width:468pt;height:.05pt;mso-width-percent:0;mso-height-percent:0;mso-width-percent:0;mso-height-percent:0" o:hralign="center" o:hrstd="t" o:hr="t" fillcolor="#a0a0a0" stroked="f"/>
+        </w:pict>
+      </w:r>
+    </w:p>
+    <w:p>
+      <w:pPr>
+        <w:jc w:val="both"/>
+        <w:rPr>
+          <w:rFonts w:asciiTheme="minorBidi" w:hAnsiTheme="minorBidi"/>
+          <w:noProof/>
+          <w:rtl/>
+        </w:rPr>
+      </w:pPr>
+    </w:p>
+    <w:p>
+      <w:pPr>
+        <w:pStyle w:val="Heading2"/>
+        <w:bidi/>
+        <w:rPr>
+          <w:b/>
+          <w:bCs/>
+          <w:noProof/>
+          <w:rtl/>
+        </w:rPr>
+      </w:pPr>
+      <w:r>
+        <w:rPr>
+          <w:b/>
+          <w:bCs/>
+          <w:noProof/>
+          <w:rtl/>
+        </w:rPr>
+        <w:t>پوشه </w:t>
+      </w:r>
+      <w:r>
+        <w:rPr>
+          <w:b/>
+          <w:bCs/>
+          <w:noProof/>
+          <w:lang w:bidi="fa-IR"/>
+        </w:rPr>
+        <w:t>core</w:t>
+      </w:r>
+      <w:r>
+        <w:rPr>
+          <w:b/>
+          <w:bCs/>
+          <w:noProof/>
+          <w:rtl/>
+        </w:rPr>
+        <w:t> (تنظیمات مرکزی، امنیت و لاگ‌ها):</w:t>
+      </w:r>
+    </w:p>
+    <w:p>
+      <w:pPr>
+        <w:jc w:val="both"/>
+        <w:rPr>
+          <w:rFonts w:asciiTheme="minorBidi" w:hAnsiTheme="minorBidi"/>
+          <w:noProof/>
+          <w:rtl/>
+        </w:rPr>
+      </w:pPr>
+    </w:p>
+    <w:p>
+      <w:pPr>
+        <w:pStyle w:val="ListParagraph"/>
+        <w:numPr>
+          <w:ilvl w:val="0"/>
+          <w:numId w:val="6"/>
+        </w:numPr>
+        <w:jc w:val="both"/>
+        <w:rPr>
+          <w:rFonts w:asciiTheme="minorBidi" w:hAnsiTheme="minorBidi"/>
+          <w:b/>
+          <w:bCs/>
+          <w:noProof/>
+          <w:rtl/>
+        </w:rPr>
+      </w:pPr>
+      <w:r>
+        <w:rPr>
+          <w:rFonts w:asciiTheme="minorBidi" w:hAnsiTheme="minorBidi"/>
+          <w:b/>
+          <w:bCs/>
+          <w:noProof/>
+          <w:lang w:bidi="fa-IR"/>
+        </w:rPr>
+        <w:t>config.py</w:t>
+      </w:r>
+    </w:p>
+    <w:p>
+      <w:pPr>
+        <w:jc w:val="both"/>
+        <w:rPr>
+          <w:rFonts w:asciiTheme="minorBidi" w:hAnsiTheme="minorBidi"/>
+          <w:b/>
+          <w:bCs/>
+          <w:noProof/>
+          <w:rtl/>
+        </w:rPr>
+      </w:pPr>
+    </w:p>
+    <w:p>
+      <w:pPr>
+        <w:pStyle w:val="ListParagraph"/>
+        <w:numPr>
+          <w:ilvl w:val="0"/>
+          <w:numId w:val="6"/>
+        </w:numPr>
+        <w:jc w:val="both"/>
+        <w:rPr>
+          <w:rFonts w:asciiTheme="minorBidi" w:hAnsiTheme="minorBidi"/>
+          <w:b/>
+          <w:bCs/>
+          <w:noProof/>
+          <w:rtl/>
+        </w:rPr>
+      </w:pPr>
+      <w:r>
+        <w:rPr>
+          <w:rFonts w:asciiTheme="minorBidi" w:hAnsiTheme="minorBidi"/>
+          <w:b/>
+          <w:bCs/>
+          <w:noProof/>
+          <w:lang w:bidi="fa-IR"/>
+        </w:rPr>
+        <w:t>exceptions.py</w:t>
+      </w:r>
+    </w:p>
+    <w:p>
+      <w:pPr>
+        <w:jc w:val="both"/>
+        <w:rPr>
+          <w:rFonts w:asciiTheme="minorBidi" w:hAnsiTheme="minorBidi"/>
+          <w:b/>
+          <w:bCs/>
+          <w:noProof/>
+          <w:rtl/>
+        </w:rPr>
+      </w:pPr>
+    </w:p>
+    <w:p>
+      <w:pPr>
+        <w:pStyle w:val="ListParagraph"/>
+        <w:numPr>
+          <w:ilvl w:val="0"/>
+          <w:numId w:val="6"/>
+        </w:numPr>
+        <w:jc w:val="both"/>
+        <w:rPr>
+          <w:rFonts w:asciiTheme="minorBidi" w:hAnsiTheme="minorBidi"/>
+          <w:b/>
+          <w:bCs/>
+          <w:noProof/>
+          <w:rtl/>
+        </w:rPr>
+      </w:pPr>
+      <w:r>
+        <w:rPr>
+          <w:rFonts w:asciiTheme="minorBidi" w:hAnsiTheme="minorBidi"/>
+          <w:b/>
+          <w:bCs/>
+          <w:noProof/>
+          <w:lang w:bidi="fa-IR"/>
+        </w:rPr>
+        <w:t>logging.py</w:t>
+      </w:r>
+    </w:p>
+    <w:p>
+      <w:pPr>
+        <w:jc w:val="both"/>
+        <w:rPr>
+          <w:rFonts w:asciiTheme="minorBidi" w:hAnsiTheme="minorBidi"/>
+          <w:b/>
+          <w:bCs/>
+          <w:noProof/>
+          <w:rtl/>
+        </w:rPr>
+      </w:pPr>
+    </w:p>
+    <w:p>
+      <w:pPr>
+        <w:pStyle w:val="ListParagraph"/>
+        <w:numPr>
+          <w:ilvl w:val="0"/>
+          <w:numId w:val="6"/>
+        </w:numPr>
+        <w:jc w:val="both"/>
+        <w:rPr>
+          <w:rFonts w:asciiTheme="minorBidi" w:hAnsiTheme="minorBidi"/>
+          <w:b/>
+          <w:bCs/>
+          <w:noProof/>
+          <w:rtl/>
+        </w:rPr>
+      </w:pPr>
+      <w:r>
+        <w:rPr>
+          <w:rFonts w:asciiTheme="minorBidi" w:hAnsiTheme="minorBidi"/>
+          <w:b/>
+          <w:bCs/>
+          <w:noProof/>
+          <w:lang w:bidi="fa-IR"/>
+        </w:rPr>
+        <w:t>request_id.py</w:t>
+      </w:r>
+    </w:p>
+    <w:p>
+      <w:pPr>
+        <w:jc w:val="both"/>
+        <w:rPr>
+          <w:rFonts w:asciiTheme="minorBidi" w:hAnsiTheme="minorBidi"/>
+          <w:b/>
+          <w:bCs/>
+          <w:noProof/>
+          <w:rtl/>
+        </w:rPr>
+      </w:pPr>
+    </w:p>
+    <w:p>
+      <w:pPr>
+        <w:pStyle w:val="ListParagraph"/>
+        <w:numPr>
+          <w:ilvl w:val="0"/>
+          <w:numId w:val="6"/>
+        </w:numPr>
+        <w:jc w:val="both"/>
+        <w:rPr>
+          <w:rFonts w:asciiTheme="minorBidi" w:hAnsiTheme="minorBidi"/>
+          <w:b/>
+          <w:bCs/>
+          <w:noProof/>
+          <w:rtl/>
+        </w:rPr>
+      </w:pPr>
+      <w:r>
+        <w:rPr>
+          <w:rFonts w:asciiTheme="minorBidi" w:hAnsiTheme="minorBidi"/>
+          <w:b/>
+          <w:bCs/>
+          <w:noProof/>
+          <w:lang w:bidi="fa-IR"/>
+        </w:rPr>
+        <w:t>security.py</w:t>
+      </w:r>
+    </w:p>
+    <w:p>
+      <w:pPr>
+        <w:jc w:val="both"/>
+        <w:rPr>
+          <w:rFonts w:asciiTheme="minorBidi" w:hAnsiTheme="minorBidi"/>
+          <w:noProof/>
+          <w:rtl/>
+        </w:rPr>
+      </w:pPr>
+    </w:p>
+    <w:p>
+      <w:pPr>
+        <w:pStyle w:val="ListParagraph"/>
+        <w:rPr>
+          <w:rFonts w:asciiTheme="minorBidi" w:hAnsiTheme="minorBidi"/>
+          <w:noProof/>
+        </w:rPr>
+      </w:pPr>
+    </w:p>
+    <w:p>
+      <w:pPr>
+        <w:jc w:val="both"/>
+        <w:rPr>
+          <w:rFonts w:asciiTheme="minorBidi" w:hAnsiTheme="minorBidi"/>
+          <w:noProof/>
+          <w:rtl/>
+        </w:rPr>
+      </w:pPr>
+      <w:r>
+        <w:rPr>
+          <w:rFonts w:asciiTheme="minorBidi" w:hAnsiTheme="minorBidi"/>
+          <w:noProof/>
+        </w:rPr>
+        <w:pict>
+          <v:rect id="_x0000_i1038" alt="" style="width:468pt;height:.05pt;mso-width-percent:0;mso-height-percent:0;mso-width-percent:0;mso-height-percent:0" o:hralign="center" o:hrstd="t" o:hr="t" fillcolor="#a0a0a0" stroked="f"/>
+        </w:pict>
+      </w:r>
+    </w:p>
+    <w:p>
+      <w:pPr>
+        <w:jc w:val="both"/>
+        <w:rPr>
+          <w:rFonts w:asciiTheme="minorBidi" w:hAnsiTheme="minorBidi"/>
+          <w:noProof/>
+          <w:rtl/>
+        </w:rPr>
+      </w:pPr>
+    </w:p>
+    <w:p>
+      <w:pPr>
+        <w:pStyle w:val="Heading2"/>
+        <w:bidi/>
+        <w:rPr>
+          <w:b/>
+          <w:bCs/>
+          <w:noProof/>
+          <w:rtl/>
+        </w:rPr>
+      </w:pPr>
+      <w:r>
+        <w:rPr>
+          <w:b/>
+          <w:bCs/>
+          <w:noProof/>
+          <w:rtl/>
+        </w:rPr>
+        <w:t>پوشه </w:t>
+      </w:r>
+      <w:r>
+        <w:rPr>
+          <w:b/>
+          <w:bCs/>
+          <w:noProof/>
+          <w:lang w:bidi="fa-IR"/>
+        </w:rPr>
+        <w:t>inference</w:t>
+      </w:r>
+      <w:r>
+        <w:rPr>
+          <w:b/>
+          <w:bCs/>
+          <w:noProof/>
+          <w:rtl/>
+        </w:rPr>
+        <w:t> (موتور استنتاج هوش مصنوعی):</w:t>
+      </w:r>
+    </w:p>
+    <w:p>
+      <w:pPr>
+        <w:pStyle w:val="ListParagraph"/>
+        <w:numPr>
+          <w:ilvl w:val="0"/>
+          <w:numId w:val="8"/>
+        </w:numPr>
+        <w:jc w:val="both"/>
+        <w:rPr>
+          <w:rFonts w:asciiTheme="minorBidi" w:hAnsiTheme="minorBidi"/>
+          <w:b/>
+          <w:bCs/>
+          <w:noProof/>
+          <w:rtl/>
+        </w:rPr>
+      </w:pPr>
+      <w:r>
+        <w:rPr>
+          <w:rFonts w:asciiTheme="minorBidi" w:hAnsiTheme="minorBidi"/>
+          <w:b/>
+          <w:bCs/>
+          <w:noProof/>
+          <w:rtl/>
+        </w:rPr>
+        <w:br/>
+      </w:r>
+      <w:r>
+        <w:rPr>
+          <w:rFonts w:asciiTheme="minorBidi" w:hAnsiTheme="minorBidi"/>
+          <w:b/>
+          <w:bCs/>
+          <w:noProof/>
+          <w:lang w:bidi="fa-IR"/>
+        </w:rPr>
+        <w:t>batching.py</w:t>
+      </w:r>
+    </w:p>
+    <w:p>
+      <w:pPr>
+        <w:pStyle w:val="ListParagraph"/>
+        <w:numPr>
+          <w:ilvl w:val="0"/>
+          <w:numId w:val="7"/>
+        </w:numPr>
+        <w:jc w:val="both"/>
+        <w:rPr>
+          <w:rFonts w:asciiTheme="minorBidi" w:hAnsiTheme="minorBidi"/>
+          <w:b/>
+          <w:bCs/>
+          <w:noProof/>
+          <w:rtl/>
+        </w:rPr>
+      </w:pPr>
+      <w:r>
+        <w:rPr>
+          <w:rFonts w:asciiTheme="minorBidi" w:hAnsiTheme="minorBidi"/>
+          <w:b/>
+          <w:bCs/>
+          <w:noProof/>
+          <w:lang w:bidi="fa-IR"/>
+        </w:rPr>
+        <w:t>engine.py</w:t>
+      </w:r>
+    </w:p>
+    <w:p>
+      <w:pPr>
+        <w:pStyle w:val="ListParagraph"/>
+        <w:numPr>
+          <w:ilvl w:val="0"/>
+          <w:numId w:val="7"/>
+        </w:numPr>
+        <w:jc w:val="both"/>
+        <w:rPr>
+          <w:rFonts w:asciiTheme="minorBidi" w:hAnsiTheme="minorBidi"/>
+          <w:b/>
+          <w:bCs/>
+          <w:noProof/>
+          <w:rtl/>
+        </w:rPr>
+      </w:pPr>
+      <w:r>
+        <w:rPr>
+          <w:rFonts w:asciiTheme="minorBidi" w:hAnsiTheme="minorBidi"/>
+          <w:b/>
+          <w:bCs/>
+          <w:noProof/>
+          <w:lang w:bidi="fa-IR"/>
+        </w:rPr>
+        <w:t>postprocessing.py</w:t>
+      </w:r>
+    </w:p>
+    <w:p>
+      <w:pPr>
+        <w:pStyle w:val="ListParagraph"/>
+        <w:numPr>
+          <w:ilvl w:val="0"/>
+          <w:numId w:val="7"/>
+        </w:numPr>
+        <w:jc w:val="both"/>
+        <w:rPr>
+          <w:rFonts w:asciiTheme="minorBidi" w:hAnsiTheme="minorBidi"/>
+          <w:b/>
+          <w:bCs/>
+          <w:noProof/>
+          <w:rtl/>
+        </w:rPr>
+      </w:pPr>
+      <w:r>
+        <w:rPr>
+          <w:rFonts w:asciiTheme="minorBidi" w:hAnsiTheme="minorBidi"/>
+          <w:b/>
+          <w:bCs/>
+          <w:noProof/>
+          <w:lang w:bidi="fa-IR"/>
+        </w:rPr>
+        <w:t>preprocessing.py</w:t>
+      </w:r>
+    </w:p>
+    <w:p>
+      <w:pPr>
+        <w:jc w:val="both"/>
+        <w:rPr>
+          <w:rFonts w:asciiTheme="minorBidi" w:hAnsiTheme="minorBidi"/>
+          <w:noProof/>
+          <w:rtl/>
+        </w:rPr>
+      </w:pPr>
+    </w:p>
+    <w:p>
+      <w:pPr>
+        <w:pStyle w:val="ListParagraph"/>
+        <w:rPr>
+          <w:rFonts w:asciiTheme="minorBidi" w:hAnsiTheme="minorBidi"/>
+          <w:noProof/>
+        </w:rPr>
+      </w:pPr>
+    </w:p>
+    <w:p>
+      <w:pPr>
+        <w:jc w:val="both"/>
+        <w:rPr>
+          <w:rFonts w:asciiTheme="minorBidi" w:hAnsiTheme="minorBidi"/>
+          <w:noProof/>
+        </w:rPr>
+      </w:pPr>
+    </w:p>
+    <w:p>
+      <w:pPr>
+        <w:jc w:val="both"/>
+        <w:rPr>
+          <w:rFonts w:asciiTheme="minorBidi" w:hAnsiTheme="minorBidi"/>
+          <w:noProof/>
+          <w:rtl/>
+        </w:rPr>
+      </w:pPr>
+      <w:r>
+        <w:rPr>
+          <w:rFonts w:asciiTheme="minorBidi" w:hAnsiTheme="minorBidi"/>
+          <w:noProof/>
+        </w:rPr>
+        <w:pict>
+          <v:rect id="_x0000_i1037" alt="" style="width:468pt;height:.05pt;mso-width-percent:0;mso-height-percent:0;mso-width-percent:0;mso-height-percent:0" o:hralign="center" o:hrstd="t" o:hr="t" fillcolor="#a0a0a0" stroked="f"/>
+        </w:pict>
+      </w:r>
+    </w:p>
+    <w:p>
+      <w:pPr>
+        <w:jc w:val="both"/>
+        <w:rPr>
+          <w:rFonts w:asciiTheme="minorBidi" w:hAnsiTheme="minorBidi"/>
+          <w:noProof/>
+          <w:rtl/>
+        </w:rPr>
+      </w:pPr>
+    </w:p>
+    <w:p>
+      <w:pPr>
+        <w:pStyle w:val="Heading2"/>
+        <w:bidi/>
+        <w:rPr>
+          <w:b/>
+          <w:bCs/>
+          <w:noProof/>
+          <w:rtl/>
+        </w:rPr>
+      </w:pPr>
+      <w:r>
+        <w:rPr>
+          <w:b/>
+          <w:bCs/>
+          <w:noProof/>
+          <w:rtl/>
+        </w:rPr>
+        <w:t>پوشه </w:t>
+      </w:r>
+      <w:r>
+        <w:rPr>
+          <w:b/>
+          <w:bCs/>
+          <w:noProof/>
+          <w:lang w:bidi="fa-IR"/>
+        </w:rPr>
+        <w:t>models</w:t>
+      </w:r>
+      <w:r>
+        <w:rPr>
+          <w:b/>
+          <w:bCs/>
+          <w:noProof/>
+          <w:rtl/>
+        </w:rPr>
+        <w:t> (مدیریت بارگذاری و نگهداری مدل‌ها):</w:t>
+      </w:r>
+    </w:p>
+    <w:p>
+      <w:pPr>
+        <w:pStyle w:val="ListParagraph"/>
+        <w:numPr>
+          <w:ilvl w:val="0"/>
+          <w:numId w:val="9"/>
+        </w:numPr>
+        <w:jc w:val="both"/>
+        <w:rPr>
+          <w:rFonts w:asciiTheme="minorBidi" w:hAnsiTheme="minorBidi"/>
+          <w:b/>
+          <w:bCs/>
+          <w:noProof/>
+          <w:rtl/>
+        </w:rPr>
+      </w:pPr>
+      <w:r>
+        <w:rPr>
+          <w:rFonts w:asciiTheme="minorBidi" w:hAnsiTheme="minorBidi"/>
+          <w:b/>
+          <w:bCs/>
+          <w:noProof/>
+          <w:rtl/>
+        </w:rPr>
+        <w:br/>
+      </w:r>
+      <w:r>
+        <w:rPr>
+          <w:rFonts w:asciiTheme="minorBidi" w:hAnsiTheme="minorBidi"/>
+          <w:b/>
+          <w:bCs/>
+          <w:noProof/>
+          <w:lang w:bidi="fa-IR"/>
+        </w:rPr>
+        <w:t>base.py</w:t>
+      </w:r>
+    </w:p>
+    <w:p>
+      <w:pPr>
+        <w:pStyle w:val="ListParagraph"/>
+        <w:numPr>
+          <w:ilvl w:val="0"/>
+          <w:numId w:val="9"/>
+        </w:numPr>
+        <w:jc w:val="both"/>
+        <w:rPr>
+          <w:rFonts w:asciiTheme="minorBidi" w:hAnsiTheme="minorBidi"/>
+          <w:b/>
+          <w:bCs/>
+          <w:noProof/>
+          <w:rtl/>
+        </w:rPr>
+      </w:pPr>
+      <w:r>
+        <w:rPr>
+          <w:rFonts w:asciiTheme="minorBidi" w:hAnsiTheme="minorBidi"/>
+          <w:b/>
+          <w:bCs/>
+          <w:noProof/>
+          <w:lang w:bidi="fa-IR"/>
+        </w:rPr>
+        <w:t>loader.py</w:t>
+      </w:r>
+    </w:p>
+    <w:p>
+      <w:pPr>
+        <w:pStyle w:val="ListParagraph"/>
+        <w:numPr>
+          <w:ilvl w:val="0"/>
+          <w:numId w:val="9"/>
+        </w:numPr>
+        <w:jc w:val="both"/>
+        <w:rPr>
+          <w:rFonts w:asciiTheme="minorBidi" w:hAnsiTheme="minorBidi"/>
+          <w:b/>
+          <w:bCs/>
+          <w:noProof/>
+          <w:rtl/>
+        </w:rPr>
+      </w:pPr>
+      <w:r>
+        <w:rPr>
+          <w:rFonts w:asciiTheme="minorBidi" w:hAnsiTheme="minorBidi"/>
+          <w:b/>
+          <w:bCs/>
+          <w:noProof/>
+          <w:lang w:bidi="fa-IR"/>
+        </w:rPr>
+        <w:t>registry.py</w:t>
+      </w:r>
+    </w:p>
+    <w:p>
+      <w:pPr>
+        <w:pStyle w:val="ListParagraph"/>
+        <w:numPr>
+          <w:ilvl w:val="0"/>
+          <w:numId w:val="9"/>
+        </w:numPr>
+        <w:jc w:val="both"/>
+        <w:rPr>
+          <w:rFonts w:asciiTheme="minorBidi" w:hAnsiTheme="minorBidi"/>
+          <w:b/>
+          <w:bCs/>
+          <w:noProof/>
+          <w:rtl/>
+        </w:rPr>
+      </w:pPr>
+      <w:r>
+        <w:rPr>
+          <w:rFonts w:asciiTheme="minorBidi" w:hAnsiTheme="minorBidi"/>
+          <w:b/>
+          <w:bCs/>
+          <w:noProof/>
+          <w:lang w:bidi="fa-IR"/>
+        </w:rPr>
+        <w:t>ultralytics.py</w:t>
+      </w:r>
+    </w:p>
+    <w:p>
+      <w:pPr>
+        <w:jc w:val="both"/>
+        <w:rPr>
+          <w:rFonts w:asciiTheme="minorBidi" w:hAnsiTheme="minorBidi"/>
+          <w:noProof/>
+          <w:rtl/>
+        </w:rPr>
+      </w:pPr>
+    </w:p>
+    <w:p>
+      <w:pPr>
+        <w:pStyle w:val="ListParagraph"/>
+        <w:rPr>
+          <w:rFonts w:asciiTheme="minorBidi" w:hAnsiTheme="minorBidi"/>
+          <w:noProof/>
+        </w:rPr>
+      </w:pPr>
+    </w:p>
+    <w:p>
+      <w:pPr>
+        <w:jc w:val="both"/>
+        <w:rPr>
+          <w:rFonts w:asciiTheme="minorBidi" w:hAnsiTheme="minorBidi"/>
+          <w:noProof/>
+          <w:rtl/>
+        </w:rPr>
+      </w:pPr>
+      <w:r>
+        <w:rPr>
+          <w:rFonts w:asciiTheme="minorBidi" w:hAnsiTheme="minorBidi"/>
+          <w:noProof/>
+        </w:rPr>
+        <w:pict>
+          <v:rect id="_x0000_i1036" alt="" style="width:468pt;height:.05pt;mso-width-percent:0;mso-height-percent:0;mso-width-percent:0;mso-height-percent:0" o:hralign="center" o:hrstd="t" o:hr="t" fillcolor="#a0a0a0" stroked="f"/>
+        </w:pict>
+      </w:r>
+    </w:p>
+    <w:p>
+      <w:pPr>
+        <w:jc w:val="both"/>
+        <w:rPr>
+          <w:rFonts w:asciiTheme="minorBidi" w:hAnsiTheme="minorBidi"/>
+          <w:noProof/>
+          <w:rtl/>
+        </w:rPr>
+      </w:pPr>
+    </w:p>
+    <w:p>
+      <w:pPr>
+        <w:pStyle w:val="Heading2"/>
+        <w:bidi/>
+        <w:rPr>
+          <w:b/>
+          <w:bCs/>
+          <w:noProof/>
+          <w:rtl/>
+        </w:rPr>
+      </w:pPr>
+      <w:r>
+        <w:rPr>
+          <w:b/>
+          <w:bCs/>
+          <w:noProof/>
+          <w:rtl/>
+        </w:rPr>
+        <w:t>پوشه </w:t>
+      </w:r>
+      <w:r>
+        <w:rPr>
+          <w:b/>
+          <w:bCs/>
+          <w:noProof/>
+          <w:lang w:bidi="fa-IR"/>
+        </w:rPr>
+        <w:t>streaming</w:t>
+      </w:r>
+      <w:r>
+        <w:rPr>
+          <w:b/>
+          <w:bCs/>
+          <w:noProof/>
+          <w:rtl/>
+        </w:rPr>
+        <w:t> (پردازش جریان ویدیویی):</w:t>
+      </w:r>
+    </w:p>
+    <w:p>
+      <w:pPr>
+        <w:pStyle w:val="ListParagraph"/>
+        <w:numPr>
+          <w:ilvl w:val="0"/>
+          <w:numId w:val="10"/>
+        </w:numPr>
+        <w:jc w:val="both"/>
+        <w:rPr>
+          <w:rFonts w:asciiTheme="minorBidi" w:hAnsiTheme="minorBidi"/>
+          <w:b/>
+          <w:bCs/>
+          <w:noProof/>
+          <w:rtl/>
+        </w:rPr>
+      </w:pPr>
+      <w:r>
+        <w:rPr>
+          <w:rFonts w:asciiTheme="minorBidi" w:hAnsiTheme="minorBidi"/>
+          <w:b/>
+          <w:bCs/>
+          <w:noProof/>
+          <w:lang w:bidi="fa-IR"/>
+        </w:rPr>
+        <w:t>pipeline.py</w:t>
+      </w:r>
+    </w:p>
+    <w:p>
+      <w:pPr>
+        <w:pStyle w:val="ListParagraph"/>
+        <w:numPr>
+          <w:ilvl w:val="0"/>
+          <w:numId w:val="10"/>
+        </w:numPr>
+        <w:jc w:val="both"/>
+        <w:rPr>
+          <w:rFonts w:asciiTheme="minorBidi" w:hAnsiTheme="minorBidi"/>
+          <w:b/>
+          <w:bCs/>
+          <w:noProof/>
+          <w:rtl/>
+        </w:rPr>
+      </w:pPr>
+      <w:r>
+        <w:rPr>
+          <w:rFonts w:asciiTheme="minorBidi" w:hAnsiTheme="minorBidi"/>
+          <w:b/>
+          <w:bCs/>
+          <w:noProof/>
+          <w:lang w:bidi="fa-IR"/>
+        </w:rPr>
+        <w:t>websocket.py</w:t>
+      </w:r>
+    </w:p>
+    <w:p>
+      <w:pPr>
+        <w:pStyle w:val="ListParagraph"/>
+        <w:numPr>
+          <w:ilvl w:val="0"/>
+          <w:numId w:val="10"/>
+        </w:numPr>
+        <w:jc w:val="both"/>
+        <w:rPr>
+          <w:rFonts w:asciiTheme="minorBidi" w:hAnsiTheme="minorBidi"/>
+          <w:b/>
+          <w:bCs/>
+          <w:noProof/>
+        </w:rPr>
+      </w:pPr>
+      <w:r>
+        <w:rPr>
+          <w:rFonts w:asciiTheme="minorBidi" w:hAnsiTheme="minorBidi"/>
+          <w:b/>
+          <w:bCs/>
+          <w:noProof/>
+          <w:lang w:bidi="fa-IR"/>
+        </w:rPr>
+        <w:t>sources</w:t>
+      </w:r>
+    </w:p>
+    <w:p>
+      <w:pPr>
+        <w:pStyle w:val="ListParagraph"/>
+        <w:rPr>
+          <w:rFonts w:asciiTheme="minorBidi" w:hAnsiTheme="minorBidi"/>
+          <w:noProof/>
+        </w:rPr>
+      </w:pPr>
+    </w:p>
+    <w:p>
+      <w:pPr>
+        <w:jc w:val="both"/>
+        <w:rPr>
+          <w:rFonts w:asciiTheme="minorBidi" w:hAnsiTheme="minorBidi"/>
+          <w:noProof/>
+          <w:rtl/>
+        </w:rPr>
+      </w:pPr>
+      <w:r>
+        <w:rPr>
+          <w:rFonts w:asciiTheme="minorBidi" w:hAnsiTheme="minorBidi"/>
+          <w:noProof/>
+        </w:rPr>
+        <w:pict>
+          <v:rect id="_x0000_i1035" alt="" style="width:468pt;height:.05pt;mso-width-percent:0;mso-height-percent:0;mso-width-percent:0;mso-height-percent:0" o:hralign="center" o:hrstd="t" o:hr="t" fillcolor="#a0a0a0" stroked="f"/>
+        </w:pict>
+      </w:r>
+    </w:p>
+    <w:p>
+      <w:pPr>
+        <w:jc w:val="both"/>
+        <w:rPr>
+          <w:rFonts w:asciiTheme="minorBidi" w:hAnsiTheme="minorBidi"/>
+          <w:noProof/>
+          <w:rtl/>
+        </w:rPr>
+      </w:pPr>
+    </w:p>
+    <w:p>
+      <w:pPr>
+        <w:pStyle w:val="Heading2"/>
+        <w:bidi/>
+        <w:rPr>
+          <w:b/>
+          <w:bCs/>
+          <w:noProof/>
+          <w:rtl/>
+        </w:rPr>
+      </w:pPr>
+      <w:r>
+        <w:rPr>
+          <w:b/>
+          <w:bCs/>
+          <w:noProof/>
+          <w:rtl/>
+        </w:rPr>
+        <w:t>پوشه </w:t>
+      </w:r>
+      <w:r>
+        <w:rPr>
+          <w:b/>
+          <w:bCs/>
+          <w:noProof/>
+          <w:lang w:bidi="fa-IR"/>
+        </w:rPr>
+        <w:t>configs</w:t>
+      </w:r>
+      <w:r>
+        <w:rPr>
+          <w:b/>
+          <w:bCs/>
+          <w:noProof/>
+          <w:rtl/>
+        </w:rPr>
+        <w:t> (فایل‌های پیکربندی سیستم):</w:t>
+      </w:r>
+    </w:p>
+    <w:p>
+      <w:pPr>
+        <w:jc w:val="both"/>
+        <w:rPr>
+          <w:rFonts w:asciiTheme="minorBidi" w:hAnsiTheme="minorBidi"/>
+          <w:b/>
+          <w:bCs/>
+          <w:noProof/>
+          <w:rtl/>
+        </w:rPr>
+      </w:pPr>
+      <w:r>
+        <w:rPr>
+          <w:rFonts w:asciiTheme="minorBidi" w:hAnsiTheme="minorBidi"/>
+          <w:noProof/>
+          <w:rtl/>
+        </w:rPr>
+        <w:br/>
+      </w:r>
+    </w:p>
+    <w:p>
+      <w:pPr>
+        <w:pStyle w:val="ListParagraph"/>
+        <w:numPr>
+          <w:ilvl w:val="0"/>
+          <w:numId w:val="11"/>
+        </w:numPr>
+        <w:jc w:val="both"/>
+        <w:rPr>
+          <w:rFonts w:asciiTheme="minorBidi" w:hAnsiTheme="minorBidi"/>
+          <w:b/>
+          <w:bCs/>
+          <w:noProof/>
+          <w:rtl/>
+        </w:rPr>
+      </w:pPr>
+      <w:r>
+        <w:rPr>
+          <w:rFonts w:asciiTheme="minorBidi" w:hAnsiTheme="minorBidi"/>
+          <w:b/>
+          <w:bCs/>
+          <w:noProof/>
+          <w:lang w:bidi="fa-IR"/>
+        </w:rPr>
+        <w:t>development.yaml</w:t>
+      </w:r>
+    </w:p>
+    <w:p>
+      <w:pPr>
+        <w:jc w:val="both"/>
+        <w:rPr>
+          <w:rFonts w:asciiTheme="minorBidi" w:hAnsiTheme="minorBidi"/>
+          <w:b/>
+          <w:bCs/>
+          <w:noProof/>
+          <w:rtl/>
+        </w:rPr>
+      </w:pPr>
+    </w:p>
+    <w:p>
+      <w:pPr>
+        <w:pStyle w:val="ListParagraph"/>
+        <w:numPr>
+          <w:ilvl w:val="0"/>
+          <w:numId w:val="11"/>
+        </w:numPr>
+        <w:jc w:val="both"/>
+        <w:rPr>
+          <w:rFonts w:asciiTheme="minorBidi" w:hAnsiTheme="minorBidi"/>
+          <w:b/>
+          <w:bCs/>
+          <w:noProof/>
+          <w:rtl/>
+        </w:rPr>
+      </w:pPr>
+      <w:r>
+        <w:rPr>
+          <w:rFonts w:asciiTheme="minorBidi" w:hAnsiTheme="minorBidi"/>
+          <w:b/>
+          <w:bCs/>
+          <w:noProof/>
+          <w:lang w:bidi="fa-IR"/>
+        </w:rPr>
+        <w:t>models.yaml</w:t>
+      </w:r>
+    </w:p>
+    <w:p>
+      <w:pPr>
+        <w:jc w:val="both"/>
+        <w:rPr>
+          <w:rFonts w:asciiTheme="minorBidi" w:hAnsiTheme="minorBidi"/>
+          <w:b/>
+          <w:bCs/>
+          <w:noProof/>
+          <w:rtl/>
+        </w:rPr>
+      </w:pPr>
+    </w:p>
+    <w:p>
+      <w:pPr>
+        <w:pStyle w:val="ListParagraph"/>
+        <w:numPr>
+          <w:ilvl w:val="0"/>
+          <w:numId w:val="11"/>
+        </w:numPr>
+        <w:jc w:val="both"/>
+        <w:rPr>
+          <w:rFonts w:asciiTheme="minorBidi" w:hAnsiTheme="minorBidi"/>
+          <w:b/>
+          <w:bCs/>
+          <w:noProof/>
+        </w:rPr>
+      </w:pPr>
+      <w:r>
+        <w:rPr>
+          <w:rFonts w:asciiTheme="minorBidi" w:hAnsiTheme="minorBidi"/>
+          <w:b/>
+          <w:bCs/>
+          <w:noProof/>
+          <w:lang w:bidi="fa-IR"/>
+        </w:rPr>
+        <w:t>production.yaml</w:t>
+      </w:r>
+    </w:p>
+    <w:p>
+      <w:pPr>
+        <w:pStyle w:val="ListParagraph"/>
+        <w:rPr>
+          <w:rFonts w:asciiTheme="minorBidi" w:hAnsiTheme="minorBidi"/>
+          <w:noProof/>
+        </w:rPr>
+      </w:pPr>
+    </w:p>
+    <w:p>
+      <w:pPr>
+        <w:jc w:val="both"/>
+        <w:rPr>
+          <w:rFonts w:asciiTheme="minorBidi" w:hAnsiTheme="minorBidi"/>
+          <w:noProof/>
+        </w:rPr>
+      </w:pPr>
+    </w:p>
+    <w:p>
+      <w:pPr>
+        <w:jc w:val="both"/>
+        <w:rPr>
+          <w:rFonts w:asciiTheme="minorBidi" w:hAnsiTheme="minorBidi"/>
+          <w:noProof/>
+          <w:rtl/>
+        </w:rPr>
+      </w:pPr>
+      <w:r>
+        <w:rPr>
+          <w:rFonts w:asciiTheme="minorBidi" w:hAnsiTheme="minorBidi"/>
+          <w:noProof/>
+        </w:rPr>
+        <w:pict>
+          <v:rect id="_x0000_i1034" alt="" style="width:468pt;height:.05pt;mso-width-percent:0;mso-height-percent:0;mso-width-percent:0;mso-height-percent:0" o:hralign="center" o:hrstd="t" o:hr="t" fillcolor="#a0a0a0" stroked="f"/>
+        </w:pict>
+      </w:r>
+    </w:p>
+    <w:p>
+      <w:pPr>
+        <w:jc w:val="both"/>
+        <w:rPr>
+          <w:rFonts w:asciiTheme="minorBidi" w:hAnsiTheme="minorBidi"/>
+          <w:noProof/>
+          <w:rtl/>
+        </w:rPr>
+      </w:pPr>
+    </w:p>
+    <w:p>
+      <w:pPr>
+        <w:pStyle w:val="Heading2"/>
+        <w:bidi/>
+        <w:rPr>
+          <w:b/>
+          <w:bCs/>
+          <w:noProof/>
+          <w:rtl/>
+        </w:rPr>
+      </w:pPr>
+      <w:r>
+        <w:rPr>
+          <w:b/>
+          <w:bCs/>
+          <w:noProof/>
+          <w:rtl/>
+        </w:rPr>
+        <w:lastRenderedPageBreak/>
+        <w:t>پوشه </w:t>
+      </w:r>
+      <w:r>
+        <w:rPr>
+          <w:b/>
+          <w:bCs/>
+          <w:noProof/>
+          <w:lang w:bidi="fa-IR"/>
+        </w:rPr>
+        <w:t>doc</w:t>
+      </w:r>
+      <w:r>
+        <w:rPr>
+          <w:b/>
+          <w:bCs/>
+          <w:noProof/>
+          <w:rtl/>
+        </w:rPr>
+        <w:t> (مستندات و یادداشت‌های توسعه‌دهنده):</w:t>
+      </w:r>
+    </w:p>
+    <w:p>
+      <w:pPr>
+        <w:jc w:val="both"/>
+        <w:rPr>
+          <w:rFonts w:asciiTheme="minorBidi" w:hAnsiTheme="minorBidi"/>
+          <w:b/>
+          <w:bCs/>
+          <w:noProof/>
+          <w:rtl/>
+        </w:rPr>
+      </w:pPr>
+      <w:r>
+        <w:rPr>
+          <w:rFonts w:asciiTheme="minorBidi" w:hAnsiTheme="minorBidi"/>
+          <w:b/>
+          <w:bCs/>
+          <w:noProof/>
+          <w:rtl/>
+        </w:rPr>
+        <w:br/>
+      </w:r>
+    </w:p>
+    <w:p>
+      <w:pPr>
+        <w:pStyle w:val="ListParagraph"/>
+        <w:numPr>
+          <w:ilvl w:val="0"/>
+          <w:numId w:val="12"/>
+        </w:numPr>
+        <w:jc w:val="both"/>
+        <w:rPr>
+          <w:rFonts w:asciiTheme="minorBidi" w:hAnsiTheme="minorBidi"/>
+          <w:b/>
+          <w:bCs/>
+          <w:noProof/>
+          <w:rtl/>
+        </w:rPr>
+      </w:pPr>
+      <w:r>
+        <w:rPr>
+          <w:rFonts w:asciiTheme="minorBidi" w:hAnsiTheme="minorBidi"/>
+          <w:b/>
+          <w:bCs/>
+          <w:noProof/>
+          <w:lang w:bidi="fa-IR"/>
+        </w:rPr>
+        <w:t>My_notes.markdown</w:t>
+      </w:r>
+    </w:p>
+    <w:p>
+      <w:pPr>
+        <w:jc w:val="both"/>
+        <w:rPr>
+          <w:rFonts w:asciiTheme="minorBidi" w:hAnsiTheme="minorBidi"/>
+          <w:b/>
+          <w:bCs/>
+          <w:noProof/>
+          <w:rtl/>
+        </w:rPr>
+      </w:pPr>
+    </w:p>
+    <w:p>
+      <w:pPr>
+        <w:pStyle w:val="ListParagraph"/>
+        <w:numPr>
+          <w:ilvl w:val="0"/>
+          <w:numId w:val="12"/>
+        </w:numPr>
+        <w:jc w:val="both"/>
+        <w:rPr>
+          <w:rFonts w:asciiTheme="minorBidi" w:hAnsiTheme="minorBidi"/>
+          <w:b/>
+          <w:bCs/>
+          <w:noProof/>
+          <w:rtl/>
+        </w:rPr>
+      </w:pPr>
+      <w:r>
+        <w:rPr>
+          <w:rFonts w:asciiTheme="minorBidi" w:hAnsiTheme="minorBidi"/>
+          <w:b/>
+          <w:bCs/>
+          <w:noProof/>
+          <w:lang w:bidi="fa-IR"/>
+        </w:rPr>
+        <w:t>My_notes2.markdown</w:t>
+      </w:r>
+    </w:p>
+    <w:p>
+      <w:pPr>
+        <w:jc w:val="both"/>
+        <w:rPr>
+          <w:rFonts w:asciiTheme="minorBidi" w:hAnsiTheme="minorBidi"/>
+          <w:b/>
+          <w:bCs/>
+          <w:noProof/>
+          <w:rtl/>
+        </w:rPr>
+      </w:pPr>
+    </w:p>
+    <w:p>
+      <w:pPr>
+        <w:pStyle w:val="ListParagraph"/>
+        <w:numPr>
+          <w:ilvl w:val="0"/>
+          <w:numId w:val="12"/>
+        </w:numPr>
+        <w:jc w:val="both"/>
+        <w:rPr>
+          <w:rFonts w:asciiTheme="minorBidi" w:hAnsiTheme="minorBidi"/>
+          <w:b/>
+          <w:bCs/>
+          <w:noProof/>
+          <w:rtl/>
+        </w:rPr>
+      </w:pPr>
+      <w:r>
+        <w:rPr>
+          <w:rFonts w:asciiTheme="minorBidi" w:hAnsiTheme="minorBidi"/>
+          <w:b/>
+          <w:bCs/>
+          <w:noProof/>
+          <w:lang w:bidi="fa-IR"/>
+        </w:rPr>
+        <w:t>Notes of project.docx</w:t>
+      </w:r>
+    </w:p>
+    <w:p>
+      <w:pPr>
+        <w:jc w:val="both"/>
+        <w:rPr>
+          <w:rFonts w:asciiTheme="minorBidi" w:hAnsiTheme="minorBidi"/>
+          <w:b/>
+          <w:bCs/>
+          <w:noProof/>
+          <w:rtl/>
+        </w:rPr>
+      </w:pPr>
+    </w:p>
+    <w:p>
+      <w:pPr>
+        <w:pStyle w:val="ListParagraph"/>
+        <w:numPr>
+          <w:ilvl w:val="0"/>
+          <w:numId w:val="12"/>
+        </w:numPr>
+        <w:jc w:val="both"/>
+        <w:rPr>
+          <w:rFonts w:asciiTheme="minorBidi" w:hAnsiTheme="minorBidi"/>
+          <w:b/>
+          <w:bCs/>
+          <w:noProof/>
+          <w:rtl/>
+        </w:rPr>
+      </w:pPr>
+      <w:r>
+        <w:rPr>
+          <w:rFonts w:asciiTheme="minorBidi" w:hAnsiTheme="minorBidi"/>
+          <w:b/>
+          <w:bCs/>
+          <w:noProof/>
+          <w:lang w:bidi="fa-IR"/>
+        </w:rPr>
+        <w:t>api.markdown</w:t>
+      </w:r>
+    </w:p>
+    <w:p>
+      <w:pPr>
+        <w:jc w:val="both"/>
+        <w:rPr>
+          <w:rFonts w:asciiTheme="minorBidi" w:hAnsiTheme="minorBidi"/>
+          <w:b/>
+          <w:bCs/>
+          <w:noProof/>
+          <w:rtl/>
+        </w:rPr>
+      </w:pPr>
+    </w:p>
+    <w:p>
+      <w:pPr>
+        <w:pStyle w:val="ListParagraph"/>
+        <w:numPr>
+          <w:ilvl w:val="0"/>
+          <w:numId w:val="12"/>
+        </w:numPr>
+        <w:jc w:val="both"/>
+        <w:rPr>
+          <w:rFonts w:asciiTheme="minorBidi" w:hAnsiTheme="minorBidi"/>
+          <w:b/>
+          <w:bCs/>
+          <w:noProof/>
+          <w:rtl/>
+        </w:rPr>
+      </w:pPr>
+      <w:r>
+        <w:rPr>
+          <w:rFonts w:asciiTheme="minorBidi" w:hAnsiTheme="minorBidi"/>
+          <w:b/>
+          <w:bCs/>
+          <w:noProof/>
+          <w:lang w:bidi="fa-IR"/>
+        </w:rPr>
+        <w:t>architecture.markdown</w:t>
+      </w:r>
+    </w:p>
+    <w:p>
+      <w:pPr>
+        <w:jc w:val="both"/>
+        <w:rPr>
+          <w:rFonts w:asciiTheme="minorBidi" w:hAnsiTheme="minorBidi"/>
+          <w:b/>
+          <w:bCs/>
+          <w:noProof/>
+          <w:rtl/>
+        </w:rPr>
+      </w:pPr>
+    </w:p>
+    <w:p>
+      <w:pPr>
+        <w:pStyle w:val="ListParagraph"/>
+        <w:numPr>
+          <w:ilvl w:val="0"/>
+          <w:numId w:val="12"/>
+        </w:numPr>
+        <w:jc w:val="both"/>
+        <w:rPr>
+          <w:rFonts w:asciiTheme="minorBidi" w:hAnsiTheme="minorBidi"/>
+          <w:b/>
+          <w:bCs/>
+          <w:noProof/>
+          <w:rtl/>
+        </w:rPr>
+      </w:pPr>
+      <w:r>
+        <w:rPr>
+          <w:rFonts w:asciiTheme="minorBidi" w:hAnsiTheme="minorBidi"/>
+          <w:b/>
+          <w:bCs/>
+          <w:noProof/>
+          <w:lang w:bidi="fa-IR"/>
+        </w:rPr>
+        <w:t>project_notes.md</w:t>
+      </w:r>
+    </w:p>
+    <w:p>
+      <w:pPr>
+        <w:jc w:val="both"/>
+        <w:rPr>
+          <w:rFonts w:asciiTheme="minorBidi" w:hAnsiTheme="minorBidi"/>
+          <w:noProof/>
+        </w:rPr>
+      </w:pPr>
+    </w:p>
+    <w:p>
+      <w:pPr>
+        <w:jc w:val="both"/>
+        <w:rPr>
+          <w:rFonts w:asciiTheme="minorBidi" w:hAnsiTheme="minorBidi"/>
+          <w:noProof/>
+        </w:rPr>
+      </w:pPr>
+    </w:p>
+    <w:p>
+      <w:pPr>
+        <w:jc w:val="both"/>
+        <w:rPr>
+          <w:rFonts w:asciiTheme="minorBidi" w:hAnsiTheme="minorBidi"/>
+          <w:noProof/>
+          <w:rtl/>
+        </w:rPr>
+      </w:pPr>
+      <w:r>
+        <w:rPr>
+          <w:rFonts w:asciiTheme="minorBidi" w:hAnsiTheme="minorBidi"/>
+          <w:noProof/>
+        </w:rPr>
+        <w:pict>
+          <v:rect id="_x0000_i1033" alt="" style="width:468pt;height:.05pt;mso-width-percent:0;mso-height-percent:0;mso-width-percent:0;mso-height-percent:0" o:hralign="center" o:hrstd="t" o:hr="t" fillcolor="#a0a0a0" stroked="f"/>
+        </w:pict>
+      </w:r>
+    </w:p>
+    <w:p>
+      <w:pPr>
+        <w:bidi/>
+        <w:ind w:left="720"/>
+        <w:jc w:val="both"/>
+        <w:rPr>
+          <w:rFonts w:asciiTheme="minorBidi" w:hAnsiTheme="minorBidi"/>
+          <w:noProof/>
+        </w:rPr>
+      </w:pPr>
+    </w:p>
+    <w:p>
+      <w:pPr>
+        <w:pStyle w:val="Heading2"/>
+        <w:bidi/>
+        <w:rPr>
+          <w:b/>
+          <w:bCs/>
+          <w:noProof/>
+          <w:rtl/>
+        </w:rPr>
+      </w:pPr>
+      <w:r>
+        <w:rPr>
+          <w:b/>
+          <w:bCs/>
+          <w:noProof/>
+          <w:rtl/>
+        </w:rPr>
+        <w:t>پوشه </w:t>
+      </w:r>
+      <w:r>
+        <w:rPr>
+          <w:b/>
+          <w:bCs/>
+          <w:noProof/>
+          <w:lang w:bidi="fa-IR"/>
+        </w:rPr>
+        <w:t>docker</w:t>
+      </w:r>
+      <w:r>
+        <w:rPr>
+          <w:b/>
+          <w:bCs/>
+          <w:noProof/>
+          <w:rtl/>
+        </w:rPr>
+        <w:t> (تنظیمات سرویس‌های جانبی):</w:t>
+      </w:r>
+    </w:p>
+    <w:p>
+      <w:pPr>
+        <w:jc w:val="both"/>
+        <w:rPr>
+          <w:rFonts w:asciiTheme="minorBidi" w:hAnsiTheme="minorBidi"/>
+          <w:noProof/>
+          <w:rtl/>
+        </w:rPr>
+      </w:pPr>
+      <w:r>
+        <w:rPr>
+          <w:rFonts w:asciiTheme="minorBidi" w:hAnsiTheme="minorBidi"/>
+          <w:noProof/>
+          <w:rtl/>
+        </w:rPr>
+        <w:br/>
+      </w:r>
+    </w:p>
+    <w:p>
+      <w:pPr>
+        <w:pStyle w:val="ListParagraph"/>
+        <w:numPr>
+          <w:ilvl w:val="0"/>
+          <w:numId w:val="13"/>
+        </w:numPr>
+        <w:jc w:val="both"/>
+        <w:rPr>
+          <w:rFonts w:asciiTheme="minorBidi" w:hAnsiTheme="minorBidi"/>
+          <w:b/>
+          <w:bCs/>
+          <w:noProof/>
+          <w:rtl/>
+        </w:rPr>
+      </w:pPr>
+      <w:r>
+        <w:rPr>
+          <w:rFonts w:asciiTheme="minorBidi" w:hAnsiTheme="minorBidi"/>
+          <w:b/>
+          <w:bCs/>
+          <w:noProof/>
+          <w:lang w:bidi="fa-IR"/>
+        </w:rPr>
+        <w:t>grafana</w:t>
+      </w:r>
+    </w:p>
+    <w:p>
+      <w:pPr>
+        <w:jc w:val="both"/>
+        <w:rPr>
+          <w:rFonts w:asciiTheme="minorBidi" w:hAnsiTheme="minorBidi"/>
+          <w:b/>
+          <w:bCs/>
+          <w:noProof/>
+          <w:rtl/>
+        </w:rPr>
+      </w:pPr>
+    </w:p>
+    <w:p>
+      <w:pPr>
+        <w:pStyle w:val="ListParagraph"/>
+        <w:numPr>
+          <w:ilvl w:val="0"/>
+          <w:numId w:val="13"/>
+        </w:numPr>
+        <w:jc w:val="both"/>
+        <w:rPr>
+          <w:rFonts w:asciiTheme="minorBidi" w:hAnsiTheme="minorBidi"/>
+          <w:b/>
+          <w:bCs/>
+          <w:noProof/>
+        </w:rPr>
+      </w:pPr>
+      <w:r>
+        <w:rPr>
+          <w:rFonts w:asciiTheme="minorBidi" w:hAnsiTheme="minorBidi"/>
+          <w:b/>
+          <w:bCs/>
+          <w:noProof/>
+          <w:lang w:bidi="fa-IR"/>
+        </w:rPr>
+        <w:t>prometheus</w:t>
+      </w:r>
+    </w:p>
+    <w:p>
+      <w:pPr>
+        <w:pStyle w:val="ListParagraph"/>
+        <w:rPr>
+          <w:rFonts w:asciiTheme="minorBidi" w:hAnsiTheme="minorBidi"/>
+          <w:noProof/>
+        </w:rPr>
+      </w:pPr>
+    </w:p>
+    <w:p>
+      <w:pPr>
+        <w:jc w:val="both"/>
+        <w:rPr>
+          <w:rFonts w:asciiTheme="minorBidi" w:hAnsiTheme="minorBidi"/>
+          <w:noProof/>
+          <w:rtl/>
+        </w:rPr>
+      </w:pPr>
+      <w:r>
+        <w:rPr>
+          <w:rFonts w:asciiTheme="minorBidi" w:hAnsiTheme="minorBidi"/>
+          <w:noProof/>
+        </w:rPr>
+        <w:pict>
+          <v:rect id="_x0000_i1032" alt="" style="width:468pt;height:.05pt;mso-width-percent:0;mso-height-percent:0;mso-width-percent:0;mso-height-percent:0" o:hralign="center" o:hrstd="t" o:hr="t" fillcolor="#a0a0a0" stroked="f"/>
+        </w:pict>
+      </w:r>
+    </w:p>
+    <w:p>
+      <w:pPr>
+        <w:jc w:val="both"/>
+        <w:rPr>
+          <w:rFonts w:asciiTheme="minorBidi" w:hAnsiTheme="minorBidi"/>
+          <w:noProof/>
+          <w:rtl/>
+        </w:rPr>
+      </w:pPr>
+    </w:p>
+    <w:p>
+      <w:pPr>
+        <w:pStyle w:val="Heading2"/>
+        <w:bidi/>
+        <w:rPr>
+          <w:b/>
+          <w:bCs/>
+          <w:noProof/>
+          <w:rtl/>
+        </w:rPr>
+      </w:pPr>
+      <w:r>
+        <w:rPr>
+          <w:b/>
+          <w:bCs/>
+          <w:noProof/>
+          <w:rtl/>
+        </w:rPr>
+        <w:t>پوشه </w:t>
+      </w:r>
+      <w:r>
+        <w:rPr>
+          <w:b/>
+          <w:bCs/>
+          <w:noProof/>
+          <w:lang w:bidi="fa-IR"/>
+        </w:rPr>
+        <w:t>models</w:t>
+      </w:r>
+      <w:r>
+        <w:rPr>
+          <w:b/>
+          <w:bCs/>
+          <w:noProof/>
+          <w:rtl/>
+        </w:rPr>
+        <w:t> (فایل‌های وزن مدل‌ها):</w:t>
+      </w:r>
+    </w:p>
+    <w:p>
+      <w:pPr>
+        <w:jc w:val="both"/>
+        <w:rPr>
+          <w:rFonts w:asciiTheme="minorBidi" w:hAnsiTheme="minorBidi"/>
+          <w:b/>
+          <w:bCs/>
+          <w:noProof/>
+          <w:rtl/>
+        </w:rPr>
+      </w:pPr>
+      <w:r>
+        <w:rPr>
+          <w:rFonts w:asciiTheme="minorBidi" w:hAnsiTheme="minorBidi"/>
+          <w:noProof/>
+          <w:rtl/>
+        </w:rPr>
+        <w:br/>
+      </w:r>
+    </w:p>
+    <w:p>
+      <w:pPr>
+        <w:jc w:val="both"/>
+        <w:rPr>
+          <w:rFonts w:asciiTheme="minorBidi" w:hAnsiTheme="minorBidi"/>
+          <w:b/>
+          <w:bCs/>
+          <w:noProof/>
+        </w:rPr>
+      </w:pPr>
+      <w:r>
+        <w:rPr>
+          <w:rFonts w:asciiTheme="minorBidi" w:hAnsiTheme="minorBidi"/>
+          <w:b/>
+          <w:bCs/>
+          <w:noProof/>
+          <w:lang w:bidi="fa-IR"/>
+        </w:rPr>
+        <w:t>yolo11n.pt</w:t>
+      </w:r>
+    </w:p>
+    <w:p>
+      <w:pPr>
+        <w:jc w:val="both"/>
+        <w:rPr>
+          <w:rFonts w:asciiTheme="minorBidi" w:hAnsiTheme="minorBidi"/>
+          <w:noProof/>
+          <w:lang w:bidi="fa-IR"/>
+        </w:rPr>
+      </w:pPr>
+    </w:p>
+    <w:p>
+      <w:pPr>
+        <w:jc w:val="both"/>
+        <w:rPr>
+          <w:rFonts w:asciiTheme="minorBidi" w:hAnsiTheme="minorBidi"/>
+          <w:noProof/>
+          <w:rtl/>
+        </w:rPr>
+      </w:pPr>
+      <w:r>
+        <w:rPr>
+          <w:rFonts w:asciiTheme="minorBidi" w:hAnsiTheme="minorBidi"/>
+          <w:noProof/>
+          <w:lang w:bidi="fa-IR"/>
+        </w:rPr>
+        <w:pict>
+          <v:rect id="_x0000_i1031" alt="" style="width:468pt;height:.05pt;mso-width-percent:0;mso-height-percent:0;mso-width-percent:0;mso-height-percent:0" o:hralign="center" o:hrstd="t" o:hr="t" fillcolor="#a0a0a0" stroked="f"/>
+        </w:pict>
+      </w:r>
+    </w:p>
+    <w:p>
+      <w:pPr>
+        <w:jc w:val="both"/>
+        <w:rPr>
+          <w:rFonts w:asciiTheme="minorBidi" w:hAnsiTheme="minorBidi"/>
+          <w:noProof/>
+          <w:rtl/>
+        </w:rPr>
+      </w:pPr>
+    </w:p>
+    <w:p>
+      <w:pPr>
+        <w:pStyle w:val="Heading2"/>
+        <w:bidi/>
+        <w:rPr>
+          <w:b/>
+          <w:bCs/>
+          <w:noProof/>
+        </w:rPr>
+      </w:pPr>
+      <w:r>
+        <w:rPr>
+          <w:b/>
+          <w:bCs/>
+          <w:noProof/>
+          <w:rtl/>
+        </w:rPr>
+        <w:t>پوشه </w:t>
+      </w:r>
+      <w:r>
+        <w:rPr>
+          <w:b/>
+          <w:bCs/>
+          <w:noProof/>
+          <w:lang w:bidi="fa-IR"/>
+        </w:rPr>
+        <w:t>notebooks</w:t>
+      </w:r>
+      <w:r>
+        <w:rPr>
+          <w:b/>
+          <w:bCs/>
+          <w:noProof/>
+          <w:rtl/>
+        </w:rPr>
+        <w:t> (محیط‌های آزمایشی جوپیتر)</w:t>
+      </w:r>
+    </w:p>
+    <w:p>
+      <w:pPr>
+        <w:bidi/>
+        <w:jc w:val="both"/>
+        <w:rPr>
+          <w:rFonts w:asciiTheme="minorBidi" w:hAnsiTheme="minorBidi"/>
+          <w:b/>
+          <w:bCs/>
+          <w:noProof/>
+        </w:rPr>
+      </w:pPr>
+    </w:p>
+    <w:p>
+      <w:pPr>
+        <w:bidi/>
+        <w:jc w:val="both"/>
+        <w:rPr>
+          <w:rFonts w:asciiTheme="minorBidi" w:hAnsiTheme="minorBidi"/>
+          <w:b/>
+          <w:bCs/>
+          <w:noProof/>
+        </w:rPr>
+      </w:pPr>
+    </w:p>
+    <w:p>
+      <w:pPr>
+        <w:bidi/>
+        <w:jc w:val="both"/>
+        <w:rPr>
+          <w:rFonts w:asciiTheme="minorBidi" w:hAnsiTheme="minorBidi"/>
+          <w:b/>
+          <w:bCs/>
+          <w:noProof/>
+        </w:rPr>
+      </w:pPr>
+    </w:p>
+    <w:p>
+      <w:pPr>
+        <w:bidi/>
+        <w:jc w:val="both"/>
+        <w:rPr>
+          <w:rFonts w:asciiTheme="minorBidi" w:hAnsiTheme="minorBidi"/>
+          <w:noProof/>
+          <w:rtl/>
+        </w:rPr>
+      </w:pPr>
+      <w:r>
+        <w:rPr>
+          <w:rFonts w:asciiTheme="minorBidi" w:hAnsiTheme="minorBidi"/>
+          <w:noProof/>
+        </w:rPr>
+        <w:pict>
+          <v:rect id="_x0000_i1030" alt="" style="width:468pt;height:.05pt;mso-width-percent:0;mso-height-percent:0;mso-width-percent:0;mso-height-percent:0" o:hralign="center" o:hrstd="t" o:hr="t" fillcolor="#a0a0a0" stroked="f"/>
+        </w:pict>
+      </w:r>
+    </w:p>
+    <w:p>
+      <w:pPr>
+        <w:jc w:val="both"/>
+        <w:rPr>
+          <w:rFonts w:asciiTheme="minorBidi" w:hAnsiTheme="minorBidi"/>
+          <w:noProof/>
+          <w:rtl/>
+        </w:rPr>
+      </w:pPr>
+    </w:p>
+    <w:p>
+      <w:pPr>
+        <w:pStyle w:val="Heading2"/>
+        <w:bidi/>
+        <w:rPr>
+          <w:b/>
+          <w:bCs/>
+          <w:noProof/>
+          <w:rtl/>
+        </w:rPr>
+      </w:pPr>
+      <w:r>
+        <w:rPr>
+          <w:b/>
+          <w:bCs/>
+          <w:noProof/>
+          <w:rtl/>
+        </w:rPr>
+        <w:t>پوشه </w:t>
+      </w:r>
+      <w:r>
+        <w:rPr>
+          <w:b/>
+          <w:bCs/>
+          <w:noProof/>
+          <w:lang w:bidi="fa-IR"/>
+        </w:rPr>
+        <w:t>scripts</w:t>
+      </w:r>
+      <w:r>
+        <w:rPr>
+          <w:b/>
+          <w:bCs/>
+          <w:noProof/>
+          <w:rtl/>
+        </w:rPr>
+        <w:t> (اسکریپت‌های اجرایی و تستی):</w:t>
+      </w:r>
+    </w:p>
+    <w:p>
+      <w:pPr>
+        <w:jc w:val="both"/>
+        <w:rPr>
+          <w:rFonts w:asciiTheme="minorBidi" w:hAnsiTheme="minorBidi"/>
+          <w:noProof/>
+          <w:rtl/>
+        </w:rPr>
+      </w:pPr>
+      <w:r>
+        <w:rPr>
+          <w:rFonts w:asciiTheme="minorBidi" w:hAnsiTheme="minorBidi"/>
+          <w:noProof/>
+          <w:rtl/>
+        </w:rPr>
+        <w:br/>
+      </w:r>
+    </w:p>
+    <w:p>
+      <w:pPr>
+        <w:jc w:val="both"/>
+        <w:rPr>
+          <w:rFonts w:asciiTheme="minorBidi" w:hAnsiTheme="minorBidi"/>
+          <w:b/>
+          <w:bCs/>
+          <w:noProof/>
+        </w:rPr>
+      </w:pPr>
+      <w:r>
+        <w:rPr>
+          <w:rFonts w:asciiTheme="minorBidi" w:hAnsiTheme="minorBidi"/>
+          <w:b/>
+          <w:bCs/>
+          <w:noProof/>
+          <w:lang w:bidi="fa-IR"/>
+        </w:rPr>
+        <w:t>benchmark.py</w:t>
+      </w:r>
+    </w:p>
+    <w:p>
+      <w:pPr>
+        <w:jc w:val="both"/>
+        <w:rPr>
+          <w:rFonts w:asciiTheme="minorBidi" w:hAnsiTheme="minorBidi"/>
+          <w:noProof/>
+          <w:lang w:bidi="fa-IR"/>
+        </w:rPr>
+      </w:pPr>
+    </w:p>
+    <w:p>
+      <w:pPr>
+        <w:bidi/>
+        <w:jc w:val="both"/>
+        <w:rPr>
+          <w:rFonts w:asciiTheme="minorBidi" w:hAnsiTheme="minorBidi"/>
+          <w:noProof/>
+          <w:lang w:bidi="fa-IR"/>
+        </w:rPr>
+      </w:pPr>
+      <w:r>
+        <w:rPr>
+          <w:rFonts w:asciiTheme="minorBidi" w:hAnsiTheme="minorBidi"/>
+          <w:noProof/>
+          <w:rtl/>
+        </w:rPr>
+        <w:lastRenderedPageBreak/>
+        <w:t>بنچمارک (</w:t>
+      </w:r>
+      <w:r>
+        <w:rPr>
+          <w:rFonts w:asciiTheme="minorBidi" w:hAnsiTheme="minorBidi"/>
+          <w:noProof/>
+          <w:lang w:bidi="fa-IR"/>
+        </w:rPr>
+        <w:t>Benchmark</w:t>
+      </w:r>
+      <w:r>
+        <w:rPr>
+          <w:rFonts w:asciiTheme="minorBidi" w:hAnsiTheme="minorBidi"/>
+          <w:noProof/>
+          <w:rtl/>
+        </w:rPr>
+        <w:t>) در یادگیری ماشین یک معیار و استاندارد مشخص برای ارزیابی، مقایسه و اندازه‌گیری عملکرد مدل‌ها و سیستم‌های هوش مصنوعی است. این ارزیابی عموماً در دو حوزه انجام می‌شود:</w:t>
+      </w:r>
+    </w:p>
+    <w:p>
+      <w:pPr>
+        <w:bidi/>
+        <w:jc w:val="both"/>
+        <w:rPr>
+          <w:rFonts w:asciiTheme="minorBidi" w:hAnsiTheme="minorBidi"/>
+          <w:noProof/>
+          <w:rtl/>
+        </w:rPr>
+      </w:pPr>
+      <w:r>
+        <w:rPr>
+          <w:rFonts w:asciiTheme="minorBidi" w:hAnsiTheme="minorBidi"/>
+          <w:noProof/>
+          <w:rtl/>
+        </w:rPr>
+        <w:br/>
+      </w:r>
+    </w:p>
+    <w:p>
+      <w:pPr>
+        <w:numPr>
+          <w:ilvl w:val="0"/>
+          <w:numId w:val="14"/>
+        </w:numPr>
+        <w:bidi/>
+        <w:jc w:val="both"/>
+        <w:rPr>
+          <w:rFonts w:asciiTheme="minorBidi" w:hAnsiTheme="minorBidi"/>
+          <w:noProof/>
+          <w:rtl/>
+        </w:rPr>
+      </w:pPr>
+      <w:r>
+        <w:rPr>
+          <w:rFonts w:asciiTheme="minorBidi" w:hAnsiTheme="minorBidi"/>
+          <w:b/>
+          <w:bCs/>
+          <w:noProof/>
+          <w:rtl/>
+        </w:rPr>
+        <w:t>دقت پیش‌بینی (</w:t>
+      </w:r>
+      <w:r>
+        <w:rPr>
+          <w:rFonts w:asciiTheme="minorBidi" w:hAnsiTheme="minorBidi"/>
+          <w:b/>
+          <w:bCs/>
+          <w:noProof/>
+          <w:lang w:bidi="fa-IR"/>
+        </w:rPr>
+        <w:t>Model Accuracy</w:t>
+      </w:r>
+      <w:r>
+        <w:rPr>
+          <w:rFonts w:asciiTheme="minorBidi" w:hAnsiTheme="minorBidi"/>
+          <w:b/>
+          <w:bCs/>
+          <w:noProof/>
+          <w:rtl/>
+        </w:rPr>
+        <w:t>):</w:t>
+      </w:r>
+      <w:r>
+        <w:rPr>
+          <w:rFonts w:asciiTheme="minorBidi" w:hAnsiTheme="minorBidi"/>
+          <w:noProof/>
+          <w:rtl/>
+        </w:rPr>
+        <w:t> بررسی اینکه مدل چقدر در تشخیص، طبقه‌بندی یا تولید خروجی درست عمل می‌کند.</w:t>
+      </w:r>
+    </w:p>
+    <w:p>
+      <w:pPr>
+        <w:bidi/>
+        <w:jc w:val="both"/>
+        <w:rPr>
+          <w:rFonts w:asciiTheme="minorBidi" w:hAnsiTheme="minorBidi"/>
+          <w:noProof/>
+          <w:rtl/>
+        </w:rPr>
+      </w:pPr>
+    </w:p>
+    <w:p>
+      <w:pPr>
+        <w:numPr>
+          <w:ilvl w:val="0"/>
+          <w:numId w:val="14"/>
+        </w:numPr>
+        <w:bidi/>
+        <w:jc w:val="both"/>
+        <w:rPr>
+          <w:rFonts w:asciiTheme="minorBidi" w:hAnsiTheme="minorBidi"/>
+          <w:noProof/>
+          <w:rtl/>
+        </w:rPr>
+      </w:pPr>
+      <w:r>
+        <w:rPr>
+          <w:rFonts w:asciiTheme="minorBidi" w:hAnsiTheme="minorBidi"/>
+          <w:b/>
+          <w:bCs/>
+          <w:noProof/>
+          <w:rtl/>
+        </w:rPr>
+        <w:t>عملکرد سیستمی (</w:t>
+      </w:r>
+      <w:r>
+        <w:rPr>
+          <w:rFonts w:asciiTheme="minorBidi" w:hAnsiTheme="minorBidi"/>
+          <w:b/>
+          <w:bCs/>
+          <w:noProof/>
+          <w:lang w:bidi="fa-IR"/>
+        </w:rPr>
+        <w:t>System Performance</w:t>
+      </w:r>
+      <w:r>
+        <w:rPr>
+          <w:rFonts w:asciiTheme="minorBidi" w:hAnsiTheme="minorBidi"/>
+          <w:b/>
+          <w:bCs/>
+          <w:noProof/>
+          <w:rtl/>
+        </w:rPr>
+        <w:t>):</w:t>
+      </w:r>
+      <w:r>
+        <w:rPr>
+          <w:rFonts w:asciiTheme="minorBidi" w:hAnsiTheme="minorBidi"/>
+          <w:noProof/>
+          <w:rtl/>
+        </w:rPr>
+        <w:t> اندازه‌گیری سرعت، تاخیر (</w:t>
+      </w:r>
+      <w:r>
+        <w:rPr>
+          <w:rFonts w:asciiTheme="minorBidi" w:hAnsiTheme="minorBidi"/>
+          <w:noProof/>
+          <w:lang w:bidi="fa-IR"/>
+        </w:rPr>
+        <w:t>Latency</w:t>
+      </w:r>
+      <w:r>
+        <w:rPr>
+          <w:rFonts w:asciiTheme="minorBidi" w:hAnsiTheme="minorBidi"/>
+          <w:noProof/>
+          <w:rtl/>
+        </w:rPr>
+        <w:t>)، توان عملیاتی (</w:t>
+      </w:r>
+      <w:r>
+        <w:rPr>
+          <w:rFonts w:asciiTheme="minorBidi" w:hAnsiTheme="minorBidi"/>
+          <w:noProof/>
+          <w:lang w:bidi="fa-IR"/>
+        </w:rPr>
+        <w:t>Throughput</w:t>
+      </w:r>
+      <w:r>
+        <w:rPr>
+          <w:rFonts w:asciiTheme="minorBidi" w:hAnsiTheme="minorBidi"/>
+          <w:noProof/>
+          <w:rtl/>
+        </w:rPr>
+        <w:t>) و میزان مصرف منابع پردازشی در هنگام اجرای مدل در محیط عملیاتی.</w:t>
+      </w:r>
+    </w:p>
+    <w:p>
+      <w:pPr>
+        <w:bidi/>
+        <w:jc w:val="both"/>
+        <w:rPr>
+          <w:rFonts w:asciiTheme="minorBidi" w:hAnsiTheme="minorBidi"/>
+          <w:noProof/>
+          <w:rtl/>
+        </w:rPr>
+      </w:pPr>
+    </w:p>
+    <w:p>
+      <w:pPr>
+        <w:bidi/>
+        <w:jc w:val="both"/>
+        <w:rPr>
+          <w:rFonts w:asciiTheme="minorBidi" w:hAnsiTheme="minorBidi"/>
+          <w:noProof/>
+          <w:rtl/>
+        </w:rPr>
+      </w:pPr>
+      <w:r>
+        <w:rPr>
+          <w:rFonts w:asciiTheme="minorBidi" w:hAnsiTheme="minorBidi"/>
+          <w:noProof/>
+          <w:rtl/>
+        </w:rPr>
+        <w:t>اسکریپت پایتون ارائه شده یک ابزار بنچمارک‌گیری سیستمی است که سرعت و پایداری ای‌پی‌آی (</w:t>
+      </w:r>
+      <w:r>
+        <w:rPr>
+          <w:rFonts w:asciiTheme="minorBidi" w:hAnsiTheme="minorBidi"/>
+          <w:noProof/>
+          <w:lang w:bidi="fa-IR"/>
+        </w:rPr>
+        <w:t>API</w:t>
+      </w:r>
+      <w:r>
+        <w:rPr>
+          <w:rFonts w:asciiTheme="minorBidi" w:hAnsiTheme="minorBidi"/>
+          <w:noProof/>
+          <w:rtl/>
+        </w:rPr>
+        <w:t>) استنتاج مدل شما را با ارسال درخواست‌های متوالی ارزیابی می‌کند. عملکرد این کد به شرح زیر است:</w:t>
+      </w:r>
+    </w:p>
+    <w:p>
+      <w:pPr>
+        <w:bidi/>
+        <w:jc w:val="both"/>
+        <w:rPr>
+          <w:rFonts w:asciiTheme="minorBidi" w:hAnsiTheme="minorBidi"/>
+          <w:noProof/>
+          <w:rtl/>
+        </w:rPr>
+      </w:pPr>
+      <w:r>
+        <w:rPr>
+          <w:rFonts w:asciiTheme="minorBidi" w:hAnsiTheme="minorBidi"/>
+          <w:noProof/>
+          <w:rtl/>
+        </w:rPr>
+        <w:br/>
+      </w:r>
+    </w:p>
+    <w:p>
+      <w:pPr>
+        <w:numPr>
+          <w:ilvl w:val="0"/>
+          <w:numId w:val="15"/>
+        </w:numPr>
+        <w:bidi/>
+        <w:jc w:val="both"/>
+        <w:rPr>
+          <w:rFonts w:asciiTheme="minorBidi" w:hAnsiTheme="minorBidi"/>
+          <w:noProof/>
+          <w:rtl/>
+        </w:rPr>
+      </w:pPr>
+      <w:r>
+        <w:rPr>
+          <w:rFonts w:asciiTheme="minorBidi" w:hAnsiTheme="minorBidi"/>
+          <w:b/>
+          <w:bCs/>
+          <w:noProof/>
+          <w:rtl/>
+        </w:rPr>
+        <w:t>آماده‌سازی پیش از تست:</w:t>
+      </w:r>
+      <w:r>
+        <w:rPr>
+          <w:rFonts w:asciiTheme="minorBidi" w:hAnsiTheme="minorBidi"/>
+          <w:noProof/>
+          <w:rtl/>
+        </w:rPr>
+        <w:t> ابتدا آدرس ای‌پی‌آی، مسیر فایل تصویر و تعداد دفعات تست (</w:t>
+      </w:r>
+      <w:r>
+        <w:rPr>
+          <w:rFonts w:asciiTheme="minorBidi" w:hAnsiTheme="minorBidi"/>
+          <w:noProof/>
+          <w:lang w:bidi="fa-IR"/>
+        </w:rPr>
+        <w:t>REQUESTS = 20</w:t>
+      </w:r>
+      <w:r>
+        <w:rPr>
+          <w:rFonts w:asciiTheme="minorBidi" w:hAnsiTheme="minorBidi"/>
+          <w:noProof/>
+          <w:rtl/>
+        </w:rPr>
+        <w:t>) مشخص شده است. فایل تصویر تنها یک بار پیش از شروع حلقه اصلی از روی هارد خوانده شده و در متغیر </w:t>
+      </w:r>
+      <w:r>
+        <w:rPr>
+          <w:rFonts w:asciiTheme="minorBidi" w:hAnsiTheme="minorBidi"/>
+          <w:noProof/>
+          <w:lang w:bidi="fa-IR"/>
+        </w:rPr>
+        <w:t>image_data</w:t>
+      </w:r>
+      <w:r>
+        <w:rPr>
+          <w:rFonts w:asciiTheme="minorBidi" w:hAnsiTheme="minorBidi"/>
+          <w:noProof/>
+          <w:rtl/>
+        </w:rPr>
+        <w:t> ذخیره می‌شود. این کار باعث می‌شود زمانِ کندِ خواندن فایل از روی دیسک، به اشتباه جزو زمان پاسخگویی سرور محاسبه نشود.</w:t>
+      </w:r>
+    </w:p>
+    <w:p>
+      <w:pPr>
+        <w:bidi/>
+        <w:jc w:val="both"/>
+        <w:rPr>
+          <w:rFonts w:asciiTheme="minorBidi" w:hAnsiTheme="minorBidi"/>
+          <w:noProof/>
+          <w:rtl/>
+        </w:rPr>
+      </w:pPr>
+    </w:p>
+    <w:p>
+      <w:pPr>
+        <w:numPr>
+          <w:ilvl w:val="0"/>
+          <w:numId w:val="15"/>
+        </w:numPr>
+        <w:bidi/>
+        <w:jc w:val="both"/>
+        <w:rPr>
+          <w:rFonts w:asciiTheme="minorBidi" w:hAnsiTheme="minorBidi"/>
+          <w:noProof/>
+          <w:rtl/>
+        </w:rPr>
+      </w:pPr>
+      <w:r>
+        <w:rPr>
+          <w:rFonts w:asciiTheme="minorBidi" w:hAnsiTheme="minorBidi"/>
+          <w:b/>
+          <w:bCs/>
+          <w:noProof/>
+          <w:rtl/>
+        </w:rPr>
+        <w:t>حلقه سنجش (بنچمارک‌گیری):</w:t>
+      </w:r>
+      <w:r>
+        <w:rPr>
+          <w:rFonts w:asciiTheme="minorBidi" w:hAnsiTheme="minorBidi"/>
+          <w:noProof/>
+          <w:rtl/>
+        </w:rPr>
+        <w:t xml:space="preserve"> یک حلقه </w:t>
+      </w:r>
+      <w:r>
+        <w:rPr>
+          <w:rFonts w:asciiTheme="minorBidi" w:hAnsiTheme="minorBidi"/>
+          <w:noProof/>
+          <w:rtl/>
+          <w:lang w:bidi="fa-IR"/>
+        </w:rPr>
+        <w:t>۲۰</w:t>
+      </w:r>
+      <w:r>
+        <w:rPr>
+          <w:rFonts w:asciiTheme="minorBidi" w:hAnsiTheme="minorBidi"/>
+          <w:noProof/>
+          <w:rtl/>
+        </w:rPr>
+        <w:t xml:space="preserve"> تایی برای ارسال درخواست‌ها اجرا می‌شود. در هر تکرار:</w:t>
+      </w:r>
+    </w:p>
+    <w:p>
+      <w:pPr>
+        <w:bidi/>
+        <w:jc w:val="both"/>
+        <w:rPr>
+          <w:rFonts w:asciiTheme="minorBidi" w:hAnsiTheme="minorBidi"/>
+          <w:noProof/>
+          <w:rtl/>
+        </w:rPr>
+      </w:pPr>
+      <w:r>
+        <w:rPr>
+          <w:rFonts w:asciiTheme="minorBidi" w:hAnsiTheme="minorBidi"/>
+          <w:noProof/>
+          <w:rtl/>
+        </w:rPr>
+        <w:br/>
+      </w:r>
+    </w:p>
+    <w:p>
+      <w:pPr>
+        <w:numPr>
+          <w:ilvl w:val="1"/>
+          <w:numId w:val="15"/>
+        </w:numPr>
+        <w:bidi/>
+        <w:jc w:val="both"/>
+        <w:rPr>
+          <w:rFonts w:asciiTheme="minorBidi" w:hAnsiTheme="minorBidi"/>
+          <w:noProof/>
+          <w:rtl/>
+        </w:rPr>
+      </w:pPr>
+      <w:r>
+        <w:rPr>
+          <w:rFonts w:asciiTheme="minorBidi" w:hAnsiTheme="minorBidi"/>
+          <w:noProof/>
+          <w:rtl/>
+        </w:rPr>
+        <w:t>یک کرنومتر با دقت بالا توسط </w:t>
+      </w:r>
+      <w:r>
+        <w:rPr>
+          <w:rFonts w:asciiTheme="minorBidi" w:hAnsiTheme="minorBidi"/>
+          <w:noProof/>
+          <w:lang w:bidi="fa-IR"/>
+        </w:rPr>
+        <w:t>time.perf_counter</w:t>
+      </w:r>
+      <w:r>
+        <w:rPr>
+          <w:rFonts w:asciiTheme="minorBidi" w:hAnsiTheme="minorBidi"/>
+          <w:noProof/>
+          <w:rtl/>
+        </w:rPr>
+        <w:t>() دقیقاً قبل از ارسال درخواست راه‌اندازی می‌شود.</w:t>
+      </w:r>
+    </w:p>
+    <w:p>
+      <w:pPr>
+        <w:bidi/>
+        <w:jc w:val="both"/>
+        <w:rPr>
+          <w:rFonts w:asciiTheme="minorBidi" w:hAnsiTheme="minorBidi"/>
+          <w:noProof/>
+          <w:rtl/>
+        </w:rPr>
+      </w:pPr>
+    </w:p>
+    <w:p>
+      <w:pPr>
+        <w:numPr>
+          <w:ilvl w:val="1"/>
+          <w:numId w:val="15"/>
+        </w:numPr>
+        <w:bidi/>
+        <w:jc w:val="both"/>
+        <w:rPr>
+          <w:rFonts w:asciiTheme="minorBidi" w:hAnsiTheme="minorBidi"/>
+          <w:noProof/>
+          <w:rtl/>
+        </w:rPr>
+      </w:pPr>
+      <w:r>
+        <w:rPr>
+          <w:rFonts w:asciiTheme="minorBidi" w:hAnsiTheme="minorBidi"/>
+          <w:noProof/>
+          <w:rtl/>
+        </w:rPr>
+        <w:t>تصویر از طریق متد </w:t>
+      </w:r>
+      <w:r>
+        <w:rPr>
+          <w:rFonts w:asciiTheme="minorBidi" w:hAnsiTheme="minorBidi"/>
+          <w:noProof/>
+          <w:lang w:bidi="fa-IR"/>
+        </w:rPr>
+        <w:t>requests.post</w:t>
+      </w:r>
+      <w:r>
+        <w:rPr>
+          <w:rFonts w:asciiTheme="minorBidi" w:hAnsiTheme="minorBidi"/>
+          <w:noProof/>
+          <w:rtl/>
+        </w:rPr>
+        <w:t> به همراه پارامتر </w:t>
+      </w:r>
+      <w:r>
+        <w:rPr>
+          <w:rFonts w:asciiTheme="minorBidi" w:hAnsiTheme="minorBidi"/>
+          <w:noProof/>
+          <w:lang w:bidi="fa-IR"/>
+        </w:rPr>
+        <w:t>model=yolo11</w:t>
+      </w:r>
+      <w:r>
+        <w:rPr>
+          <w:rFonts w:asciiTheme="minorBidi" w:hAnsiTheme="minorBidi"/>
+          <w:noProof/>
+          <w:rtl/>
+        </w:rPr>
+        <w:t> به سرور ارسال می‌گردد.</w:t>
+      </w:r>
+    </w:p>
+    <w:p>
+      <w:pPr>
+        <w:bidi/>
+        <w:jc w:val="both"/>
+        <w:rPr>
+          <w:rFonts w:asciiTheme="minorBidi" w:hAnsiTheme="minorBidi"/>
+          <w:noProof/>
+          <w:rtl/>
+        </w:rPr>
+      </w:pPr>
+    </w:p>
+    <w:p>
+      <w:pPr>
+        <w:numPr>
+          <w:ilvl w:val="1"/>
+          <w:numId w:val="15"/>
+        </w:numPr>
+        <w:bidi/>
+        <w:jc w:val="both"/>
+        <w:rPr>
+          <w:rFonts w:asciiTheme="minorBidi" w:hAnsiTheme="minorBidi"/>
+          <w:noProof/>
+          <w:rtl/>
+        </w:rPr>
+      </w:pPr>
+      <w:r>
+        <w:rPr>
+          <w:rFonts w:asciiTheme="minorBidi" w:hAnsiTheme="minorBidi"/>
+          <w:noProof/>
+          <w:rtl/>
+        </w:rPr>
+        <w:t xml:space="preserve">بلافاصله پس از دریافت پاسخ، کرنومتر متوقف شده و زمان صرف‌شده با ضرب در </w:t>
+      </w:r>
+      <w:r>
+        <w:rPr>
+          <w:rFonts w:asciiTheme="minorBidi" w:hAnsiTheme="minorBidi"/>
+          <w:noProof/>
+          <w:rtl/>
+          <w:lang w:bidi="fa-IR"/>
+        </w:rPr>
+        <w:t>۱۰۰۰</w:t>
+      </w:r>
+      <w:r>
+        <w:rPr>
+          <w:rFonts w:asciiTheme="minorBidi" w:hAnsiTheme="minorBidi"/>
+          <w:noProof/>
+          <w:rtl/>
+        </w:rPr>
+        <w:t xml:space="preserve"> به میلی‌ثانیه (</w:t>
+      </w:r>
+      <w:r>
+        <w:rPr>
+          <w:rFonts w:asciiTheme="minorBidi" w:hAnsiTheme="minorBidi"/>
+          <w:noProof/>
+          <w:lang w:bidi="fa-IR"/>
+        </w:rPr>
+        <w:t>elapsed_ms</w:t>
+      </w:r>
+      <w:r>
+        <w:rPr>
+          <w:rFonts w:asciiTheme="minorBidi" w:hAnsiTheme="minorBidi"/>
+          <w:noProof/>
+          <w:rtl/>
+        </w:rPr>
+        <w:t>) تبدیل می‌شود.</w:t>
+      </w:r>
+    </w:p>
+    <w:p>
+      <w:pPr>
+        <w:bidi/>
+        <w:jc w:val="both"/>
+        <w:rPr>
+          <w:rFonts w:asciiTheme="minorBidi" w:hAnsiTheme="minorBidi"/>
+          <w:noProof/>
+          <w:rtl/>
+        </w:rPr>
+      </w:pPr>
+    </w:p>
+    <w:p>
+      <w:pPr>
+        <w:numPr>
+          <w:ilvl w:val="1"/>
+          <w:numId w:val="15"/>
+        </w:numPr>
+        <w:bidi/>
+        <w:jc w:val="both"/>
+        <w:rPr>
+          <w:rFonts w:asciiTheme="minorBidi" w:hAnsiTheme="minorBidi"/>
+          <w:noProof/>
+          <w:rtl/>
+        </w:rPr>
+      </w:pPr>
+      <w:r>
+        <w:rPr>
+          <w:rFonts w:asciiTheme="minorBidi" w:hAnsiTheme="minorBidi"/>
+          <w:noProof/>
+          <w:rtl/>
+        </w:rPr>
+        <w:t xml:space="preserve">وضعیت سلامت پاسخ (کد </w:t>
+      </w:r>
+      <w:r>
+        <w:rPr>
+          <w:rFonts w:asciiTheme="minorBidi" w:hAnsiTheme="minorBidi"/>
+          <w:noProof/>
+          <w:rtl/>
+          <w:lang w:bidi="fa-IR"/>
+        </w:rPr>
+        <w:t xml:space="preserve">۲۰۰) </w:t>
+      </w:r>
+      <w:r>
+        <w:rPr>
+          <w:rFonts w:asciiTheme="minorBidi" w:hAnsiTheme="minorBidi"/>
+          <w:noProof/>
+          <w:rtl/>
+        </w:rPr>
+        <w:t>بررسی شده و سپس زمان محاسبه‌شده در لیستی به نام </w:t>
+      </w:r>
+      <w:r>
+        <w:rPr>
+          <w:rFonts w:asciiTheme="minorBidi" w:hAnsiTheme="minorBidi"/>
+          <w:noProof/>
+          <w:lang w:bidi="fa-IR"/>
+        </w:rPr>
+        <w:t>latencies</w:t>
+      </w:r>
+      <w:r>
+        <w:rPr>
+          <w:rFonts w:asciiTheme="minorBidi" w:hAnsiTheme="minorBidi"/>
+          <w:noProof/>
+          <w:rtl/>
+        </w:rPr>
+        <w:t> ذخیره می‌گردد.</w:t>
+      </w:r>
+    </w:p>
+    <w:p>
+      <w:pPr>
+        <w:bidi/>
+        <w:jc w:val="both"/>
+        <w:rPr>
+          <w:rFonts w:asciiTheme="minorBidi" w:hAnsiTheme="minorBidi"/>
+          <w:noProof/>
+          <w:rtl/>
+        </w:rPr>
+      </w:pPr>
+    </w:p>
+    <w:p>
+      <w:pPr>
+        <w:numPr>
+          <w:ilvl w:val="0"/>
+          <w:numId w:val="15"/>
+        </w:numPr>
+        <w:bidi/>
+        <w:jc w:val="both"/>
+        <w:rPr>
+          <w:rFonts w:asciiTheme="minorBidi" w:hAnsiTheme="minorBidi"/>
+          <w:noProof/>
+          <w:rtl/>
+        </w:rPr>
+      </w:pPr>
+      <w:r>
+        <w:rPr>
+          <w:rFonts w:asciiTheme="minorBidi" w:hAnsiTheme="minorBidi"/>
+          <w:b/>
+          <w:bCs/>
+          <w:noProof/>
+          <w:rtl/>
+        </w:rPr>
+        <w:t>گزارش‌گیری آماری (</w:t>
+      </w:r>
+      <w:r>
+        <w:rPr>
+          <w:rFonts w:asciiTheme="minorBidi" w:hAnsiTheme="minorBidi"/>
+          <w:b/>
+          <w:bCs/>
+          <w:noProof/>
+          <w:lang w:bidi="fa-IR"/>
+        </w:rPr>
+        <w:t>Baseline</w:t>
+      </w:r>
+      <w:r>
+        <w:rPr>
+          <w:rFonts w:asciiTheme="minorBidi" w:hAnsiTheme="minorBidi"/>
+          <w:b/>
+          <w:bCs/>
+          <w:noProof/>
+          <w:rtl/>
+        </w:rPr>
+        <w:t>):</w:t>
+      </w:r>
+      <w:r>
+        <w:rPr>
+          <w:rFonts w:asciiTheme="minorBidi" w:hAnsiTheme="minorBidi"/>
+          <w:noProof/>
+          <w:rtl/>
+        </w:rPr>
+        <w:t> پس از اتمام تمام درخواست‌ها، کد با استفاده از کتابخانه داخلی </w:t>
+      </w:r>
+      <w:r>
+        <w:rPr>
+          <w:rFonts w:asciiTheme="minorBidi" w:hAnsiTheme="minorBidi"/>
+          <w:noProof/>
+          <w:lang w:bidi="fa-IR"/>
+        </w:rPr>
+        <w:t>statistics</w:t>
+      </w:r>
+      <w:r>
+        <w:rPr>
+          <w:rFonts w:asciiTheme="minorBidi" w:hAnsiTheme="minorBidi"/>
+          <w:noProof/>
+          <w:rtl/>
+        </w:rPr>
+        <w:t> یک گزارش تحلیل وضعیت از پاسخگویی سرور چاپ می‌کند:</w:t>
+      </w:r>
+    </w:p>
+    <w:p>
+      <w:pPr>
+        <w:bidi/>
+        <w:jc w:val="both"/>
+        <w:rPr>
+          <w:rFonts w:asciiTheme="minorBidi" w:hAnsiTheme="minorBidi"/>
+          <w:noProof/>
+          <w:rtl/>
+        </w:rPr>
+      </w:pPr>
+      <w:r>
+        <w:rPr>
+          <w:rFonts w:asciiTheme="minorBidi" w:hAnsiTheme="minorBidi"/>
+          <w:noProof/>
+          <w:rtl/>
+        </w:rPr>
+        <w:br/>
+      </w:r>
+    </w:p>
+    <w:p>
+      <w:pPr>
+        <w:numPr>
+          <w:ilvl w:val="1"/>
+          <w:numId w:val="15"/>
+        </w:numPr>
+        <w:bidi/>
+        <w:jc w:val="both"/>
+        <w:rPr>
+          <w:rFonts w:asciiTheme="minorBidi" w:hAnsiTheme="minorBidi"/>
+          <w:noProof/>
+          <w:rtl/>
+        </w:rPr>
+      </w:pPr>
+      <w:r>
+        <w:rPr>
+          <w:rFonts w:asciiTheme="minorBidi" w:hAnsiTheme="minorBidi"/>
+          <w:b/>
+          <w:bCs/>
+          <w:noProof/>
+          <w:lang w:bidi="fa-IR"/>
+        </w:rPr>
+        <w:t>mean</w:t>
+      </w:r>
+      <w:r>
+        <w:rPr>
+          <w:rFonts w:asciiTheme="minorBidi" w:hAnsiTheme="minorBidi"/>
+          <w:b/>
+          <w:bCs/>
+          <w:noProof/>
+          <w:rtl/>
+        </w:rPr>
+        <w:t xml:space="preserve"> (میانگین):</w:t>
+      </w:r>
+      <w:r>
+        <w:rPr>
+          <w:rFonts w:asciiTheme="minorBidi" w:hAnsiTheme="minorBidi"/>
+          <w:noProof/>
+          <w:rtl/>
+        </w:rPr>
+        <w:t xml:space="preserve"> میانگین ریاضی زمان پاسخگویی سرور در کل این </w:t>
+      </w:r>
+      <w:r>
+        <w:rPr>
+          <w:rFonts w:asciiTheme="minorBidi" w:hAnsiTheme="minorBidi"/>
+          <w:noProof/>
+          <w:rtl/>
+          <w:lang w:bidi="fa-IR"/>
+        </w:rPr>
+        <w:t>۲۰</w:t>
+      </w:r>
+      <w:r>
+        <w:rPr>
+          <w:rFonts w:asciiTheme="minorBidi" w:hAnsiTheme="minorBidi"/>
+          <w:noProof/>
+          <w:rtl/>
+        </w:rPr>
+        <w:t xml:space="preserve"> درخواست.</w:t>
+      </w:r>
+    </w:p>
+    <w:p>
+      <w:pPr>
+        <w:bidi/>
+        <w:jc w:val="both"/>
+        <w:rPr>
+          <w:rFonts w:asciiTheme="minorBidi" w:hAnsiTheme="minorBidi"/>
+          <w:noProof/>
+          <w:rtl/>
+        </w:rPr>
+      </w:pPr>
+    </w:p>
+    <w:p>
+      <w:pPr>
+        <w:numPr>
+          <w:ilvl w:val="1"/>
+          <w:numId w:val="15"/>
+        </w:numPr>
+        <w:bidi/>
+        <w:jc w:val="both"/>
+        <w:rPr>
+          <w:rFonts w:asciiTheme="minorBidi" w:hAnsiTheme="minorBidi"/>
+          <w:noProof/>
+          <w:rtl/>
+        </w:rPr>
+      </w:pPr>
+      <w:r>
+        <w:rPr>
+          <w:rFonts w:asciiTheme="minorBidi" w:hAnsiTheme="minorBidi"/>
+          <w:b/>
+          <w:bCs/>
+          <w:noProof/>
+          <w:lang w:bidi="fa-IR"/>
+        </w:rPr>
+        <w:t>p50</w:t>
+      </w:r>
+      <w:r>
+        <w:rPr>
+          <w:rFonts w:asciiTheme="minorBidi" w:hAnsiTheme="minorBidi"/>
+          <w:b/>
+          <w:bCs/>
+          <w:noProof/>
+          <w:rtl/>
+        </w:rPr>
+        <w:t xml:space="preserve"> (میانه یا </w:t>
+      </w:r>
+      <w:r>
+        <w:rPr>
+          <w:rFonts w:asciiTheme="minorBidi" w:hAnsiTheme="minorBidi"/>
+          <w:b/>
+          <w:bCs/>
+          <w:noProof/>
+          <w:lang w:bidi="fa-IR"/>
+        </w:rPr>
+        <w:t>Median</w:t>
+      </w:r>
+      <w:r>
+        <w:rPr>
+          <w:rFonts w:asciiTheme="minorBidi" w:hAnsiTheme="minorBidi"/>
+          <w:b/>
+          <w:bCs/>
+          <w:noProof/>
+          <w:rtl/>
+        </w:rPr>
+        <w:t>):</w:t>
+      </w:r>
+      <w:r>
+        <w:rPr>
+          <w:rFonts w:asciiTheme="minorBidi" w:hAnsiTheme="minorBidi"/>
+          <w:noProof/>
+          <w:rtl/>
+        </w:rPr>
+        <w:t xml:space="preserve"> صدک پنجاهم؛ به این معنا که </w:t>
+      </w:r>
+      <w:r>
+        <w:rPr>
+          <w:rFonts w:asciiTheme="minorBidi" w:hAnsiTheme="minorBidi"/>
+          <w:noProof/>
+          <w:rtl/>
+          <w:lang w:bidi="fa-IR"/>
+        </w:rPr>
+        <w:t>۵۰</w:t>
+      </w:r>
+      <w:r>
+        <w:rPr>
+          <w:rFonts w:asciiTheme="minorBidi" w:hAnsiTheme="minorBidi"/>
+          <w:noProof/>
+          <w:rtl/>
+        </w:rPr>
+        <w:t xml:space="preserve"> درصد درخواست‌ها سریع‌تر از این زمان پردازش شده‌اند و </w:t>
+      </w:r>
+      <w:r>
+        <w:rPr>
+          <w:rFonts w:asciiTheme="minorBidi" w:hAnsiTheme="minorBidi"/>
+          <w:noProof/>
+          <w:rtl/>
+          <w:lang w:bidi="fa-IR"/>
+        </w:rPr>
+        <w:t>۵۰</w:t>
+      </w:r>
+      <w:r>
+        <w:rPr>
+          <w:rFonts w:asciiTheme="minorBidi" w:hAnsiTheme="minorBidi"/>
+          <w:noProof/>
+          <w:rtl/>
+        </w:rPr>
+        <w:t xml:space="preserve"> درصد کندتر بوده‌اند. این شاخص در بنچمارک‌گیری بسیار مهم‌تر و قابل‌اعتمادتر از میانگین است، زیرا اگر یک درخواست به دلیل نوسان شبکه به شدت کند شود، میانگین خراب می‌شود اما </w:t>
+      </w:r>
+      <w:r>
+        <w:rPr>
+          <w:rFonts w:asciiTheme="minorBidi" w:hAnsiTheme="minorBidi"/>
+          <w:noProof/>
+          <w:lang w:bidi="fa-IR"/>
+        </w:rPr>
+        <w:t>p50</w:t>
+      </w:r>
+      <w:r>
+        <w:rPr>
+          <w:rFonts w:asciiTheme="minorBidi" w:hAnsiTheme="minorBidi"/>
+          <w:noProof/>
+          <w:rtl/>
+        </w:rPr>
+        <w:t xml:space="preserve"> عدد واقعی‌تری از سرعت معمول سرور نشان می‌دهد.</w:t>
+      </w:r>
+    </w:p>
+    <w:p>
+      <w:pPr>
+        <w:bidi/>
+        <w:jc w:val="both"/>
+        <w:rPr>
+          <w:rFonts w:asciiTheme="minorBidi" w:hAnsiTheme="minorBidi"/>
+          <w:noProof/>
+          <w:rtl/>
+        </w:rPr>
+      </w:pPr>
+    </w:p>
+    <w:p>
+      <w:pPr>
+        <w:numPr>
+          <w:ilvl w:val="1"/>
+          <w:numId w:val="15"/>
+        </w:numPr>
+        <w:bidi/>
+        <w:jc w:val="both"/>
+        <w:rPr>
+          <w:rFonts w:asciiTheme="minorBidi" w:hAnsiTheme="minorBidi"/>
+          <w:noProof/>
+        </w:rPr>
+      </w:pPr>
+      <w:r>
+        <w:rPr>
+          <w:rFonts w:asciiTheme="minorBidi" w:hAnsiTheme="minorBidi"/>
+          <w:b/>
+          <w:bCs/>
+          <w:noProof/>
+          <w:lang w:bidi="fa-IR"/>
+        </w:rPr>
+        <w:t>min</w:t>
+      </w:r>
+      <w:r>
+        <w:rPr>
+          <w:rFonts w:asciiTheme="minorBidi" w:hAnsiTheme="minorBidi"/>
+          <w:b/>
+          <w:bCs/>
+          <w:noProof/>
+          <w:rtl/>
+        </w:rPr>
+        <w:t xml:space="preserve"> و </w:t>
+      </w:r>
+      <w:r>
+        <w:rPr>
+          <w:rFonts w:asciiTheme="minorBidi" w:hAnsiTheme="minorBidi"/>
+          <w:b/>
+          <w:bCs/>
+          <w:noProof/>
+          <w:lang w:bidi="fa-IR"/>
+        </w:rPr>
+        <w:t>max</w:t>
+      </w:r>
+      <w:r>
+        <w:rPr>
+          <w:rFonts w:asciiTheme="minorBidi" w:hAnsiTheme="minorBidi"/>
+          <w:b/>
+          <w:bCs/>
+          <w:noProof/>
+          <w:rtl/>
+        </w:rPr>
+        <w:t>:</w:t>
+      </w:r>
+      <w:r>
+        <w:rPr>
+          <w:rFonts w:asciiTheme="minorBidi" w:hAnsiTheme="minorBidi"/>
+          <w:noProof/>
+          <w:rtl/>
+        </w:rPr>
+        <w:t> نشان‌دهنده سریع‌ترین و کندترین واکنشی است که سرور در طول این تست از خود نشان داده است</w:t>
+      </w:r>
+    </w:p>
+    <w:p>
+      <w:pPr>
+        <w:jc w:val="both"/>
+        <w:rPr>
+          <w:rFonts w:asciiTheme="minorBidi" w:hAnsiTheme="minorBidi"/>
+          <w:noProof/>
+        </w:rPr>
+      </w:pPr>
+    </w:p>
+    <w:p>
+      <w:pPr>
+        <w:jc w:val="both"/>
+        <w:rPr>
+          <w:rFonts w:asciiTheme="minorBidi" w:hAnsiTheme="minorBidi"/>
+          <w:noProof/>
+          <w:lang w:bidi="fa-IR"/>
+        </w:rPr>
+      </w:pPr>
+    </w:p>
+    <w:p>
+      <w:pPr>
+        <w:jc w:val="both"/>
+        <w:rPr>
+          <w:rFonts w:asciiTheme="minorBidi" w:hAnsiTheme="minorBidi"/>
+          <w:noProof/>
+          <w:rtl/>
+        </w:rPr>
+      </w:pPr>
+      <w:r>
+        <w:rPr>
+          <w:rFonts w:asciiTheme="minorBidi" w:hAnsiTheme="minorBidi"/>
+          <w:noProof/>
+        </w:rPr>
+        <w:pict>
+          <v:rect id="_x0000_i1029" alt="" style="width:468pt;height:.05pt;mso-width-percent:0;mso-height-percent:0;mso-width-percent:0;mso-height-percent:0" o:hralign="center" o:hrstd="t" o:hr="t" fillcolor="#a0a0a0" stroked="f"/>
+        </w:pict>
+      </w:r>
+    </w:p>
+    <w:p>
+      <w:pPr>
+        <w:jc w:val="both"/>
+        <w:rPr>
+          <w:rFonts w:asciiTheme="minorBidi" w:hAnsiTheme="minorBidi"/>
+          <w:noProof/>
+          <w:rtl/>
+        </w:rPr>
+      </w:pPr>
+    </w:p>
+    <w:p>
+      <w:pPr>
+        <w:pStyle w:val="Heading2"/>
+        <w:bidi/>
+        <w:rPr>
+          <w:b/>
+          <w:bCs/>
+          <w:noProof/>
+          <w:rtl/>
+        </w:rPr>
+      </w:pPr>
+      <w:r>
+        <w:rPr>
+          <w:b/>
+          <w:bCs/>
+          <w:noProof/>
+          <w:rtl/>
+        </w:rPr>
+        <w:t>پوشه </w:t>
+      </w:r>
+      <w:r>
+        <w:rPr>
+          <w:b/>
+          <w:bCs/>
+          <w:noProof/>
+          <w:lang w:bidi="fa-IR"/>
+        </w:rPr>
+        <w:t>tests</w:t>
+      </w:r>
+      <w:r>
+        <w:rPr>
+          <w:b/>
+          <w:bCs/>
+          <w:noProof/>
+          <w:rtl/>
+        </w:rPr>
+        <w:t> (تست‌های خودکار پروژه):</w:t>
+      </w:r>
+    </w:p>
+    <w:p>
+      <w:pPr>
+        <w:jc w:val="both"/>
+        <w:rPr>
+          <w:rFonts w:asciiTheme="minorBidi" w:hAnsiTheme="minorBidi"/>
+          <w:noProof/>
+          <w:rtl/>
+        </w:rPr>
+      </w:pPr>
+      <w:r>
+        <w:rPr>
+          <w:rFonts w:asciiTheme="minorBidi" w:hAnsiTheme="minorBidi"/>
+          <w:noProof/>
+          <w:rtl/>
+        </w:rPr>
+        <w:br/>
+      </w:r>
+    </w:p>
+    <w:p>
+      <w:pPr>
+        <w:numPr>
+          <w:ilvl w:val="1"/>
+          <w:numId w:val="2"/>
+        </w:numPr>
+        <w:jc w:val="both"/>
+        <w:rPr>
+          <w:rFonts w:asciiTheme="minorBidi" w:hAnsiTheme="minorBidi"/>
+          <w:noProof/>
+          <w:rtl/>
+        </w:rPr>
+      </w:pPr>
+      <w:r>
+        <w:rPr>
+          <w:rFonts w:asciiTheme="minorBidi" w:hAnsiTheme="minorBidi"/>
+          <w:noProof/>
+          <w:lang w:bidi="fa-IR"/>
+        </w:rPr>
+        <w:t>conftest.py</w:t>
+      </w:r>
+    </w:p>
+    <w:p>
+      <w:pPr>
+        <w:jc w:val="both"/>
+        <w:rPr>
+          <w:rFonts w:asciiTheme="minorBidi" w:hAnsiTheme="minorBidi"/>
+          <w:noProof/>
+          <w:rtl/>
+        </w:rPr>
+      </w:pPr>
+      <w:r>
+        <w:rPr>
+          <w:rFonts w:asciiTheme="minorBidi" w:hAnsiTheme="minorBidi"/>
+          <w:noProof/>
+          <w:rtl/>
+        </w:rPr>
+        <w:br/>
+      </w:r>
+    </w:p>
+    <w:p>
+      <w:pPr>
+        <w:numPr>
+          <w:ilvl w:val="2"/>
+          <w:numId w:val="2"/>
+        </w:numPr>
+        <w:jc w:val="both"/>
+        <w:rPr>
+          <w:rFonts w:asciiTheme="minorBidi" w:hAnsiTheme="minorBidi"/>
+          <w:noProof/>
+        </w:rPr>
+      </w:pPr>
+      <w:r>
+        <w:rPr>
+          <w:rFonts w:asciiTheme="minorBidi" w:hAnsiTheme="minorBidi"/>
+          <w:noProof/>
+          <w:lang w:bidi="fa-IR"/>
+        </w:rPr>
+        <w:t>conftest.cpython-313-pytest-9.1.1.pyc</w:t>
+      </w:r>
+    </w:p>
+    <w:p>
+      <w:pPr>
+        <w:jc w:val="both"/>
+        <w:rPr>
+          <w:rFonts w:asciiTheme="minorBidi" w:hAnsiTheme="minorBidi"/>
+          <w:noProof/>
+          <w:lang w:bidi="fa-IR"/>
+        </w:rPr>
+      </w:pPr>
+    </w:p>
+    <w:p>
+      <w:pPr>
+        <w:jc w:val="both"/>
+        <w:rPr>
+          <w:rFonts w:asciiTheme="minorBidi" w:hAnsiTheme="minorBidi"/>
+          <w:noProof/>
+          <w:rtl/>
+        </w:rPr>
+      </w:pPr>
+      <w:r>
+        <w:rPr>
+          <w:rFonts w:asciiTheme="minorBidi" w:hAnsiTheme="minorBidi"/>
+          <w:noProof/>
+          <w:lang w:bidi="fa-IR"/>
+        </w:rPr>
+        <w:pict>
+          <v:rect id="_x0000_i1028" alt="" style="width:468pt;height:.05pt;mso-width-percent:0;mso-height-percent:0;mso-width-percent:0;mso-height-percent:0" o:hralign="center" o:hrstd="t" o:hr="t" fillcolor="#a0a0a0" stroked="f"/>
+        </w:pict>
+      </w:r>
+    </w:p>
+    <w:p>
+      <w:pPr>
+        <w:jc w:val="both"/>
+        <w:rPr>
+          <w:rFonts w:asciiTheme="minorBidi" w:hAnsiTheme="minorBidi"/>
+          <w:noProof/>
+          <w:rtl/>
+        </w:rPr>
+      </w:pPr>
+    </w:p>
+    <w:p>
+      <w:pPr>
+        <w:pStyle w:val="Heading2"/>
+        <w:bidi/>
+        <w:rPr>
+          <w:b/>
+          <w:bCs/>
+          <w:noProof/>
+          <w:rtl/>
+        </w:rPr>
+      </w:pPr>
+      <w:r>
+        <w:rPr>
+          <w:b/>
+          <w:bCs/>
+          <w:noProof/>
+          <w:rtl/>
+        </w:rPr>
+        <w:t>پوشه </w:t>
+      </w:r>
+      <w:r>
+        <w:rPr>
+          <w:b/>
+          <w:bCs/>
+          <w:noProof/>
+          <w:lang w:bidi="fa-IR"/>
+        </w:rPr>
+        <w:t>fixtures</w:t>
+      </w:r>
+      <w:r>
+        <w:rPr>
+          <w:b/>
+          <w:bCs/>
+          <w:noProof/>
+          <w:rtl/>
+        </w:rPr>
+        <w:t> (داده‌های نمونه برای تست):</w:t>
+      </w:r>
+    </w:p>
+    <w:p>
+      <w:pPr>
+        <w:jc w:val="both"/>
+        <w:rPr>
+          <w:rFonts w:asciiTheme="minorBidi" w:hAnsiTheme="minorBidi"/>
+          <w:noProof/>
+          <w:rtl/>
+        </w:rPr>
+      </w:pPr>
+      <w:r>
+        <w:rPr>
+          <w:rFonts w:asciiTheme="minorBidi" w:hAnsiTheme="minorBidi"/>
+          <w:noProof/>
+          <w:rtl/>
+        </w:rPr>
+        <w:br/>
+      </w:r>
+    </w:p>
+    <w:p>
+      <w:pPr>
+        <w:numPr>
+          <w:ilvl w:val="2"/>
+          <w:numId w:val="2"/>
+        </w:numPr>
+        <w:jc w:val="both"/>
+        <w:rPr>
+          <w:rFonts w:asciiTheme="minorBidi" w:hAnsiTheme="minorBidi"/>
+          <w:noProof/>
+          <w:rtl/>
+        </w:rPr>
+      </w:pPr>
+      <w:r>
+        <w:rPr>
+          <w:rFonts w:asciiTheme="minorBidi" w:hAnsiTheme="minorBidi"/>
+          <w:noProof/>
+          <w:lang w:bidi="fa-IR"/>
+        </w:rPr>
+        <w:t>street2.jpg</w:t>
+      </w:r>
+    </w:p>
+    <w:p>
+      <w:pPr>
+        <w:jc w:val="both"/>
+        <w:rPr>
+          <w:rFonts w:asciiTheme="minorBidi" w:hAnsiTheme="minorBidi"/>
+          <w:noProof/>
+          <w:rtl/>
+        </w:rPr>
+      </w:pPr>
+    </w:p>
+    <w:p>
+      <w:pPr>
+        <w:numPr>
+          <w:ilvl w:val="2"/>
+          <w:numId w:val="2"/>
+        </w:numPr>
+        <w:jc w:val="both"/>
+        <w:rPr>
+          <w:rFonts w:asciiTheme="minorBidi" w:hAnsiTheme="minorBidi"/>
+          <w:noProof/>
+        </w:rPr>
+      </w:pPr>
+      <w:r>
+        <w:rPr>
+          <w:rFonts w:asciiTheme="minorBidi" w:hAnsiTheme="minorBidi"/>
+          <w:noProof/>
+          <w:lang w:bidi="fa-IR"/>
+        </w:rPr>
+        <w:t>streetAndpeople.jpg</w:t>
+      </w:r>
+    </w:p>
+    <w:p>
+      <w:pPr>
+        <w:pStyle w:val="ListParagraph"/>
+        <w:rPr>
+          <w:rFonts w:asciiTheme="minorBidi" w:hAnsiTheme="minorBidi"/>
+          <w:noProof/>
+        </w:rPr>
+      </w:pPr>
+    </w:p>
+    <w:p>
+      <w:pPr>
+        <w:ind w:left="720"/>
+        <w:jc w:val="both"/>
+        <w:rPr>
+          <w:rFonts w:asciiTheme="minorBidi" w:hAnsiTheme="minorBidi"/>
+          <w:noProof/>
+          <w:rtl/>
+        </w:rPr>
+      </w:pPr>
+      <w:r>
+        <w:rPr>
+          <w:rFonts w:asciiTheme="minorBidi" w:hAnsiTheme="minorBidi"/>
+          <w:noProof/>
+        </w:rPr>
+        <w:pict>
+          <v:rect id="_x0000_i1027" alt="" style="width:431.95pt;height:.05pt;mso-width-percent:0;mso-height-percent:0;mso-width-percent:0;mso-height-percent:0" o:hrpct="923" o:hralign="center" o:hrstd="t" o:hr="t" fillcolor="#a0a0a0" stroked="f"/>
+        </w:pict>
+      </w:r>
+    </w:p>
+    <w:p>
+      <w:pPr>
+        <w:bidi/>
+        <w:jc w:val="both"/>
+        <w:rPr>
+          <w:rFonts w:asciiTheme="minorBidi" w:hAnsiTheme="minorBidi"/>
+          <w:noProof/>
+        </w:rPr>
+      </w:pPr>
+    </w:p>
+    <w:p>
+      <w:pPr>
+        <w:pStyle w:val="Heading2"/>
+        <w:bidi/>
+        <w:rPr>
+          <w:b/>
+          <w:bCs/>
+          <w:noProof/>
+          <w:rtl/>
+        </w:rPr>
+      </w:pPr>
+      <w:r>
+        <w:rPr>
+          <w:b/>
+          <w:bCs/>
+          <w:noProof/>
+          <w:rtl/>
+        </w:rPr>
+        <w:t>پوشه </w:t>
+      </w:r>
+      <w:r>
+        <w:rPr>
+          <w:b/>
+          <w:bCs/>
+          <w:noProof/>
+          <w:lang w:bidi="fa-IR"/>
+        </w:rPr>
+        <w:t>integration</w:t>
+      </w:r>
+      <w:r>
+        <w:rPr>
+          <w:b/>
+          <w:bCs/>
+          <w:noProof/>
+          <w:rtl/>
+        </w:rPr>
+        <w:t> (تست‌های یکپارچگی):</w:t>
+      </w:r>
+    </w:p>
+    <w:p>
+      <w:pPr>
+        <w:jc w:val="both"/>
+        <w:rPr>
+          <w:rFonts w:asciiTheme="minorBidi" w:hAnsiTheme="minorBidi"/>
+          <w:noProof/>
+          <w:rtl/>
+        </w:rPr>
+      </w:pPr>
+      <w:r>
+        <w:rPr>
+          <w:rFonts w:asciiTheme="minorBidi" w:hAnsiTheme="minorBidi"/>
+          <w:noProof/>
+          <w:rtl/>
+        </w:rPr>
+        <w:br/>
+      </w:r>
+    </w:p>
+    <w:p>
+      <w:pPr>
+        <w:numPr>
+          <w:ilvl w:val="2"/>
+          <w:numId w:val="2"/>
+        </w:numPr>
+        <w:jc w:val="both"/>
+        <w:rPr>
+          <w:rFonts w:asciiTheme="minorBidi" w:hAnsiTheme="minorBidi"/>
+          <w:noProof/>
+          <w:rtl/>
+        </w:rPr>
+      </w:pPr>
+      <w:r>
+        <w:rPr>
+          <w:rFonts w:asciiTheme="minorBidi" w:hAnsiTheme="minorBidi"/>
+          <w:noProof/>
+          <w:lang w:bidi="fa-IR"/>
+        </w:rPr>
+        <w:t>test_errors.py</w:t>
+      </w:r>
+    </w:p>
+    <w:p>
+      <w:pPr>
+        <w:jc w:val="both"/>
+        <w:rPr>
+          <w:rFonts w:asciiTheme="minorBidi" w:hAnsiTheme="minorBidi"/>
+          <w:noProof/>
+          <w:rtl/>
+        </w:rPr>
+      </w:pPr>
+    </w:p>
+    <w:p>
+      <w:pPr>
+        <w:numPr>
+          <w:ilvl w:val="2"/>
+          <w:numId w:val="2"/>
+        </w:numPr>
+        <w:jc w:val="both"/>
+        <w:rPr>
+          <w:rFonts w:asciiTheme="minorBidi" w:hAnsiTheme="minorBidi"/>
+          <w:noProof/>
+          <w:rtl/>
+        </w:rPr>
+      </w:pPr>
+      <w:r>
+        <w:rPr>
+          <w:rFonts w:asciiTheme="minorBidi" w:hAnsiTheme="minorBidi"/>
+          <w:noProof/>
+          <w:lang w:bidi="fa-IR"/>
+        </w:rPr>
+        <w:t>test_models_api.py</w:t>
+      </w:r>
+    </w:p>
+    <w:p>
+      <w:pPr>
+        <w:jc w:val="both"/>
+        <w:rPr>
+          <w:rFonts w:asciiTheme="minorBidi" w:hAnsiTheme="minorBidi"/>
+          <w:noProof/>
+          <w:rtl/>
+        </w:rPr>
+      </w:pPr>
+    </w:p>
+    <w:p>
+      <w:pPr>
+        <w:pStyle w:val="ListParagraph"/>
+        <w:rPr>
+          <w:rFonts w:asciiTheme="minorBidi" w:hAnsiTheme="minorBidi"/>
+          <w:noProof/>
+        </w:rPr>
+      </w:pPr>
+    </w:p>
+    <w:p>
+      <w:pPr>
+        <w:jc w:val="both"/>
+        <w:rPr>
+          <w:rFonts w:asciiTheme="minorBidi" w:hAnsiTheme="minorBidi"/>
+          <w:noProof/>
+          <w:rtl/>
+        </w:rPr>
+      </w:pPr>
+      <w:r>
+        <w:rPr>
+          <w:rFonts w:asciiTheme="minorBidi" w:hAnsiTheme="minorBidi"/>
+          <w:noProof/>
+        </w:rPr>
+        <w:pict>
+          <v:rect id="_x0000_i1026" alt="" style="width:468pt;height:.05pt;mso-width-percent:0;mso-height-percent:0;mso-width-percent:0;mso-height-percent:0" o:hralign="center" o:hrstd="t" o:hr="t" fillcolor="#a0a0a0" stroked="f"/>
+        </w:pict>
+      </w:r>
+    </w:p>
+    <w:p>
+      <w:pPr>
+        <w:jc w:val="both"/>
+        <w:rPr>
+          <w:rFonts w:asciiTheme="minorBidi" w:hAnsiTheme="minorBidi"/>
+          <w:noProof/>
+          <w:rtl/>
+        </w:rPr>
+      </w:pPr>
+    </w:p>
+    <w:p>
+      <w:pPr>
+        <w:pStyle w:val="Heading2"/>
+        <w:bidi/>
+        <w:rPr>
+          <w:b/>
+          <w:bCs/>
+          <w:noProof/>
+          <w:rtl/>
+        </w:rPr>
+      </w:pPr>
+      <w:r>
+        <w:rPr>
+          <w:b/>
+          <w:bCs/>
+          <w:noProof/>
+          <w:rtl/>
+        </w:rPr>
+        <w:t>پوشه </w:t>
+      </w:r>
+      <w:r>
+        <w:rPr>
+          <w:b/>
+          <w:bCs/>
+          <w:noProof/>
+          <w:lang w:bidi="fa-IR"/>
+        </w:rPr>
+        <w:t>unit</w:t>
+      </w:r>
+      <w:r>
+        <w:rPr>
+          <w:b/>
+          <w:bCs/>
+          <w:noProof/>
+          <w:rtl/>
+        </w:rPr>
+        <w:t> (تست‌های واحد):</w:t>
+      </w:r>
+    </w:p>
+    <w:p>
+      <w:pPr>
+        <w:jc w:val="both"/>
+        <w:rPr>
+          <w:rFonts w:asciiTheme="minorBidi" w:hAnsiTheme="minorBidi"/>
+          <w:noProof/>
+          <w:rtl/>
+        </w:rPr>
+      </w:pPr>
+      <w:r>
+        <w:rPr>
+          <w:rFonts w:asciiTheme="minorBidi" w:hAnsiTheme="minorBidi"/>
+          <w:noProof/>
+          <w:rtl/>
+        </w:rPr>
+        <w:br/>
+      </w:r>
+    </w:p>
+    <w:p>
+      <w:pPr>
+        <w:numPr>
+          <w:ilvl w:val="2"/>
+          <w:numId w:val="2"/>
+        </w:numPr>
+        <w:jc w:val="both"/>
+        <w:rPr>
+          <w:rFonts w:asciiTheme="minorBidi" w:hAnsiTheme="minorBidi"/>
+          <w:noProof/>
+          <w:rtl/>
+        </w:rPr>
+      </w:pPr>
+      <w:r>
+        <w:rPr>
+          <w:rFonts w:asciiTheme="minorBidi" w:hAnsiTheme="minorBidi"/>
+          <w:noProof/>
+          <w:lang w:bidi="fa-IR"/>
+        </w:rPr>
+        <w:t>test_health.py</w:t>
+      </w:r>
+    </w:p>
+    <w:p>
+      <w:pPr>
+        <w:jc w:val="both"/>
+        <w:rPr>
+          <w:rFonts w:asciiTheme="minorBidi" w:hAnsiTheme="minorBidi"/>
+          <w:noProof/>
+          <w:rtl/>
+        </w:rPr>
+      </w:pPr>
+    </w:p>
+    <w:p>
+      <w:pPr>
+        <w:numPr>
+          <w:ilvl w:val="2"/>
+          <w:numId w:val="2"/>
+        </w:numPr>
+        <w:jc w:val="both"/>
+        <w:rPr>
+          <w:rFonts w:asciiTheme="minorBidi" w:hAnsiTheme="minorBidi"/>
+          <w:noProof/>
+          <w:rtl/>
+        </w:rPr>
+      </w:pPr>
+      <w:r>
+        <w:rPr>
+          <w:rFonts w:asciiTheme="minorBidi" w:hAnsiTheme="minorBidi"/>
+          <w:noProof/>
+          <w:lang w:bidi="fa-IR"/>
+        </w:rPr>
+        <w:t>test_inference.py</w:t>
+      </w:r>
+    </w:p>
+    <w:p>
+      <w:pPr>
+        <w:jc w:val="both"/>
+        <w:rPr>
+          <w:rFonts w:asciiTheme="minorBidi" w:hAnsiTheme="minorBidi"/>
+          <w:noProof/>
+          <w:rtl/>
+        </w:rPr>
+      </w:pPr>
+    </w:p>
+    <w:p>
+      <w:pPr>
+        <w:numPr>
+          <w:ilvl w:val="2"/>
+          <w:numId w:val="2"/>
+        </w:numPr>
+        <w:jc w:val="both"/>
+        <w:rPr>
+          <w:rFonts w:asciiTheme="minorBidi" w:hAnsiTheme="minorBidi"/>
+          <w:noProof/>
+          <w:rtl/>
+        </w:rPr>
+      </w:pPr>
+      <w:r>
+        <w:rPr>
+          <w:rFonts w:asciiTheme="minorBidi" w:hAnsiTheme="minorBidi"/>
+          <w:noProof/>
+          <w:lang w:bidi="fa-IR"/>
+        </w:rPr>
+        <w:t>test_postprocessing.py</w:t>
+      </w:r>
+    </w:p>
+    <w:p>
+      <w:pPr>
+        <w:jc w:val="both"/>
+        <w:rPr>
+          <w:rFonts w:asciiTheme="minorBidi" w:hAnsiTheme="minorBidi"/>
+          <w:noProof/>
+          <w:rtl/>
+        </w:rPr>
+      </w:pPr>
+    </w:p>
+    <w:p>
+      <w:pPr>
+        <w:numPr>
+          <w:ilvl w:val="2"/>
+          <w:numId w:val="2"/>
+        </w:numPr>
+        <w:jc w:val="both"/>
+        <w:rPr>
+          <w:rFonts w:asciiTheme="minorBidi" w:hAnsiTheme="minorBidi"/>
+          <w:noProof/>
+          <w:rtl/>
+        </w:rPr>
+      </w:pPr>
+      <w:r>
+        <w:rPr>
+          <w:rFonts w:asciiTheme="minorBidi" w:hAnsiTheme="minorBidi"/>
+          <w:noProof/>
+          <w:lang w:bidi="fa-IR"/>
+        </w:rPr>
+        <w:t>test_preprocessing.py</w:t>
+      </w:r>
+    </w:p>
+    <w:p>
+      <w:pPr>
+        <w:jc w:val="both"/>
+        <w:rPr>
+          <w:rFonts w:asciiTheme="minorBidi" w:hAnsiTheme="minorBidi"/>
+          <w:noProof/>
+          <w:rtl/>
+        </w:rPr>
+      </w:pPr>
+    </w:p>
+    <w:p>
+      <w:pPr>
+        <w:numPr>
+          <w:ilvl w:val="2"/>
+          <w:numId w:val="2"/>
+        </w:numPr>
+        <w:jc w:val="both"/>
+        <w:rPr>
+          <w:rFonts w:asciiTheme="minorBidi" w:hAnsiTheme="minorBidi"/>
+          <w:noProof/>
+          <w:rtl/>
+        </w:rPr>
+      </w:pPr>
+      <w:r>
+        <w:rPr>
+          <w:rFonts w:asciiTheme="minorBidi" w:hAnsiTheme="minorBidi"/>
+          <w:noProof/>
+          <w:lang w:bidi="fa-IR"/>
+        </w:rPr>
+        <w:t>test_registry.py</w:t>
+      </w:r>
+    </w:p>
+    <w:p>
+      <w:pPr>
+        <w:jc w:val="both"/>
+        <w:rPr>
+          <w:rFonts w:asciiTheme="minorBidi" w:hAnsiTheme="minorBidi"/>
+          <w:noProof/>
+          <w:rtl/>
+        </w:rPr>
+      </w:pPr>
+    </w:p>
+    <w:p>
+      <w:pPr>
+        <w:numPr>
+          <w:ilvl w:val="2"/>
+          <w:numId w:val="2"/>
+        </w:numPr>
+        <w:jc w:val="both"/>
+        <w:rPr>
+          <w:rFonts w:asciiTheme="minorBidi" w:hAnsiTheme="minorBidi"/>
+          <w:noProof/>
+          <w:rtl/>
+        </w:rPr>
+      </w:pPr>
+      <w:r>
+        <w:rPr>
+          <w:rFonts w:asciiTheme="minorBidi" w:hAnsiTheme="minorBidi"/>
+          <w:noProof/>
+          <w:lang w:bidi="fa-IR"/>
+        </w:rPr>
+        <w:t>test_request_id.py</w:t>
+      </w:r>
+    </w:p>
+    <w:p>
+      <w:pPr>
+        <w:jc w:val="both"/>
+        <w:rPr>
+          <w:rFonts w:asciiTheme="minorBidi" w:hAnsiTheme="minorBidi"/>
+          <w:noProof/>
+          <w:rtl/>
+        </w:rPr>
+      </w:pPr>
+    </w:p>
+    <w:p>
+      <w:pPr>
+        <w:numPr>
+          <w:ilvl w:val="2"/>
+          <w:numId w:val="2"/>
+        </w:numPr>
+        <w:jc w:val="both"/>
+        <w:rPr>
+          <w:rFonts w:asciiTheme="minorBidi" w:hAnsiTheme="minorBidi"/>
+          <w:noProof/>
+          <w:rtl/>
+        </w:rPr>
+      </w:pPr>
+      <w:r>
+        <w:rPr>
+          <w:rFonts w:asciiTheme="minorBidi" w:hAnsiTheme="minorBidi"/>
+          <w:noProof/>
+          <w:lang w:bidi="fa-IR"/>
+        </w:rPr>
+        <w:t>test_ultralytics.py</w:t>
+      </w:r>
+    </w:p>
+    <w:p>
+      <w:pPr>
+        <w:jc w:val="both"/>
+        <w:rPr>
+          <w:rFonts w:asciiTheme="minorBidi" w:hAnsiTheme="minorBidi"/>
+          <w:noProof/>
+          <w:rtl/>
+        </w:rPr>
+      </w:pPr>
+    </w:p>
+    <w:p>
+      <w:pPr>
+        <w:jc w:val="both"/>
+        <w:rPr>
+          <w:rFonts w:asciiTheme="minorBidi" w:hAnsiTheme="minorBidi"/>
+          <w:noProof/>
+          <w:lang w:bidi="fa-IR"/>
+        </w:rPr>
+      </w:pPr>
+      <w:r>
+        <w:rPr>
+          <w:rFonts w:asciiTheme="minorBidi" w:hAnsiTheme="minorBidi"/>
+          <w:noProof/>
+          <w:lang w:bidi="fa-IR"/>
+        </w:rPr>
+        <w:pict>
           <v:rect id="_x0000_i1025" alt="" style="width:468pt;height:.05pt;mso-width-percent:0;mso-height-percent:0;mso-width-percent:0;mso-height-percent:0" o:hralign="center" o:hrstd="t" o:hr="t" fillcolor="#a0a0a0" stroked="f"/>
         </w:pict>
       </w:r>
-    </w:p>
-    <w:p>
-      <w:pPr>
-        <w:jc w:val="both"/>
-        <w:rPr>
-          <w:rFonts w:asciiTheme="minorBidi" w:hAnsiTheme="minorBidi"/>
-          <w:noProof/>
-          <w:lang w:bidi="fa-IR"/>
-        </w:rPr>
-      </w:pPr>
-    </w:p>
-    <w:p>
-      <w:pPr>
-        <w:pStyle w:val="Heading1"/>
-        <w:rPr>
-          <w:b/>
-          <w:bCs/>
-          <w:noProof/>
-          <w:lang w:bidi="fa-IR"/>
-        </w:rPr>
-      </w:pPr>
-      <w:r>
-        <w:rPr>
-          <w:b/>
-          <w:bCs/>
-          <w:noProof/>
-          <w:lang w:bidi="fa-IR"/>
-        </w:rPr>
-        <w:t>Architecture</w:t>
-      </w:r>
-    </w:p>
-    <w:p>
-      <w:pPr>
-        <w:jc w:val="both"/>
-        <w:rPr>
-          <w:rFonts w:asciiTheme="minorBidi" w:hAnsiTheme="minorBidi"/>
-          <w:noProof/>
-          <w:lang w:bidi="fa-IR"/>
-        </w:rPr>
-      </w:pPr>
-    </w:p>
-    <w:p>
-      <w:pPr>
-        <w:jc w:val="both"/>
-        <w:rPr>
-          <w:rFonts w:asciiTheme="minorBidi" w:hAnsiTheme="minorBidi"/>
-          <w:noProof/>
-          <w:lang w:bidi="fa-IR"/>
-        </w:rPr>
-      </w:pPr>
-      <w:r>
-        <w:rPr>
-          <w:rFonts w:asciiTheme="minorBidi" w:hAnsiTheme="minorBidi"/>
-          <w:noProof/>
-          <w:lang w:bidi="fa-IR"/>
-        </w:rPr>
-        <w:t>Version 1</w:t>
-      </w:r>
-    </w:p>
-    <w:p>
-      <w:pPr>
-        <w:jc w:val="both"/>
-        <w:rPr>
-          <w:rFonts w:asciiTheme="minorBidi" w:hAnsiTheme="minorBidi"/>
-          <w:noProof/>
-          <w:lang w:bidi="fa-IR"/>
-        </w:rPr>
-      </w:pPr>
-    </w:p>
-    <w:p>
-      <w:pPr>
-        <w:pStyle w:val="HTMLPreformatted"/>
-        <w:shd w:val="clear" w:color="auto" w:fill="191A1C"/>
-        <w:rPr>
-          <w:noProof/>
-          <w:color w:val="BCBEC4"/>
-        </w:rPr>
-      </w:pPr>
-      <w:r>
-        <w:rPr>
-          <w:noProof/>
-          <w:color w:val="BCBEC4"/>
-        </w:rPr>
-        <w:t>(.venv) BBAP-Sec &gt; tree -L 3</w:t>
-      </w:r>
-      <w:r>
-        <w:rPr>
-          <w:noProof/>
-          <w:color w:val="BCBEC4"/>
-        </w:rPr>
-        <w:br/>
-        <w:t>.</w:t>
-      </w:r>
-      <w:r>
-        <w:rPr>
-          <w:noProof/>
-          <w:color w:val="BCBEC4"/>
-        </w:rPr>
-        <w:br/>
-        <w:t>├── Dockerfile</w:t>
-      </w:r>
-      <w:r>
-        <w:rPr>
-          <w:noProof/>
-          <w:color w:val="BCBEC4"/>
-        </w:rPr>
-        <w:br/>
-        <w:t>├── Makefile</w:t>
-      </w:r>
-      <w:r>
-        <w:rPr>
-          <w:noProof/>
-          <w:color w:val="BCBEC4"/>
-        </w:rPr>
-        <w:br/>
-        <w:t>├── README.md</w:t>
-      </w:r>
-      <w:r>
-        <w:rPr>
-          <w:noProof/>
-          <w:color w:val="BCBEC4"/>
-        </w:rPr>
-        <w:br/>
-        <w:t>├── app</w:t>
-      </w:r>
-      <w:r>
-        <w:rPr>
-          <w:noProof/>
-          <w:color w:val="BCBEC4"/>
-        </w:rPr>
-        <w:br/>
-        <w:t>│   ├── __init__.py</w:t>
-      </w:r>
-      <w:r>
-        <w:rPr>
-          <w:noProof/>
-          <w:color w:val="BCBEC4"/>
-        </w:rPr>
-        <w:br/>
-        <w:t>│   ├── __pycache__</w:t>
-      </w:r>
-      <w:r>
-        <w:rPr>
-          <w:noProof/>
-          <w:color w:val="BCBEC4"/>
-        </w:rPr>
-        <w:br/>
-        <w:t>│   │   ├── __init__.cpython-313.pyc</w:t>
-      </w:r>
-      <w:r>
-        <w:rPr>
-          <w:noProof/>
-          <w:color w:val="BCBEC4"/>
-        </w:rPr>
-        <w:br/>
-        <w:t>│   │   └── main.cpython-313.pyc</w:t>
-      </w:r>
-      <w:r>
-        <w:rPr>
-          <w:noProof/>
-          <w:color w:val="BCBEC4"/>
-        </w:rPr>
-        <w:br/>
-        <w:t>│   ├── api</w:t>
-      </w:r>
-      <w:r>
-        <w:rPr>
-          <w:noProof/>
-          <w:color w:val="BCBEC4"/>
-        </w:rPr>
-        <w:br/>
-        <w:t>│   │   ├── __init__.py</w:t>
-      </w:r>
-      <w:r>
-        <w:rPr>
-          <w:noProof/>
-          <w:color w:val="BCBEC4"/>
-        </w:rPr>
-        <w:br/>
-        <w:t>│   │   ├── __pycache__</w:t>
-      </w:r>
-      <w:r>
-        <w:rPr>
-          <w:noProof/>
-          <w:color w:val="BCBEC4"/>
-        </w:rPr>
-        <w:br/>
-        <w:t>│   │   ├── dependencies.py</w:t>
-      </w:r>
-      <w:r>
-        <w:rPr>
-          <w:noProof/>
-          <w:color w:val="BCBEC4"/>
-        </w:rPr>
-        <w:br/>
-        <w:t>│   │   ├── routes</w:t>
-      </w:r>
-      <w:r>
-        <w:rPr>
-          <w:noProof/>
-          <w:color w:val="BCBEC4"/>
-        </w:rPr>
-        <w:br/>
-        <w:t>│   │   └── schemas</w:t>
-      </w:r>
-      <w:r>
-        <w:rPr>
-          <w:noProof/>
-          <w:color w:val="BCBEC4"/>
-        </w:rPr>
-        <w:br/>
-        <w:t>│   ├── core</w:t>
-      </w:r>
-      <w:r>
-        <w:rPr>
-          <w:noProof/>
-          <w:color w:val="BCBEC4"/>
-        </w:rPr>
-        <w:br/>
-        <w:t>│   │   ├── __init__.py</w:t>
-      </w:r>
-      <w:r>
-        <w:rPr>
-          <w:noProof/>
-          <w:color w:val="BCBEC4"/>
-        </w:rPr>
-        <w:br/>
-        <w:t>│   │   ├── __pycache__</w:t>
-      </w:r>
-      <w:r>
-        <w:rPr>
-          <w:noProof/>
-          <w:color w:val="BCBEC4"/>
-        </w:rPr>
-        <w:br/>
-        <w:t>│   │   ├── config.py</w:t>
-      </w:r>
-      <w:r>
-        <w:rPr>
-          <w:noProof/>
-          <w:color w:val="BCBEC4"/>
-        </w:rPr>
-        <w:br/>
-        <w:t>│   │   ├── exceptions.py</w:t>
-      </w:r>
-      <w:r>
-        <w:rPr>
-          <w:noProof/>
-          <w:color w:val="BCBEC4"/>
-        </w:rPr>
-        <w:br/>
-        <w:t>│   │   ├── logging.py</w:t>
-      </w:r>
-      <w:r>
-        <w:rPr>
-          <w:noProof/>
-          <w:color w:val="BCBEC4"/>
-        </w:rPr>
-        <w:br/>
-        <w:t>│   │   ├── request_id.py</w:t>
-      </w:r>
-      <w:r>
-        <w:rPr>
-          <w:noProof/>
-          <w:color w:val="BCBEC4"/>
-        </w:rPr>
-        <w:br/>
-        <w:t>│   │   └── security.py</w:t>
-      </w:r>
-      <w:r>
-        <w:rPr>
-          <w:noProof/>
-          <w:color w:val="BCBEC4"/>
-        </w:rPr>
-        <w:br/>
-        <w:t>│   ├── inference</w:t>
-      </w:r>
-      <w:r>
-        <w:rPr>
-          <w:noProof/>
-          <w:color w:val="BCBEC4"/>
-        </w:rPr>
-        <w:br/>
-        <w:t>│   │   ├── __pycache__</w:t>
-      </w:r>
-      <w:r>
-        <w:rPr>
-          <w:noProof/>
-          <w:color w:val="BCBEC4"/>
-        </w:rPr>
-        <w:br/>
-        <w:t>│   │   ├── batching.py</w:t>
-      </w:r>
-      <w:r>
-        <w:rPr>
-          <w:noProof/>
-          <w:color w:val="BCBEC4"/>
-        </w:rPr>
-        <w:br/>
-        <w:t>│   │   ├── engine.py</w:t>
-      </w:r>
-      <w:r>
-        <w:rPr>
-          <w:noProof/>
-          <w:color w:val="BCBEC4"/>
-        </w:rPr>
-        <w:br/>
-        <w:t>│   │   ├── postprocessing.py</w:t>
-      </w:r>
-      <w:r>
-        <w:rPr>
-          <w:noProof/>
-          <w:color w:val="BCBEC4"/>
-        </w:rPr>
-        <w:br/>
-        <w:t>│   │   └── preprocessing.py</w:t>
-      </w:r>
-      <w:r>
-        <w:rPr>
-          <w:noProof/>
-          <w:color w:val="BCBEC4"/>
-        </w:rPr>
-        <w:br/>
-        <w:t>│   ├── main.py</w:t>
-      </w:r>
-      <w:r>
-        <w:rPr>
-          <w:noProof/>
-          <w:color w:val="BCBEC4"/>
-        </w:rPr>
-        <w:br/>
-        <w:t>│   ├── models</w:t>
-      </w:r>
-      <w:r>
-        <w:rPr>
-          <w:noProof/>
-          <w:color w:val="BCBEC4"/>
-        </w:rPr>
-        <w:br/>
-        <w:t>│   │   ├── __init__.py</w:t>
-      </w:r>
-      <w:r>
-        <w:rPr>
-          <w:noProof/>
-          <w:color w:val="BCBEC4"/>
-        </w:rPr>
-        <w:br/>
-        <w:t>│   │   ├── __pycache__</w:t>
-      </w:r>
-      <w:r>
-        <w:rPr>
-          <w:noProof/>
-          <w:color w:val="BCBEC4"/>
-        </w:rPr>
-        <w:br/>
-        <w:t>│   │   ├── base.py</w:t>
-      </w:r>
-      <w:r>
-        <w:rPr>
-          <w:noProof/>
-          <w:color w:val="BCBEC4"/>
-        </w:rPr>
-        <w:br/>
-        <w:t>│   │   ├── loader.py</w:t>
-      </w:r>
-      <w:r>
-        <w:rPr>
-          <w:noProof/>
-          <w:color w:val="BCBEC4"/>
-        </w:rPr>
-        <w:br/>
-        <w:t>│   │   ├── registry.py</w:t>
-      </w:r>
-      <w:r>
-        <w:rPr>
-          <w:noProof/>
-          <w:color w:val="BCBEC4"/>
-        </w:rPr>
-        <w:br/>
-        <w:t>│   │   └── ultralytics.py</w:t>
-      </w:r>
-      <w:r>
-        <w:rPr>
-          <w:noProof/>
-          <w:color w:val="BCBEC4"/>
-        </w:rPr>
-        <w:br/>
-        <w:t>│   └── streaming</w:t>
-      </w:r>
-      <w:r>
-        <w:rPr>
-          <w:noProof/>
-          <w:color w:val="BCBEC4"/>
-        </w:rPr>
-        <w:br/>
-        <w:t>│       ├── pipeline.py</w:t>
-      </w:r>
-      <w:r>
-        <w:rPr>
-          <w:noProof/>
-          <w:color w:val="BCBEC4"/>
-        </w:rPr>
-        <w:br/>
-        <w:t>│       ├── sources</w:t>
-      </w:r>
-      <w:r>
-        <w:rPr>
-          <w:noProof/>
-          <w:color w:val="BCBEC4"/>
-        </w:rPr>
-        <w:br/>
-        <w:t>│       └── websocket.py</w:t>
-      </w:r>
-      <w:r>
-        <w:rPr>
-          <w:noProof/>
-          <w:color w:val="BCBEC4"/>
-        </w:rPr>
-        <w:br/>
-        <w:t>├── configs</w:t>
-      </w:r>
-      <w:r>
-        <w:rPr>
-          <w:noProof/>
-          <w:color w:val="BCBEC4"/>
-        </w:rPr>
-        <w:br/>
-        <w:t>│   ├── development.yaml</w:t>
-      </w:r>
-      <w:r>
-        <w:rPr>
-          <w:noProof/>
-          <w:color w:val="BCBEC4"/>
-        </w:rPr>
-        <w:br/>
-        <w:t>│   ├── models.yaml</w:t>
-      </w:r>
-      <w:r>
-        <w:rPr>
-          <w:noProof/>
-          <w:color w:val="BCBEC4"/>
-        </w:rPr>
-        <w:br/>
-        <w:t>│   └── production.yaml</w:t>
-      </w:r>
-      <w:r>
-        <w:rPr>
-          <w:noProof/>
-          <w:color w:val="BCBEC4"/>
-        </w:rPr>
-        <w:br/>
-        <w:t>├── doc</w:t>
-      </w:r>
-      <w:r>
-        <w:rPr>
-          <w:noProof/>
-          <w:color w:val="BCBEC4"/>
-        </w:rPr>
-        <w:br/>
-        <w:t>│   ├── My_notes.markdown</w:t>
-      </w:r>
-      <w:r>
-        <w:rPr>
-          <w:noProof/>
-          <w:color w:val="BCBEC4"/>
-        </w:rPr>
-        <w:br/>
-      </w:r>
-      <w:r>
-        <w:rPr>
-          <w:noProof/>
-          <w:color w:val="BCBEC4"/>
-        </w:rPr>
-        <w:lastRenderedPageBreak/>
-        <w:t>│   ├── My_notes2.markdown</w:t>
-      </w:r>
-      <w:r>
-        <w:rPr>
-          <w:noProof/>
-          <w:color w:val="BCBEC4"/>
-        </w:rPr>
-        <w:br/>
-        <w:t>│   ├── Notes of project.docx</w:t>
-      </w:r>
-      <w:r>
-        <w:rPr>
-          <w:noProof/>
-          <w:color w:val="BCBEC4"/>
-        </w:rPr>
-        <w:br/>
-        <w:t>│   ├── api.markdown</w:t>
-      </w:r>
-      <w:r>
-        <w:rPr>
-          <w:noProof/>
-          <w:color w:val="BCBEC4"/>
-        </w:rPr>
-        <w:br/>
-        <w:t>│   ├── architecture.markdown</w:t>
-      </w:r>
-      <w:r>
-        <w:rPr>
-          <w:noProof/>
-          <w:color w:val="BCBEC4"/>
-        </w:rPr>
-        <w:br/>
-        <w:t>│   └── project_notes.md</w:t>
-      </w:r>
-      <w:r>
-        <w:rPr>
-          <w:noProof/>
-          <w:color w:val="BCBEC4"/>
-        </w:rPr>
-        <w:br/>
-        <w:t>├── docker</w:t>
-      </w:r>
-      <w:r>
-        <w:rPr>
-          <w:noProof/>
-          <w:color w:val="BCBEC4"/>
-        </w:rPr>
-        <w:br/>
-        <w:t>│   ├── grafana</w:t>
-      </w:r>
-      <w:r>
-        <w:rPr>
-          <w:noProof/>
-          <w:color w:val="BCBEC4"/>
-        </w:rPr>
-        <w:br/>
-        <w:t>│   └── prometheus</w:t>
-      </w:r>
-      <w:r>
-        <w:rPr>
-          <w:noProof/>
-          <w:color w:val="BCBEC4"/>
-        </w:rPr>
-        <w:br/>
-        <w:t>├── docker-compose.yml</w:t>
-      </w:r>
-      <w:r>
-        <w:rPr>
-          <w:noProof/>
-          <w:color w:val="BCBEC4"/>
-        </w:rPr>
-        <w:br/>
-        <w:t>├── models</w:t>
-      </w:r>
-      <w:r>
-        <w:rPr>
-          <w:noProof/>
-          <w:color w:val="BCBEC4"/>
-        </w:rPr>
-        <w:br/>
-        <w:t>│   └── yolo11n.pt</w:t>
-      </w:r>
-      <w:r>
-        <w:rPr>
-          <w:noProof/>
-          <w:color w:val="BCBEC4"/>
-        </w:rPr>
-        <w:br/>
-        <w:t>├── notebooks</w:t>
-      </w:r>
-      <w:r>
-        <w:rPr>
-          <w:noProof/>
-          <w:color w:val="BCBEC4"/>
-        </w:rPr>
-        <w:br/>
-        <w:t>├── pyproject.toml</w:t>
-      </w:r>
-      <w:r>
-        <w:rPr>
-          <w:noProof/>
-          <w:color w:val="BCBEC4"/>
-        </w:rPr>
-        <w:br/>
-        <w:t>├── realtime_client.py</w:t>
-      </w:r>
-      <w:r>
-        <w:rPr>
-          <w:noProof/>
-          <w:color w:val="BCBEC4"/>
-        </w:rPr>
-        <w:br/>
-        <w:t>├── requirements.txt</w:t>
-      </w:r>
-      <w:r>
-        <w:rPr>
-          <w:noProof/>
-          <w:color w:val="BCBEC4"/>
-        </w:rPr>
-        <w:br/>
-        <w:t>├── scripts</w:t>
-      </w:r>
-      <w:r>
-        <w:rPr>
-          <w:noProof/>
-          <w:color w:val="BCBEC4"/>
-        </w:rPr>
-        <w:br/>
-        <w:t>│   └── benchmark.py</w:t>
-      </w:r>
-      <w:r>
-        <w:rPr>
-          <w:noProof/>
-          <w:color w:val="BCBEC4"/>
-        </w:rPr>
-        <w:br/>
-        <w:t>└── tests</w:t>
-      </w:r>
-      <w:r>
-        <w:rPr>
-          <w:noProof/>
-          <w:color w:val="BCBEC4"/>
-        </w:rPr>
-        <w:br/>
-        <w:t xml:space="preserve">    ├── __pycache__</w:t>
-      </w:r>
-      <w:r>
-        <w:rPr>
-          <w:noProof/>
-          <w:color w:val="BCBEC4"/>
-        </w:rPr>
-        <w:br/>
-        <w:t xml:space="preserve">    │   └── conftest.cpython-313-pytest-9.1.1.pyc</w:t>
-      </w:r>
-      <w:r>
-        <w:rPr>
-          <w:noProof/>
-          <w:color w:val="BCBEC4"/>
-        </w:rPr>
-        <w:br/>
-        <w:t xml:space="preserve">    ├── conftest.py</w:t>
-      </w:r>
-      <w:r>
-        <w:rPr>
-          <w:noProof/>
-          <w:color w:val="BCBEC4"/>
-        </w:rPr>
-        <w:br/>
-        <w:t xml:space="preserve">    ├── fixtures</w:t>
-      </w:r>
-      <w:r>
-        <w:rPr>
-          <w:noProof/>
-          <w:color w:val="BCBEC4"/>
-        </w:rPr>
-        <w:br/>
-        <w:t xml:space="preserve">    │   ├── street2.jpg</w:t>
-      </w:r>
-      <w:r>
-        <w:rPr>
-          <w:noProof/>
-          <w:color w:val="BCBEC4"/>
-        </w:rPr>
-        <w:br/>
-        <w:t xml:space="preserve">    │   └── streetAndpeople.jpg</w:t>
-      </w:r>
-      <w:r>
-        <w:rPr>
-          <w:noProof/>
-          <w:color w:val="BCBEC4"/>
-        </w:rPr>
-        <w:br/>
-        <w:t xml:space="preserve">    ├── integration</w:t>
-      </w:r>
-      <w:r>
-        <w:rPr>
-          <w:noProof/>
-          <w:color w:val="BCBEC4"/>
-        </w:rPr>
-        <w:br/>
-        <w:t xml:space="preserve">    │   ├── __pycache__</w:t>
-      </w:r>
-      <w:r>
-        <w:rPr>
-          <w:noProof/>
-          <w:color w:val="BCBEC4"/>
-        </w:rPr>
-        <w:br/>
-        <w:t xml:space="preserve">    │   ├── test_errors.py</w:t>
-      </w:r>
-      <w:r>
-        <w:rPr>
-          <w:noProof/>
-          <w:color w:val="BCBEC4"/>
-        </w:rPr>
-        <w:br/>
-        <w:t xml:space="preserve">    │   └── test_models_api.py</w:t>
-      </w:r>
-      <w:r>
-        <w:rPr>
-          <w:noProof/>
-          <w:color w:val="BCBEC4"/>
-        </w:rPr>
-        <w:br/>
-        <w:t xml:space="preserve">    └── unit</w:t>
-      </w:r>
-      <w:r>
-        <w:rPr>
-          <w:noProof/>
-          <w:color w:val="BCBEC4"/>
-        </w:rPr>
-        <w:br/>
-        <w:t xml:space="preserve">        ├── __pycache__</w:t>
-      </w:r>
-      <w:r>
-        <w:rPr>
-          <w:noProof/>
-          <w:color w:val="BCBEC4"/>
-        </w:rPr>
-        <w:br/>
-        <w:t xml:space="preserve">        ├── test_health.py</w:t>
-      </w:r>
-      <w:r>
-        <w:rPr>
-          <w:noProof/>
-          <w:color w:val="BCBEC4"/>
-        </w:rPr>
-        <w:br/>
-        <w:t xml:space="preserve">        ├── test_inference.py</w:t>
-      </w:r>
-      <w:r>
-        <w:rPr>
-          <w:noProof/>
-          <w:color w:val="BCBEC4"/>
-        </w:rPr>
-        <w:br/>
-        <w:t xml:space="preserve">        ├── test_postprocessing.py</w:t>
-      </w:r>
-      <w:r>
-        <w:rPr>
-          <w:noProof/>
-          <w:color w:val="BCBEC4"/>
-        </w:rPr>
-        <w:br/>
-        <w:t xml:space="preserve">        ├── test_preprocessing.py</w:t>
-      </w:r>
-      <w:r>
-        <w:rPr>
-          <w:noProof/>
-          <w:color w:val="BCBEC4"/>
-        </w:rPr>
-        <w:br/>
-        <w:t xml:space="preserve">        ├── test_registry.py</w:t>
-      </w:r>
-      <w:r>
-        <w:rPr>
-          <w:noProof/>
-          <w:color w:val="BCBEC4"/>
-        </w:rPr>
-        <w:br/>
-        <w:t xml:space="preserve">        ├── test_request_id.py</w:t>
-      </w:r>
-      <w:r>
-        <w:rPr>
-          <w:noProof/>
-          <w:color w:val="BCBEC4"/>
-        </w:rPr>
-        <w:br/>
-        <w:t xml:space="preserve">        └── test_ultralytics.py</w:t>
-      </w:r>
-      <w:r>
-        <w:rPr>
-          <w:noProof/>
-          <w:color w:val="BCBEC4"/>
-        </w:rPr>
-        <w:br/>
-      </w:r>
-      <w:r>
-        <w:rPr>
-          <w:noProof/>
-          <w:color w:val="BCBEC4"/>
-        </w:rPr>
-        <w:br/>
-        <w:t>30 directories, 54 files</w:t>
-      </w:r>
-      <w:r>
-        <w:rPr>
-          <w:noProof/>
-          <w:color w:val="BCBEC4"/>
-        </w:rPr>
-        <w:br/>
-        <w:t xml:space="preserve">(.venv) BBAP-Sec &gt; </w:t>
-      </w:r>
-    </w:p>
-    <w:p>
-      <w:pPr>
-        <w:jc w:val="both"/>
-        <w:rPr>
-          <w:rFonts w:asciiTheme="minorBidi" w:hAnsiTheme="minorBidi"/>
-          <w:noProof/>
-          <w:lang w:bidi="fa-IR"/>
-        </w:rPr>
-      </w:pPr>
-    </w:p>
-    <w:p>
-      <w:pPr>
-        <w:jc w:val="both"/>
-        <w:rPr>
-          <w:rFonts w:asciiTheme="minorBidi" w:hAnsiTheme="minorBidi"/>
-          <w:noProof/>
-          <w:lang w:bidi="fa-IR"/>
-        </w:rPr>
-      </w:pPr>
-    </w:p>
-    <w:p>
-      <w:pPr>
-        <w:jc w:val="both"/>
-        <w:rPr>
-          <w:rFonts w:asciiTheme="minorBidi" w:hAnsiTheme="minorBidi"/>
-          <w:noProof/>
-          <w:lang w:bidi="fa-IR"/>
-        </w:rPr>
-      </w:pPr>
     </w:p>
     <w:p>
       <w:pPr>
@@ -3506,9 +8063,160 @@
 </w:document>
 </file>
 
+<file path=word/endnotes.xml><?xml version="1.0" encoding="utf-8"?>
+<w:endnotes xmlns:wpc="http://schemas.microsoft.com/office/word/2010/wordprocessingCanvas" xmlns:cx="http://schemas.microsoft.com/office/drawing/2014/chartex" xmlns:cx1="http://schemas.microsoft.com/office/drawing/2015/9/8/chartex" xmlns:cx2="http://schemas.microsoft.com/office/drawing/2015/10/21/chartex" xmlns:cx3="http://schemas.microsoft.com/office/drawing/2016/5/9/chartex" xmlns:cx4="http://schemas.microsoft.com/office/drawing/2016/5/10/chartex" xmlns:cx5="http://schemas.microsoft.com/office/drawing/2016/5/11/chartex" xmlns:cx6="http://schemas.microsoft.com/office/drawing/2016/5/12/chartex" xmlns:cx7="http://schemas.microsoft.com/office/drawing/2016/5/13/chartex" xmlns:cx8="http://schemas.microsoft.com/office/drawing/2016/5/14/chartex" xmlns:mc="http://schemas.openxmlformats.org/markup-compatibility/2006" xmlns:aink="http://schemas.microsoft.com/office/drawing/2016/ink" xmlns:am3d="http://schemas.microsoft.com/office/drawing/2017/model3d" xmlns:o="urn:schemas-microsoft-com:office:office" xmlns:oel="http://schemas.microsoft.com/office/2019/extlst" xmlns:r="http://schemas.openxmlformats.org/officeDocument/2006/relationships" xmlns:m="http://schemas.openxmlformats.org/officeDocument/2006/math" xmlns:v="urn:schemas-microsoft-com:vml" xmlns:wp14="http://schemas.microsoft.com/office/word/2010/wordprocessingDrawing" xmlns:wp="http://schemas.openxmlformats.org/drawingml/2006/wordprocessingDrawing" xmlns:w10="urn:schemas-microsoft-com:office:word" xmlns:w="http://schemas.openxmlformats.org/wordprocessingml/2006/main" xmlns:w14="http://schemas.microsoft.com/office/word/2010/wordml" xmlns:w15="http://schemas.microsoft.com/office/word/2012/wordml" xmlns:w16cex="http://schemas.microsoft.com/office/word/2018/wordml/cex" xmlns:w16cid="http://schemas.microsoft.com/office/word/2016/wordml/cid" xmlns:w16="http://schemas.microsoft.com/office/word/2018/wordml" xmlns:w16sdtdh="http://schemas.microsoft.com/office/word/2020/wordml/sdtdatahash" xmlns:w16se="http://schemas.microsoft.com/office/word/2015/wordml/symex" xmlns:wpg="http://schemas.microsoft.com/office/word/2010/wordprocessingGroup" xmlns:wpi="http://schemas.microsoft.com/office/word/2010/wordprocessingInk" xmlns:wne="http://schemas.microsoft.com/office/word/2006/wordml" xmlns:wps="http://schemas.microsoft.com/office/word/2010/wordprocessingShape" mc:Ignorable="w14 w15 w16se w16cid w16 w16cex w16sdtdh wp14">
+  <w:endnote w:type="separator" w:id="-1">
+    <w:p>
+      <w:r>
+        <w:separator/>
+      </w:r>
+    </w:p>
+  </w:endnote>
+  <w:endnote w:type="continuationSeparator" w:id="0">
+    <w:p>
+      <w:r>
+        <w:continuationSeparator/>
+      </w:r>
+    </w:p>
+  </w:endnote>
+</w:endnotes>
+</file>
+
+<file path=word/footnotes.xml><?xml version="1.0" encoding="utf-8"?>
+<w:footnotes xmlns:wpc="http://schemas.microsoft.com/office/word/2010/wordprocessingCanvas" xmlns:cx="http://schemas.microsoft.com/office/drawing/2014/chartex" xmlns:cx1="http://schemas.microsoft.com/office/drawing/2015/9/8/chartex" xmlns:cx2="http://schemas.microsoft.com/office/drawing/2015/10/21/chartex" xmlns:cx3="http://schemas.microsoft.com/office/drawing/2016/5/9/chartex" xmlns:cx4="http://schemas.microsoft.com/office/drawing/2016/5/10/chartex" xmlns:cx5="http://schemas.microsoft.com/office/drawing/2016/5/11/chartex" xmlns:cx6="http://schemas.microsoft.com/office/drawing/2016/5/12/chartex" xmlns:cx7="http://schemas.microsoft.com/office/drawing/2016/5/13/chartex" xmlns:cx8="http://schemas.microsoft.com/office/drawing/2016/5/14/chartex" xmlns:mc="http://schemas.openxmlformats.org/markup-compatibility/2006" xmlns:aink="http://schemas.microsoft.com/office/drawing/2016/ink" xmlns:am3d="http://schemas.microsoft.com/office/drawing/2017/model3d" xmlns:o="urn:schemas-microsoft-com:office:office" xmlns:oel="http://schemas.microsoft.com/office/2019/extlst" xmlns:r="http://schemas.openxmlformats.org/officeDocument/2006/relationships" xmlns:m="http://schemas.openxmlformats.org/officeDocument/2006/math" xmlns:v="urn:schemas-microsoft-com:vml" xmlns:wp14="http://schemas.microsoft.com/office/word/2010/wordprocessingDrawing" xmlns:wp="http://schemas.openxmlformats.org/drawingml/2006/wordprocessingDrawing" xmlns:w10="urn:schemas-microsoft-com:office:word" xmlns:w="http://schemas.openxmlformats.org/wordprocessingml/2006/main" xmlns:w14="http://schemas.microsoft.com/office/word/2010/wordml" xmlns:w15="http://schemas.microsoft.com/office/word/2012/wordml" xmlns:w16cex="http://schemas.microsoft.com/office/word/2018/wordml/cex" xmlns:w16cid="http://schemas.microsoft.com/office/word/2016/wordml/cid" xmlns:w16="http://schemas.microsoft.com/office/word/2018/wordml" xmlns:w16sdtdh="http://schemas.microsoft.com/office/word/2020/wordml/sdtdatahash" xmlns:w16se="http://schemas.microsoft.com/office/word/2015/wordml/symex" xmlns:wpg="http://schemas.microsoft.com/office/word/2010/wordprocessingGroup" xmlns:wpi="http://schemas.microsoft.com/office/word/2010/wordprocessingInk" xmlns:wne="http://schemas.microsoft.com/office/word/2006/wordml" xmlns:wps="http://schemas.microsoft.com/office/word/2010/wordprocessingShape" mc:Ignorable="w14 w15 w16se w16cid w16 w16cex w16sdtdh wp14">
+  <w:footnote w:type="separator" w:id="-1">
+    <w:p>
+      <w:r>
+        <w:separator/>
+      </w:r>
+    </w:p>
+  </w:footnote>
+  <w:footnote w:type="continuationSeparator" w:id="0">
+    <w:p>
+      <w:r>
+        <w:continuationSeparator/>
+      </w:r>
+    </w:p>
+  </w:footnote>
+</w:footnotes>
+</file>
+
 <file path=word/numbering.xml><?xml version="1.0" encoding="utf-8"?>
 <w:numbering xmlns:wpc="http://schemas.microsoft.com/office/word/2010/wordprocessingCanvas" xmlns:cx="http://schemas.microsoft.com/office/drawing/2014/chartex" xmlns:cx1="http://schemas.microsoft.com/office/drawing/2015/9/8/chartex" xmlns:cx2="http://schemas.microsoft.com/office/drawing/2015/10/21/chartex" xmlns:cx3="http://schemas.microsoft.com/office/drawing/2016/5/9/chartex" xmlns:cx4="http://schemas.microsoft.com/office/drawing/2016/5/10/chartex" xmlns:cx5="http://schemas.microsoft.com/office/drawing/2016/5/11/chartex" xmlns:cx6="http://schemas.microsoft.com/office/drawing/2016/5/12/chartex" xmlns:cx7="http://schemas.microsoft.com/office/drawing/2016/5/13/chartex" xmlns:cx8="http://schemas.microsoft.com/office/drawing/2016/5/14/chartex" xmlns:mc="http://schemas.openxmlformats.org/markup-compatibility/2006" xmlns:aink="http://schemas.microsoft.com/office/drawing/2016/ink" xmlns:am3d="http://schemas.microsoft.com/office/drawing/2017/model3d" xmlns:o="urn:schemas-microsoft-com:office:office" xmlns:oel="http://schemas.microsoft.com/office/2019/extlst" xmlns:r="http://schemas.openxmlformats.org/officeDocument/2006/relationships" xmlns:m="http://schemas.openxmlformats.org/officeDocument/2006/math" xmlns:v="urn:schemas-microsoft-com:vml" xmlns:wp14="http://schemas.microsoft.com/office/word/2010/wordprocessingDrawing" xmlns:wp="http://schemas.openxmlformats.org/drawingml/2006/wordprocessingDrawing" xmlns:w10="urn:schemas-microsoft-com:office:word" xmlns:w="http://schemas.openxmlformats.org/wordprocessingml/2006/main" xmlns:w14="http://schemas.microsoft.com/office/word/2010/wordml" xmlns:w15="http://schemas.microsoft.com/office/word/2012/wordml" xmlns:w16cex="http://schemas.microsoft.com/office/word/2018/wordml/cex" xmlns:w16cid="http://schemas.microsoft.com/office/word/2016/wordml/cid" xmlns:w16="http://schemas.microsoft.com/office/word/2018/wordml" xmlns:w16sdtdh="http://schemas.microsoft.com/office/word/2020/wordml/sdtdatahash" xmlns:w16se="http://schemas.microsoft.com/office/word/2015/wordml/symex" xmlns:wpg="http://schemas.microsoft.com/office/word/2010/wordprocessingGroup" xmlns:wpi="http://schemas.microsoft.com/office/word/2010/wordprocessingInk" xmlns:wne="http://schemas.microsoft.com/office/word/2006/wordml" xmlns:wps="http://schemas.microsoft.com/office/word/2010/wordprocessingShape" mc:Ignorable="w14 w15 w16se w16cid w16 w16cex w16sdtdh wp14">
   <w:abstractNum w:abstractNumId="0" w15:restartNumberingAfterBreak="0">
+    <w:nsid w:val="1ED17506"/>
+    <w:multiLevelType w:val="hybridMultilevel"/>
+    <w:tmpl w:val="60A4EDE0"/>
+    <w:lvl w:ilvl="0" w:tplc="04090001">
+      <w:start w:val="1"/>
+      <w:numFmt w:val="bullet"/>
+      <w:lvlText w:val=""/>
+      <w:lvlJc w:val="left"/>
+      <w:pPr>
+        <w:ind w:left="720" w:hanging="360"/>
+      </w:pPr>
+      <w:rPr>
+        <w:rFonts w:ascii="Symbol" w:hAnsi="Symbol" w:hint="default"/>
+      </w:rPr>
+    </w:lvl>
+    <w:lvl w:ilvl="1" w:tplc="04090003" w:tentative="1">
+      <w:start w:val="1"/>
+      <w:numFmt w:val="bullet"/>
+      <w:lvlText w:val="o"/>
+      <w:lvlJc w:val="left"/>
+      <w:pPr>
+        <w:ind w:left="1440" w:hanging="360"/>
+      </w:pPr>
+      <w:rPr>
+        <w:rFonts w:ascii="Courier New" w:hAnsi="Courier New" w:cs="Courier New" w:hint="default"/>
+      </w:rPr>
+    </w:lvl>
+    <w:lvl w:ilvl="2" w:tplc="04090005" w:tentative="1">
+      <w:start w:val="1"/>
+      <w:numFmt w:val="bullet"/>
+      <w:lvlText w:val=""/>
+      <w:lvlJc w:val="left"/>
+      <w:pPr>
+        <w:ind w:left="2160" w:hanging="360"/>
+      </w:pPr>
+      <w:rPr>
+        <w:rFonts w:ascii="Wingdings" w:hAnsi="Wingdings" w:hint="default"/>
+      </w:rPr>
+    </w:lvl>
+    <w:lvl w:ilvl="3" w:tplc="04090001" w:tentative="1">
+      <w:start w:val="1"/>
+      <w:numFmt w:val="bullet"/>
+      <w:lvlText w:val=""/>
+      <w:lvlJc w:val="left"/>
+      <w:pPr>
+        <w:ind w:left="2880" w:hanging="360"/>
+      </w:pPr>
+      <w:rPr>
+        <w:rFonts w:ascii="Symbol" w:hAnsi="Symbol" w:hint="default"/>
+      </w:rPr>
+    </w:lvl>
+    <w:lvl w:ilvl="4" w:tplc="04090003" w:tentative="1">
+      <w:start w:val="1"/>
+      <w:numFmt w:val="bullet"/>
+      <w:lvlText w:val="o"/>
+      <w:lvlJc w:val="left"/>
+      <w:pPr>
+        <w:ind w:left="3600" w:hanging="360"/>
+      </w:pPr>
+      <w:rPr>
+        <w:rFonts w:ascii="Courier New" w:hAnsi="Courier New" w:cs="Courier New" w:hint="default"/>
+      </w:rPr>
+    </w:lvl>
+    <w:lvl w:ilvl="5" w:tplc="04090005" w:tentative="1">
+      <w:start w:val="1"/>
+      <w:numFmt w:val="bullet"/>
+      <w:lvlText w:val=""/>
+      <w:lvlJc w:val="left"/>
+      <w:pPr>
+        <w:ind w:left="4320" w:hanging="360"/>
+      </w:pPr>
+      <w:rPr>
+        <w:rFonts w:ascii="Wingdings" w:hAnsi="Wingdings" w:hint="default"/>
+      </w:rPr>
+    </w:lvl>
+    <w:lvl w:ilvl="6" w:tplc="04090001" w:tentative="1">
+      <w:start w:val="1"/>
+      <w:numFmt w:val="bullet"/>
+      <w:lvlText w:val=""/>
+      <w:lvlJc w:val="left"/>
+      <w:pPr>
+        <w:ind w:left="5040" w:hanging="360"/>
+      </w:pPr>
+      <w:rPr>
+        <w:rFonts w:ascii="Symbol" w:hAnsi="Symbol" w:hint="default"/>
+      </w:rPr>
+    </w:lvl>
+    <w:lvl w:ilvl="7" w:tplc="04090003" w:tentative="1">
+      <w:start w:val="1"/>
+      <w:numFmt w:val="bullet"/>
+      <w:lvlText w:val="o"/>
+      <w:lvlJc w:val="left"/>
+      <w:pPr>
+        <w:ind w:left="5760" w:hanging="360"/>
+      </w:pPr>
+      <w:rPr>
+        <w:rFonts w:ascii="Courier New" w:hAnsi="Courier New" w:cs="Courier New" w:hint="default"/>
+      </w:rPr>
+    </w:lvl>
+    <w:lvl w:ilvl="8" w:tplc="04090005" w:tentative="1">
+      <w:start w:val="1"/>
+      <w:numFmt w:val="bullet"/>
+      <w:lvlText w:val=""/>
+      <w:lvlJc w:val="left"/>
+      <w:pPr>
+        <w:ind w:left="6480" w:hanging="360"/>
+      </w:pPr>
+      <w:rPr>
+        <w:rFonts w:ascii="Wingdings" w:hAnsi="Wingdings" w:hint="default"/>
+      </w:rPr>
+    </w:lvl>
+  </w:abstractNum>
+  <w:abstractNum w:abstractNumId="1" w15:restartNumberingAfterBreak="0">
     <w:nsid w:val="2127196B"/>
     <w:multiLevelType w:val="multilevel"/>
     <w:tmpl w:val="85E2CBF4"/>
@@ -3657,8 +8365,1627 @@
       </w:rPr>
     </w:lvl>
   </w:abstractNum>
+  <w:abstractNum w:abstractNumId="2" w15:restartNumberingAfterBreak="0">
+    <w:nsid w:val="24A340F0"/>
+    <w:multiLevelType w:val="hybridMultilevel"/>
+    <w:tmpl w:val="02222438"/>
+    <w:lvl w:ilvl="0" w:tplc="04090001">
+      <w:start w:val="1"/>
+      <w:numFmt w:val="bullet"/>
+      <w:lvlText w:val=""/>
+      <w:lvlJc w:val="left"/>
+      <w:pPr>
+        <w:ind w:left="720" w:hanging="360"/>
+      </w:pPr>
+      <w:rPr>
+        <w:rFonts w:ascii="Symbol" w:hAnsi="Symbol" w:hint="default"/>
+      </w:rPr>
+    </w:lvl>
+    <w:lvl w:ilvl="1" w:tplc="04090003" w:tentative="1">
+      <w:start w:val="1"/>
+      <w:numFmt w:val="bullet"/>
+      <w:lvlText w:val="o"/>
+      <w:lvlJc w:val="left"/>
+      <w:pPr>
+        <w:ind w:left="1440" w:hanging="360"/>
+      </w:pPr>
+      <w:rPr>
+        <w:rFonts w:ascii="Courier New" w:hAnsi="Courier New" w:cs="Courier New" w:hint="default"/>
+      </w:rPr>
+    </w:lvl>
+    <w:lvl w:ilvl="2" w:tplc="04090005" w:tentative="1">
+      <w:start w:val="1"/>
+      <w:numFmt w:val="bullet"/>
+      <w:lvlText w:val=""/>
+      <w:lvlJc w:val="left"/>
+      <w:pPr>
+        <w:ind w:left="2160" w:hanging="360"/>
+      </w:pPr>
+      <w:rPr>
+        <w:rFonts w:ascii="Wingdings" w:hAnsi="Wingdings" w:hint="default"/>
+      </w:rPr>
+    </w:lvl>
+    <w:lvl w:ilvl="3" w:tplc="04090001" w:tentative="1">
+      <w:start w:val="1"/>
+      <w:numFmt w:val="bullet"/>
+      <w:lvlText w:val=""/>
+      <w:lvlJc w:val="left"/>
+      <w:pPr>
+        <w:ind w:left="2880" w:hanging="360"/>
+      </w:pPr>
+      <w:rPr>
+        <w:rFonts w:ascii="Symbol" w:hAnsi="Symbol" w:hint="default"/>
+      </w:rPr>
+    </w:lvl>
+    <w:lvl w:ilvl="4" w:tplc="04090003" w:tentative="1">
+      <w:start w:val="1"/>
+      <w:numFmt w:val="bullet"/>
+      <w:lvlText w:val="o"/>
+      <w:lvlJc w:val="left"/>
+      <w:pPr>
+        <w:ind w:left="3600" w:hanging="360"/>
+      </w:pPr>
+      <w:rPr>
+        <w:rFonts w:ascii="Courier New" w:hAnsi="Courier New" w:cs="Courier New" w:hint="default"/>
+      </w:rPr>
+    </w:lvl>
+    <w:lvl w:ilvl="5" w:tplc="04090005" w:tentative="1">
+      <w:start w:val="1"/>
+      <w:numFmt w:val="bullet"/>
+      <w:lvlText w:val=""/>
+      <w:lvlJc w:val="left"/>
+      <w:pPr>
+        <w:ind w:left="4320" w:hanging="360"/>
+      </w:pPr>
+      <w:rPr>
+        <w:rFonts w:ascii="Wingdings" w:hAnsi="Wingdings" w:hint="default"/>
+      </w:rPr>
+    </w:lvl>
+    <w:lvl w:ilvl="6" w:tplc="04090001" w:tentative="1">
+      <w:start w:val="1"/>
+      <w:numFmt w:val="bullet"/>
+      <w:lvlText w:val=""/>
+      <w:lvlJc w:val="left"/>
+      <w:pPr>
+        <w:ind w:left="5040" w:hanging="360"/>
+      </w:pPr>
+      <w:rPr>
+        <w:rFonts w:ascii="Symbol" w:hAnsi="Symbol" w:hint="default"/>
+      </w:rPr>
+    </w:lvl>
+    <w:lvl w:ilvl="7" w:tplc="04090003" w:tentative="1">
+      <w:start w:val="1"/>
+      <w:numFmt w:val="bullet"/>
+      <w:lvlText w:val="o"/>
+      <w:lvlJc w:val="left"/>
+      <w:pPr>
+        <w:ind w:left="5760" w:hanging="360"/>
+      </w:pPr>
+      <w:rPr>
+        <w:rFonts w:ascii="Courier New" w:hAnsi="Courier New" w:cs="Courier New" w:hint="default"/>
+      </w:rPr>
+    </w:lvl>
+    <w:lvl w:ilvl="8" w:tplc="04090005" w:tentative="1">
+      <w:start w:val="1"/>
+      <w:numFmt w:val="bullet"/>
+      <w:lvlText w:val=""/>
+      <w:lvlJc w:val="left"/>
+      <w:pPr>
+        <w:ind w:left="6480" w:hanging="360"/>
+      </w:pPr>
+      <w:rPr>
+        <w:rFonts w:ascii="Wingdings" w:hAnsi="Wingdings" w:hint="default"/>
+      </w:rPr>
+    </w:lvl>
+  </w:abstractNum>
+  <w:abstractNum w:abstractNumId="3" w15:restartNumberingAfterBreak="0">
+    <w:nsid w:val="327C06DB"/>
+    <w:multiLevelType w:val="hybridMultilevel"/>
+    <w:tmpl w:val="A24236C2"/>
+    <w:lvl w:ilvl="0" w:tplc="04090001">
+      <w:start w:val="1"/>
+      <w:numFmt w:val="bullet"/>
+      <w:lvlText w:val=""/>
+      <w:lvlJc w:val="left"/>
+      <w:pPr>
+        <w:ind w:left="720" w:hanging="360"/>
+      </w:pPr>
+      <w:rPr>
+        <w:rFonts w:ascii="Symbol" w:hAnsi="Symbol" w:hint="default"/>
+      </w:rPr>
+    </w:lvl>
+    <w:lvl w:ilvl="1" w:tplc="04090003">
+      <w:start w:val="1"/>
+      <w:numFmt w:val="bullet"/>
+      <w:lvlText w:val="o"/>
+      <w:lvlJc w:val="left"/>
+      <w:pPr>
+        <w:ind w:left="1440" w:hanging="360"/>
+      </w:pPr>
+      <w:rPr>
+        <w:rFonts w:ascii="Courier New" w:hAnsi="Courier New" w:cs="Courier New" w:hint="default"/>
+      </w:rPr>
+    </w:lvl>
+    <w:lvl w:ilvl="2" w:tplc="04090005" w:tentative="1">
+      <w:start w:val="1"/>
+      <w:numFmt w:val="bullet"/>
+      <w:lvlText w:val=""/>
+      <w:lvlJc w:val="left"/>
+      <w:pPr>
+        <w:ind w:left="2160" w:hanging="360"/>
+      </w:pPr>
+      <w:rPr>
+        <w:rFonts w:ascii="Wingdings" w:hAnsi="Wingdings" w:hint="default"/>
+      </w:rPr>
+    </w:lvl>
+    <w:lvl w:ilvl="3" w:tplc="04090001" w:tentative="1">
+      <w:start w:val="1"/>
+      <w:numFmt w:val="bullet"/>
+      <w:lvlText w:val=""/>
+      <w:lvlJc w:val="left"/>
+      <w:pPr>
+        <w:ind w:left="2880" w:hanging="360"/>
+      </w:pPr>
+      <w:rPr>
+        <w:rFonts w:ascii="Symbol" w:hAnsi="Symbol" w:hint="default"/>
+      </w:rPr>
+    </w:lvl>
+    <w:lvl w:ilvl="4" w:tplc="04090003" w:tentative="1">
+      <w:start w:val="1"/>
+      <w:numFmt w:val="bullet"/>
+      <w:lvlText w:val="o"/>
+      <w:lvlJc w:val="left"/>
+      <w:pPr>
+        <w:ind w:left="3600" w:hanging="360"/>
+      </w:pPr>
+      <w:rPr>
+        <w:rFonts w:ascii="Courier New" w:hAnsi="Courier New" w:cs="Courier New" w:hint="default"/>
+      </w:rPr>
+    </w:lvl>
+    <w:lvl w:ilvl="5" w:tplc="04090005" w:tentative="1">
+      <w:start w:val="1"/>
+      <w:numFmt w:val="bullet"/>
+      <w:lvlText w:val=""/>
+      <w:lvlJc w:val="left"/>
+      <w:pPr>
+        <w:ind w:left="4320" w:hanging="360"/>
+      </w:pPr>
+      <w:rPr>
+        <w:rFonts w:ascii="Wingdings" w:hAnsi="Wingdings" w:hint="default"/>
+      </w:rPr>
+    </w:lvl>
+    <w:lvl w:ilvl="6" w:tplc="04090001" w:tentative="1">
+      <w:start w:val="1"/>
+      <w:numFmt w:val="bullet"/>
+      <w:lvlText w:val=""/>
+      <w:lvlJc w:val="left"/>
+      <w:pPr>
+        <w:ind w:left="5040" w:hanging="360"/>
+      </w:pPr>
+      <w:rPr>
+        <w:rFonts w:ascii="Symbol" w:hAnsi="Symbol" w:hint="default"/>
+      </w:rPr>
+    </w:lvl>
+    <w:lvl w:ilvl="7" w:tplc="04090003" w:tentative="1">
+      <w:start w:val="1"/>
+      <w:numFmt w:val="bullet"/>
+      <w:lvlText w:val="o"/>
+      <w:lvlJc w:val="left"/>
+      <w:pPr>
+        <w:ind w:left="5760" w:hanging="360"/>
+      </w:pPr>
+      <w:rPr>
+        <w:rFonts w:ascii="Courier New" w:hAnsi="Courier New" w:cs="Courier New" w:hint="default"/>
+      </w:rPr>
+    </w:lvl>
+    <w:lvl w:ilvl="8" w:tplc="04090005" w:tentative="1">
+      <w:start w:val="1"/>
+      <w:numFmt w:val="bullet"/>
+      <w:lvlText w:val=""/>
+      <w:lvlJc w:val="left"/>
+      <w:pPr>
+        <w:ind w:left="6480" w:hanging="360"/>
+      </w:pPr>
+      <w:rPr>
+        <w:rFonts w:ascii="Wingdings" w:hAnsi="Wingdings" w:hint="default"/>
+      </w:rPr>
+    </w:lvl>
+  </w:abstractNum>
+  <w:abstractNum w:abstractNumId="4" w15:restartNumberingAfterBreak="0">
+    <w:nsid w:val="330A5664"/>
+    <w:multiLevelType w:val="multilevel"/>
+    <w:tmpl w:val="E38CFCC4"/>
+    <w:lvl w:ilvl="0">
+      <w:start w:val="1"/>
+      <w:numFmt w:val="bullet"/>
+      <w:lvlText w:val=""/>
+      <w:lvlJc w:val="left"/>
+      <w:pPr>
+        <w:tabs>
+          <w:tab w:val="num" w:pos="720"/>
+        </w:tabs>
+        <w:ind w:left="720" w:hanging="360"/>
+      </w:pPr>
+      <w:rPr>
+        <w:rFonts w:ascii="Symbol" w:hAnsi="Symbol" w:hint="default"/>
+        <w:sz w:val="20"/>
+      </w:rPr>
+    </w:lvl>
+    <w:lvl w:ilvl="1">
+      <w:start w:val="1"/>
+      <w:numFmt w:val="bullet"/>
+      <w:lvlText w:val="o"/>
+      <w:lvlJc w:val="left"/>
+      <w:pPr>
+        <w:tabs>
+          <w:tab w:val="num" w:pos="1440"/>
+        </w:tabs>
+        <w:ind w:left="1440" w:hanging="360"/>
+      </w:pPr>
+      <w:rPr>
+        <w:rFonts w:ascii="Courier New" w:hAnsi="Courier New" w:hint="default"/>
+        <w:sz w:val="20"/>
+      </w:rPr>
+    </w:lvl>
+    <w:lvl w:ilvl="2" w:tentative="1">
+      <w:start w:val="1"/>
+      <w:numFmt w:val="bullet"/>
+      <w:lvlText w:val=""/>
+      <w:lvlJc w:val="left"/>
+      <w:pPr>
+        <w:tabs>
+          <w:tab w:val="num" w:pos="2160"/>
+        </w:tabs>
+        <w:ind w:left="2160" w:hanging="360"/>
+      </w:pPr>
+      <w:rPr>
+        <w:rFonts w:ascii="Wingdings" w:hAnsi="Wingdings" w:hint="default"/>
+        <w:sz w:val="20"/>
+      </w:rPr>
+    </w:lvl>
+    <w:lvl w:ilvl="3" w:tentative="1">
+      <w:start w:val="1"/>
+      <w:numFmt w:val="bullet"/>
+      <w:lvlText w:val=""/>
+      <w:lvlJc w:val="left"/>
+      <w:pPr>
+        <w:tabs>
+          <w:tab w:val="num" w:pos="2880"/>
+        </w:tabs>
+        <w:ind w:left="2880" w:hanging="360"/>
+      </w:pPr>
+      <w:rPr>
+        <w:rFonts w:ascii="Wingdings" w:hAnsi="Wingdings" w:hint="default"/>
+        <w:sz w:val="20"/>
+      </w:rPr>
+    </w:lvl>
+    <w:lvl w:ilvl="4" w:tentative="1">
+      <w:start w:val="1"/>
+      <w:numFmt w:val="bullet"/>
+      <w:lvlText w:val=""/>
+      <w:lvlJc w:val="left"/>
+      <w:pPr>
+        <w:tabs>
+          <w:tab w:val="num" w:pos="3600"/>
+        </w:tabs>
+        <w:ind w:left="3600" w:hanging="360"/>
+      </w:pPr>
+      <w:rPr>
+        <w:rFonts w:ascii="Wingdings" w:hAnsi="Wingdings" w:hint="default"/>
+        <w:sz w:val="20"/>
+      </w:rPr>
+    </w:lvl>
+    <w:lvl w:ilvl="5" w:tentative="1">
+      <w:start w:val="1"/>
+      <w:numFmt w:val="bullet"/>
+      <w:lvlText w:val=""/>
+      <w:lvlJc w:val="left"/>
+      <w:pPr>
+        <w:tabs>
+          <w:tab w:val="num" w:pos="4320"/>
+        </w:tabs>
+        <w:ind w:left="4320" w:hanging="360"/>
+      </w:pPr>
+      <w:rPr>
+        <w:rFonts w:ascii="Wingdings" w:hAnsi="Wingdings" w:hint="default"/>
+        <w:sz w:val="20"/>
+      </w:rPr>
+    </w:lvl>
+    <w:lvl w:ilvl="6" w:tentative="1">
+      <w:start w:val="1"/>
+      <w:numFmt w:val="bullet"/>
+      <w:lvlText w:val=""/>
+      <w:lvlJc w:val="left"/>
+      <w:pPr>
+        <w:tabs>
+          <w:tab w:val="num" w:pos="5040"/>
+        </w:tabs>
+        <w:ind w:left="5040" w:hanging="360"/>
+      </w:pPr>
+      <w:rPr>
+        <w:rFonts w:ascii="Wingdings" w:hAnsi="Wingdings" w:hint="default"/>
+        <w:sz w:val="20"/>
+      </w:rPr>
+    </w:lvl>
+    <w:lvl w:ilvl="7" w:tentative="1">
+      <w:start w:val="1"/>
+      <w:numFmt w:val="bullet"/>
+      <w:lvlText w:val=""/>
+      <w:lvlJc w:val="left"/>
+      <w:pPr>
+        <w:tabs>
+          <w:tab w:val="num" w:pos="5760"/>
+        </w:tabs>
+        <w:ind w:left="5760" w:hanging="360"/>
+      </w:pPr>
+      <w:rPr>
+        <w:rFonts w:ascii="Wingdings" w:hAnsi="Wingdings" w:hint="default"/>
+        <w:sz w:val="20"/>
+      </w:rPr>
+    </w:lvl>
+    <w:lvl w:ilvl="8" w:tentative="1">
+      <w:start w:val="1"/>
+      <w:numFmt w:val="bullet"/>
+      <w:lvlText w:val=""/>
+      <w:lvlJc w:val="left"/>
+      <w:pPr>
+        <w:tabs>
+          <w:tab w:val="num" w:pos="6480"/>
+        </w:tabs>
+        <w:ind w:left="6480" w:hanging="360"/>
+      </w:pPr>
+      <w:rPr>
+        <w:rFonts w:ascii="Wingdings" w:hAnsi="Wingdings" w:hint="default"/>
+        <w:sz w:val="20"/>
+      </w:rPr>
+    </w:lvl>
+  </w:abstractNum>
+  <w:abstractNum w:abstractNumId="5" w15:restartNumberingAfterBreak="0">
+    <w:nsid w:val="35DA251E"/>
+    <w:multiLevelType w:val="hybridMultilevel"/>
+    <w:tmpl w:val="6C8CC188"/>
+    <w:lvl w:ilvl="0" w:tplc="04090001">
+      <w:start w:val="1"/>
+      <w:numFmt w:val="bullet"/>
+      <w:lvlText w:val=""/>
+      <w:lvlJc w:val="left"/>
+      <w:pPr>
+        <w:ind w:left="720" w:hanging="360"/>
+      </w:pPr>
+      <w:rPr>
+        <w:rFonts w:ascii="Symbol" w:hAnsi="Symbol" w:hint="default"/>
+      </w:rPr>
+    </w:lvl>
+    <w:lvl w:ilvl="1" w:tplc="04090003" w:tentative="1">
+      <w:start w:val="1"/>
+      <w:numFmt w:val="bullet"/>
+      <w:lvlText w:val="o"/>
+      <w:lvlJc w:val="left"/>
+      <w:pPr>
+        <w:ind w:left="1440" w:hanging="360"/>
+      </w:pPr>
+      <w:rPr>
+        <w:rFonts w:ascii="Courier New" w:hAnsi="Courier New" w:cs="Courier New" w:hint="default"/>
+      </w:rPr>
+    </w:lvl>
+    <w:lvl w:ilvl="2" w:tplc="04090005" w:tentative="1">
+      <w:start w:val="1"/>
+      <w:numFmt w:val="bullet"/>
+      <w:lvlText w:val=""/>
+      <w:lvlJc w:val="left"/>
+      <w:pPr>
+        <w:ind w:left="2160" w:hanging="360"/>
+      </w:pPr>
+      <w:rPr>
+        <w:rFonts w:ascii="Wingdings" w:hAnsi="Wingdings" w:hint="default"/>
+      </w:rPr>
+    </w:lvl>
+    <w:lvl w:ilvl="3" w:tplc="04090001" w:tentative="1">
+      <w:start w:val="1"/>
+      <w:numFmt w:val="bullet"/>
+      <w:lvlText w:val=""/>
+      <w:lvlJc w:val="left"/>
+      <w:pPr>
+        <w:ind w:left="2880" w:hanging="360"/>
+      </w:pPr>
+      <w:rPr>
+        <w:rFonts w:ascii="Symbol" w:hAnsi="Symbol" w:hint="default"/>
+      </w:rPr>
+    </w:lvl>
+    <w:lvl w:ilvl="4" w:tplc="04090003" w:tentative="1">
+      <w:start w:val="1"/>
+      <w:numFmt w:val="bullet"/>
+      <w:lvlText w:val="o"/>
+      <w:lvlJc w:val="left"/>
+      <w:pPr>
+        <w:ind w:left="3600" w:hanging="360"/>
+      </w:pPr>
+      <w:rPr>
+        <w:rFonts w:ascii="Courier New" w:hAnsi="Courier New" w:cs="Courier New" w:hint="default"/>
+      </w:rPr>
+    </w:lvl>
+    <w:lvl w:ilvl="5" w:tplc="04090005" w:tentative="1">
+      <w:start w:val="1"/>
+      <w:numFmt w:val="bullet"/>
+      <w:lvlText w:val=""/>
+      <w:lvlJc w:val="left"/>
+      <w:pPr>
+        <w:ind w:left="4320" w:hanging="360"/>
+      </w:pPr>
+      <w:rPr>
+        <w:rFonts w:ascii="Wingdings" w:hAnsi="Wingdings" w:hint="default"/>
+      </w:rPr>
+    </w:lvl>
+    <w:lvl w:ilvl="6" w:tplc="04090001" w:tentative="1">
+      <w:start w:val="1"/>
+      <w:numFmt w:val="bullet"/>
+      <w:lvlText w:val=""/>
+      <w:lvlJc w:val="left"/>
+      <w:pPr>
+        <w:ind w:left="5040" w:hanging="360"/>
+      </w:pPr>
+      <w:rPr>
+        <w:rFonts w:ascii="Symbol" w:hAnsi="Symbol" w:hint="default"/>
+      </w:rPr>
+    </w:lvl>
+    <w:lvl w:ilvl="7" w:tplc="04090003" w:tentative="1">
+      <w:start w:val="1"/>
+      <w:numFmt w:val="bullet"/>
+      <w:lvlText w:val="o"/>
+      <w:lvlJc w:val="left"/>
+      <w:pPr>
+        <w:ind w:left="5760" w:hanging="360"/>
+      </w:pPr>
+      <w:rPr>
+        <w:rFonts w:ascii="Courier New" w:hAnsi="Courier New" w:cs="Courier New" w:hint="default"/>
+      </w:rPr>
+    </w:lvl>
+    <w:lvl w:ilvl="8" w:tplc="04090005" w:tentative="1">
+      <w:start w:val="1"/>
+      <w:numFmt w:val="bullet"/>
+      <w:lvlText w:val=""/>
+      <w:lvlJc w:val="left"/>
+      <w:pPr>
+        <w:ind w:left="6480" w:hanging="360"/>
+      </w:pPr>
+      <w:rPr>
+        <w:rFonts w:ascii="Wingdings" w:hAnsi="Wingdings" w:hint="default"/>
+      </w:rPr>
+    </w:lvl>
+  </w:abstractNum>
+  <w:abstractNum w:abstractNumId="6" w15:restartNumberingAfterBreak="0">
+    <w:nsid w:val="37FD1444"/>
+    <w:multiLevelType w:val="hybridMultilevel"/>
+    <w:tmpl w:val="6C74FB0E"/>
+    <w:lvl w:ilvl="0" w:tplc="04090001">
+      <w:start w:val="1"/>
+      <w:numFmt w:val="bullet"/>
+      <w:lvlText w:val=""/>
+      <w:lvlJc w:val="left"/>
+      <w:pPr>
+        <w:ind w:left="720" w:hanging="360"/>
+      </w:pPr>
+      <w:rPr>
+        <w:rFonts w:ascii="Symbol" w:hAnsi="Symbol" w:hint="default"/>
+      </w:rPr>
+    </w:lvl>
+    <w:lvl w:ilvl="1" w:tplc="04090003" w:tentative="1">
+      <w:start w:val="1"/>
+      <w:numFmt w:val="bullet"/>
+      <w:lvlText w:val="o"/>
+      <w:lvlJc w:val="left"/>
+      <w:pPr>
+        <w:ind w:left="1440" w:hanging="360"/>
+      </w:pPr>
+      <w:rPr>
+        <w:rFonts w:ascii="Courier New" w:hAnsi="Courier New" w:cs="Courier New" w:hint="default"/>
+      </w:rPr>
+    </w:lvl>
+    <w:lvl w:ilvl="2" w:tplc="04090005" w:tentative="1">
+      <w:start w:val="1"/>
+      <w:numFmt w:val="bullet"/>
+      <w:lvlText w:val=""/>
+      <w:lvlJc w:val="left"/>
+      <w:pPr>
+        <w:ind w:left="2160" w:hanging="360"/>
+      </w:pPr>
+      <w:rPr>
+        <w:rFonts w:ascii="Wingdings" w:hAnsi="Wingdings" w:hint="default"/>
+      </w:rPr>
+    </w:lvl>
+    <w:lvl w:ilvl="3" w:tplc="04090001" w:tentative="1">
+      <w:start w:val="1"/>
+      <w:numFmt w:val="bullet"/>
+      <w:lvlText w:val=""/>
+      <w:lvlJc w:val="left"/>
+      <w:pPr>
+        <w:ind w:left="2880" w:hanging="360"/>
+      </w:pPr>
+      <w:rPr>
+        <w:rFonts w:ascii="Symbol" w:hAnsi="Symbol" w:hint="default"/>
+      </w:rPr>
+    </w:lvl>
+    <w:lvl w:ilvl="4" w:tplc="04090003" w:tentative="1">
+      <w:start w:val="1"/>
+      <w:numFmt w:val="bullet"/>
+      <w:lvlText w:val="o"/>
+      <w:lvlJc w:val="left"/>
+      <w:pPr>
+        <w:ind w:left="3600" w:hanging="360"/>
+      </w:pPr>
+      <w:rPr>
+        <w:rFonts w:ascii="Courier New" w:hAnsi="Courier New" w:cs="Courier New" w:hint="default"/>
+      </w:rPr>
+    </w:lvl>
+    <w:lvl w:ilvl="5" w:tplc="04090005" w:tentative="1">
+      <w:start w:val="1"/>
+      <w:numFmt w:val="bullet"/>
+      <w:lvlText w:val=""/>
+      <w:lvlJc w:val="left"/>
+      <w:pPr>
+        <w:ind w:left="4320" w:hanging="360"/>
+      </w:pPr>
+      <w:rPr>
+        <w:rFonts w:ascii="Wingdings" w:hAnsi="Wingdings" w:hint="default"/>
+      </w:rPr>
+    </w:lvl>
+    <w:lvl w:ilvl="6" w:tplc="04090001" w:tentative="1">
+      <w:start w:val="1"/>
+      <w:numFmt w:val="bullet"/>
+      <w:lvlText w:val=""/>
+      <w:lvlJc w:val="left"/>
+      <w:pPr>
+        <w:ind w:left="5040" w:hanging="360"/>
+      </w:pPr>
+      <w:rPr>
+        <w:rFonts w:ascii="Symbol" w:hAnsi="Symbol" w:hint="default"/>
+      </w:rPr>
+    </w:lvl>
+    <w:lvl w:ilvl="7" w:tplc="04090003" w:tentative="1">
+      <w:start w:val="1"/>
+      <w:numFmt w:val="bullet"/>
+      <w:lvlText w:val="o"/>
+      <w:lvlJc w:val="left"/>
+      <w:pPr>
+        <w:ind w:left="5760" w:hanging="360"/>
+      </w:pPr>
+      <w:rPr>
+        <w:rFonts w:ascii="Courier New" w:hAnsi="Courier New" w:cs="Courier New" w:hint="default"/>
+      </w:rPr>
+    </w:lvl>
+    <w:lvl w:ilvl="8" w:tplc="04090005" w:tentative="1">
+      <w:start w:val="1"/>
+      <w:numFmt w:val="bullet"/>
+      <w:lvlText w:val=""/>
+      <w:lvlJc w:val="left"/>
+      <w:pPr>
+        <w:ind w:left="6480" w:hanging="360"/>
+      </w:pPr>
+      <w:rPr>
+        <w:rFonts w:ascii="Wingdings" w:hAnsi="Wingdings" w:hint="default"/>
+      </w:rPr>
+    </w:lvl>
+  </w:abstractNum>
+  <w:abstractNum w:abstractNumId="7" w15:restartNumberingAfterBreak="0">
+    <w:nsid w:val="3DE8325F"/>
+    <w:multiLevelType w:val="multilevel"/>
+    <w:tmpl w:val="267008C4"/>
+    <w:lvl w:ilvl="0">
+      <w:start w:val="1"/>
+      <w:numFmt w:val="bullet"/>
+      <w:lvlText w:val=""/>
+      <w:lvlJc w:val="left"/>
+      <w:pPr>
+        <w:tabs>
+          <w:tab w:val="num" w:pos="720"/>
+        </w:tabs>
+        <w:ind w:left="720" w:hanging="360"/>
+      </w:pPr>
+      <w:rPr>
+        <w:rFonts w:ascii="Symbol" w:hAnsi="Symbol" w:hint="default"/>
+        <w:sz w:val="20"/>
+      </w:rPr>
+    </w:lvl>
+    <w:lvl w:ilvl="1">
+      <w:start w:val="1"/>
+      <w:numFmt w:val="bullet"/>
+      <w:lvlText w:val="o"/>
+      <w:lvlJc w:val="left"/>
+      <w:pPr>
+        <w:tabs>
+          <w:tab w:val="num" w:pos="1440"/>
+        </w:tabs>
+        <w:ind w:left="1440" w:hanging="360"/>
+      </w:pPr>
+      <w:rPr>
+        <w:rFonts w:ascii="Courier New" w:hAnsi="Courier New" w:hint="default"/>
+        <w:sz w:val="20"/>
+      </w:rPr>
+    </w:lvl>
+    <w:lvl w:ilvl="2">
+      <w:start w:val="1"/>
+      <w:numFmt w:val="bullet"/>
+      <w:lvlText w:val=""/>
+      <w:lvlJc w:val="left"/>
+      <w:pPr>
+        <w:tabs>
+          <w:tab w:val="num" w:pos="2160"/>
+        </w:tabs>
+        <w:ind w:left="2160" w:hanging="360"/>
+      </w:pPr>
+      <w:rPr>
+        <w:rFonts w:ascii="Wingdings" w:hAnsi="Wingdings" w:hint="default"/>
+        <w:sz w:val="20"/>
+      </w:rPr>
+    </w:lvl>
+    <w:lvl w:ilvl="3" w:tentative="1">
+      <w:start w:val="1"/>
+      <w:numFmt w:val="bullet"/>
+      <w:lvlText w:val=""/>
+      <w:lvlJc w:val="left"/>
+      <w:pPr>
+        <w:tabs>
+          <w:tab w:val="num" w:pos="2880"/>
+        </w:tabs>
+        <w:ind w:left="2880" w:hanging="360"/>
+      </w:pPr>
+      <w:rPr>
+        <w:rFonts w:ascii="Wingdings" w:hAnsi="Wingdings" w:hint="default"/>
+        <w:sz w:val="20"/>
+      </w:rPr>
+    </w:lvl>
+    <w:lvl w:ilvl="4" w:tentative="1">
+      <w:start w:val="1"/>
+      <w:numFmt w:val="bullet"/>
+      <w:lvlText w:val=""/>
+      <w:lvlJc w:val="left"/>
+      <w:pPr>
+        <w:tabs>
+          <w:tab w:val="num" w:pos="3600"/>
+        </w:tabs>
+        <w:ind w:left="3600" w:hanging="360"/>
+      </w:pPr>
+      <w:rPr>
+        <w:rFonts w:ascii="Wingdings" w:hAnsi="Wingdings" w:hint="default"/>
+        <w:sz w:val="20"/>
+      </w:rPr>
+    </w:lvl>
+    <w:lvl w:ilvl="5" w:tentative="1">
+      <w:start w:val="1"/>
+      <w:numFmt w:val="bullet"/>
+      <w:lvlText w:val=""/>
+      <w:lvlJc w:val="left"/>
+      <w:pPr>
+        <w:tabs>
+          <w:tab w:val="num" w:pos="4320"/>
+        </w:tabs>
+        <w:ind w:left="4320" w:hanging="360"/>
+      </w:pPr>
+      <w:rPr>
+        <w:rFonts w:ascii="Wingdings" w:hAnsi="Wingdings" w:hint="default"/>
+        <w:sz w:val="20"/>
+      </w:rPr>
+    </w:lvl>
+    <w:lvl w:ilvl="6" w:tentative="1">
+      <w:start w:val="1"/>
+      <w:numFmt w:val="bullet"/>
+      <w:lvlText w:val=""/>
+      <w:lvlJc w:val="left"/>
+      <w:pPr>
+        <w:tabs>
+          <w:tab w:val="num" w:pos="5040"/>
+        </w:tabs>
+        <w:ind w:left="5040" w:hanging="360"/>
+      </w:pPr>
+      <w:rPr>
+        <w:rFonts w:ascii="Wingdings" w:hAnsi="Wingdings" w:hint="default"/>
+        <w:sz w:val="20"/>
+      </w:rPr>
+    </w:lvl>
+    <w:lvl w:ilvl="7" w:tentative="1">
+      <w:start w:val="1"/>
+      <w:numFmt w:val="bullet"/>
+      <w:lvlText w:val=""/>
+      <w:lvlJc w:val="left"/>
+      <w:pPr>
+        <w:tabs>
+          <w:tab w:val="num" w:pos="5760"/>
+        </w:tabs>
+        <w:ind w:left="5760" w:hanging="360"/>
+      </w:pPr>
+      <w:rPr>
+        <w:rFonts w:ascii="Wingdings" w:hAnsi="Wingdings" w:hint="default"/>
+        <w:sz w:val="20"/>
+      </w:rPr>
+    </w:lvl>
+    <w:lvl w:ilvl="8" w:tentative="1">
+      <w:start w:val="1"/>
+      <w:numFmt w:val="bullet"/>
+      <w:lvlText w:val=""/>
+      <w:lvlJc w:val="left"/>
+      <w:pPr>
+        <w:tabs>
+          <w:tab w:val="num" w:pos="6480"/>
+        </w:tabs>
+        <w:ind w:left="6480" w:hanging="360"/>
+      </w:pPr>
+      <w:rPr>
+        <w:rFonts w:ascii="Wingdings" w:hAnsi="Wingdings" w:hint="default"/>
+        <w:sz w:val="20"/>
+      </w:rPr>
+    </w:lvl>
+  </w:abstractNum>
+  <w:abstractNum w:abstractNumId="8" w15:restartNumberingAfterBreak="0">
+    <w:nsid w:val="3E155F03"/>
+    <w:multiLevelType w:val="hybridMultilevel"/>
+    <w:tmpl w:val="69AA3738"/>
+    <w:lvl w:ilvl="0" w:tplc="04090001">
+      <w:start w:val="1"/>
+      <w:numFmt w:val="bullet"/>
+      <w:lvlText w:val=""/>
+      <w:lvlJc w:val="left"/>
+      <w:pPr>
+        <w:ind w:left="720" w:hanging="360"/>
+      </w:pPr>
+      <w:rPr>
+        <w:rFonts w:ascii="Symbol" w:hAnsi="Symbol" w:hint="default"/>
+      </w:rPr>
+    </w:lvl>
+    <w:lvl w:ilvl="1" w:tplc="04090003" w:tentative="1">
+      <w:start w:val="1"/>
+      <w:numFmt w:val="bullet"/>
+      <w:lvlText w:val="o"/>
+      <w:lvlJc w:val="left"/>
+      <w:pPr>
+        <w:ind w:left="1440" w:hanging="360"/>
+      </w:pPr>
+      <w:rPr>
+        <w:rFonts w:ascii="Courier New" w:hAnsi="Courier New" w:cs="Courier New" w:hint="default"/>
+      </w:rPr>
+    </w:lvl>
+    <w:lvl w:ilvl="2" w:tplc="04090005" w:tentative="1">
+      <w:start w:val="1"/>
+      <w:numFmt w:val="bullet"/>
+      <w:lvlText w:val=""/>
+      <w:lvlJc w:val="left"/>
+      <w:pPr>
+        <w:ind w:left="2160" w:hanging="360"/>
+      </w:pPr>
+      <w:rPr>
+        <w:rFonts w:ascii="Wingdings" w:hAnsi="Wingdings" w:hint="default"/>
+      </w:rPr>
+    </w:lvl>
+    <w:lvl w:ilvl="3" w:tplc="04090001" w:tentative="1">
+      <w:start w:val="1"/>
+      <w:numFmt w:val="bullet"/>
+      <w:lvlText w:val=""/>
+      <w:lvlJc w:val="left"/>
+      <w:pPr>
+        <w:ind w:left="2880" w:hanging="360"/>
+      </w:pPr>
+      <w:rPr>
+        <w:rFonts w:ascii="Symbol" w:hAnsi="Symbol" w:hint="default"/>
+      </w:rPr>
+    </w:lvl>
+    <w:lvl w:ilvl="4" w:tplc="04090003" w:tentative="1">
+      <w:start w:val="1"/>
+      <w:numFmt w:val="bullet"/>
+      <w:lvlText w:val="o"/>
+      <w:lvlJc w:val="left"/>
+      <w:pPr>
+        <w:ind w:left="3600" w:hanging="360"/>
+      </w:pPr>
+      <w:rPr>
+        <w:rFonts w:ascii="Courier New" w:hAnsi="Courier New" w:cs="Courier New" w:hint="default"/>
+      </w:rPr>
+    </w:lvl>
+    <w:lvl w:ilvl="5" w:tplc="04090005" w:tentative="1">
+      <w:start w:val="1"/>
+      <w:numFmt w:val="bullet"/>
+      <w:lvlText w:val=""/>
+      <w:lvlJc w:val="left"/>
+      <w:pPr>
+        <w:ind w:left="4320" w:hanging="360"/>
+      </w:pPr>
+      <w:rPr>
+        <w:rFonts w:ascii="Wingdings" w:hAnsi="Wingdings" w:hint="default"/>
+      </w:rPr>
+    </w:lvl>
+    <w:lvl w:ilvl="6" w:tplc="04090001" w:tentative="1">
+      <w:start w:val="1"/>
+      <w:numFmt w:val="bullet"/>
+      <w:lvlText w:val=""/>
+      <w:lvlJc w:val="left"/>
+      <w:pPr>
+        <w:ind w:left="5040" w:hanging="360"/>
+      </w:pPr>
+      <w:rPr>
+        <w:rFonts w:ascii="Symbol" w:hAnsi="Symbol" w:hint="default"/>
+      </w:rPr>
+    </w:lvl>
+    <w:lvl w:ilvl="7" w:tplc="04090003" w:tentative="1">
+      <w:start w:val="1"/>
+      <w:numFmt w:val="bullet"/>
+      <w:lvlText w:val="o"/>
+      <w:lvlJc w:val="left"/>
+      <w:pPr>
+        <w:ind w:left="5760" w:hanging="360"/>
+      </w:pPr>
+      <w:rPr>
+        <w:rFonts w:ascii="Courier New" w:hAnsi="Courier New" w:cs="Courier New" w:hint="default"/>
+      </w:rPr>
+    </w:lvl>
+    <w:lvl w:ilvl="8" w:tplc="04090005" w:tentative="1">
+      <w:start w:val="1"/>
+      <w:numFmt w:val="bullet"/>
+      <w:lvlText w:val=""/>
+      <w:lvlJc w:val="left"/>
+      <w:pPr>
+        <w:ind w:left="6480" w:hanging="360"/>
+      </w:pPr>
+      <w:rPr>
+        <w:rFonts w:ascii="Wingdings" w:hAnsi="Wingdings" w:hint="default"/>
+      </w:rPr>
+    </w:lvl>
+  </w:abstractNum>
+  <w:abstractNum w:abstractNumId="9" w15:restartNumberingAfterBreak="0">
+    <w:nsid w:val="4103442E"/>
+    <w:multiLevelType w:val="hybridMultilevel"/>
+    <w:tmpl w:val="A28070F0"/>
+    <w:lvl w:ilvl="0" w:tplc="04090001">
+      <w:start w:val="1"/>
+      <w:numFmt w:val="bullet"/>
+      <w:lvlText w:val=""/>
+      <w:lvlJc w:val="left"/>
+      <w:pPr>
+        <w:ind w:left="720" w:hanging="360"/>
+      </w:pPr>
+      <w:rPr>
+        <w:rFonts w:ascii="Symbol" w:hAnsi="Symbol" w:hint="default"/>
+      </w:rPr>
+    </w:lvl>
+    <w:lvl w:ilvl="1" w:tplc="04090003" w:tentative="1">
+      <w:start w:val="1"/>
+      <w:numFmt w:val="bullet"/>
+      <w:lvlText w:val="o"/>
+      <w:lvlJc w:val="left"/>
+      <w:pPr>
+        <w:ind w:left="1440" w:hanging="360"/>
+      </w:pPr>
+      <w:rPr>
+        <w:rFonts w:ascii="Courier New" w:hAnsi="Courier New" w:cs="Courier New" w:hint="default"/>
+      </w:rPr>
+    </w:lvl>
+    <w:lvl w:ilvl="2" w:tplc="04090005" w:tentative="1">
+      <w:start w:val="1"/>
+      <w:numFmt w:val="bullet"/>
+      <w:lvlText w:val=""/>
+      <w:lvlJc w:val="left"/>
+      <w:pPr>
+        <w:ind w:left="2160" w:hanging="360"/>
+      </w:pPr>
+      <w:rPr>
+        <w:rFonts w:ascii="Wingdings" w:hAnsi="Wingdings" w:hint="default"/>
+      </w:rPr>
+    </w:lvl>
+    <w:lvl w:ilvl="3" w:tplc="04090001" w:tentative="1">
+      <w:start w:val="1"/>
+      <w:numFmt w:val="bullet"/>
+      <w:lvlText w:val=""/>
+      <w:lvlJc w:val="left"/>
+      <w:pPr>
+        <w:ind w:left="2880" w:hanging="360"/>
+      </w:pPr>
+      <w:rPr>
+        <w:rFonts w:ascii="Symbol" w:hAnsi="Symbol" w:hint="default"/>
+      </w:rPr>
+    </w:lvl>
+    <w:lvl w:ilvl="4" w:tplc="04090003" w:tentative="1">
+      <w:start w:val="1"/>
+      <w:numFmt w:val="bullet"/>
+      <w:lvlText w:val="o"/>
+      <w:lvlJc w:val="left"/>
+      <w:pPr>
+        <w:ind w:left="3600" w:hanging="360"/>
+      </w:pPr>
+      <w:rPr>
+        <w:rFonts w:ascii="Courier New" w:hAnsi="Courier New" w:cs="Courier New" w:hint="default"/>
+      </w:rPr>
+    </w:lvl>
+    <w:lvl w:ilvl="5" w:tplc="04090005" w:tentative="1">
+      <w:start w:val="1"/>
+      <w:numFmt w:val="bullet"/>
+      <w:lvlText w:val=""/>
+      <w:lvlJc w:val="left"/>
+      <w:pPr>
+        <w:ind w:left="4320" w:hanging="360"/>
+      </w:pPr>
+      <w:rPr>
+        <w:rFonts w:ascii="Wingdings" w:hAnsi="Wingdings" w:hint="default"/>
+      </w:rPr>
+    </w:lvl>
+    <w:lvl w:ilvl="6" w:tplc="04090001" w:tentative="1">
+      <w:start w:val="1"/>
+      <w:numFmt w:val="bullet"/>
+      <w:lvlText w:val=""/>
+      <w:lvlJc w:val="left"/>
+      <w:pPr>
+        <w:ind w:left="5040" w:hanging="360"/>
+      </w:pPr>
+      <w:rPr>
+        <w:rFonts w:ascii="Symbol" w:hAnsi="Symbol" w:hint="default"/>
+      </w:rPr>
+    </w:lvl>
+    <w:lvl w:ilvl="7" w:tplc="04090003" w:tentative="1">
+      <w:start w:val="1"/>
+      <w:numFmt w:val="bullet"/>
+      <w:lvlText w:val="o"/>
+      <w:lvlJc w:val="left"/>
+      <w:pPr>
+        <w:ind w:left="5760" w:hanging="360"/>
+      </w:pPr>
+      <w:rPr>
+        <w:rFonts w:ascii="Courier New" w:hAnsi="Courier New" w:cs="Courier New" w:hint="default"/>
+      </w:rPr>
+    </w:lvl>
+    <w:lvl w:ilvl="8" w:tplc="04090005" w:tentative="1">
+      <w:start w:val="1"/>
+      <w:numFmt w:val="bullet"/>
+      <w:lvlText w:val=""/>
+      <w:lvlJc w:val="left"/>
+      <w:pPr>
+        <w:ind w:left="6480" w:hanging="360"/>
+      </w:pPr>
+      <w:rPr>
+        <w:rFonts w:ascii="Wingdings" w:hAnsi="Wingdings" w:hint="default"/>
+      </w:rPr>
+    </w:lvl>
+  </w:abstractNum>
+  <w:abstractNum w:abstractNumId="10" w15:restartNumberingAfterBreak="0">
+    <w:nsid w:val="46FD267D"/>
+    <w:multiLevelType w:val="hybridMultilevel"/>
+    <w:tmpl w:val="A1744680"/>
+    <w:lvl w:ilvl="0" w:tplc="04090001">
+      <w:start w:val="1"/>
+      <w:numFmt w:val="bullet"/>
+      <w:lvlText w:val=""/>
+      <w:lvlJc w:val="left"/>
+      <w:pPr>
+        <w:ind w:left="720" w:hanging="360"/>
+      </w:pPr>
+      <w:rPr>
+        <w:rFonts w:ascii="Symbol" w:hAnsi="Symbol" w:hint="default"/>
+      </w:rPr>
+    </w:lvl>
+    <w:lvl w:ilvl="1" w:tplc="04090003" w:tentative="1">
+      <w:start w:val="1"/>
+      <w:numFmt w:val="bullet"/>
+      <w:lvlText w:val="o"/>
+      <w:lvlJc w:val="left"/>
+      <w:pPr>
+        <w:ind w:left="1440" w:hanging="360"/>
+      </w:pPr>
+      <w:rPr>
+        <w:rFonts w:ascii="Courier New" w:hAnsi="Courier New" w:cs="Courier New" w:hint="default"/>
+      </w:rPr>
+    </w:lvl>
+    <w:lvl w:ilvl="2" w:tplc="04090005" w:tentative="1">
+      <w:start w:val="1"/>
+      <w:numFmt w:val="bullet"/>
+      <w:lvlText w:val=""/>
+      <w:lvlJc w:val="left"/>
+      <w:pPr>
+        <w:ind w:left="2160" w:hanging="360"/>
+      </w:pPr>
+      <w:rPr>
+        <w:rFonts w:ascii="Wingdings" w:hAnsi="Wingdings" w:hint="default"/>
+      </w:rPr>
+    </w:lvl>
+    <w:lvl w:ilvl="3" w:tplc="04090001" w:tentative="1">
+      <w:start w:val="1"/>
+      <w:numFmt w:val="bullet"/>
+      <w:lvlText w:val=""/>
+      <w:lvlJc w:val="left"/>
+      <w:pPr>
+        <w:ind w:left="2880" w:hanging="360"/>
+      </w:pPr>
+      <w:rPr>
+        <w:rFonts w:ascii="Symbol" w:hAnsi="Symbol" w:hint="default"/>
+      </w:rPr>
+    </w:lvl>
+    <w:lvl w:ilvl="4" w:tplc="04090003" w:tentative="1">
+      <w:start w:val="1"/>
+      <w:numFmt w:val="bullet"/>
+      <w:lvlText w:val="o"/>
+      <w:lvlJc w:val="left"/>
+      <w:pPr>
+        <w:ind w:left="3600" w:hanging="360"/>
+      </w:pPr>
+      <w:rPr>
+        <w:rFonts w:ascii="Courier New" w:hAnsi="Courier New" w:cs="Courier New" w:hint="default"/>
+      </w:rPr>
+    </w:lvl>
+    <w:lvl w:ilvl="5" w:tplc="04090005" w:tentative="1">
+      <w:start w:val="1"/>
+      <w:numFmt w:val="bullet"/>
+      <w:lvlText w:val=""/>
+      <w:lvlJc w:val="left"/>
+      <w:pPr>
+        <w:ind w:left="4320" w:hanging="360"/>
+      </w:pPr>
+      <w:rPr>
+        <w:rFonts w:ascii="Wingdings" w:hAnsi="Wingdings" w:hint="default"/>
+      </w:rPr>
+    </w:lvl>
+    <w:lvl w:ilvl="6" w:tplc="04090001" w:tentative="1">
+      <w:start w:val="1"/>
+      <w:numFmt w:val="bullet"/>
+      <w:lvlText w:val=""/>
+      <w:lvlJc w:val="left"/>
+      <w:pPr>
+        <w:ind w:left="5040" w:hanging="360"/>
+      </w:pPr>
+      <w:rPr>
+        <w:rFonts w:ascii="Symbol" w:hAnsi="Symbol" w:hint="default"/>
+      </w:rPr>
+    </w:lvl>
+    <w:lvl w:ilvl="7" w:tplc="04090003" w:tentative="1">
+      <w:start w:val="1"/>
+      <w:numFmt w:val="bullet"/>
+      <w:lvlText w:val="o"/>
+      <w:lvlJc w:val="left"/>
+      <w:pPr>
+        <w:ind w:left="5760" w:hanging="360"/>
+      </w:pPr>
+      <w:rPr>
+        <w:rFonts w:ascii="Courier New" w:hAnsi="Courier New" w:cs="Courier New" w:hint="default"/>
+      </w:rPr>
+    </w:lvl>
+    <w:lvl w:ilvl="8" w:tplc="04090005" w:tentative="1">
+      <w:start w:val="1"/>
+      <w:numFmt w:val="bullet"/>
+      <w:lvlText w:val=""/>
+      <w:lvlJc w:val="left"/>
+      <w:pPr>
+        <w:ind w:left="6480" w:hanging="360"/>
+      </w:pPr>
+      <w:rPr>
+        <w:rFonts w:ascii="Wingdings" w:hAnsi="Wingdings" w:hint="default"/>
+      </w:rPr>
+    </w:lvl>
+  </w:abstractNum>
+  <w:abstractNum w:abstractNumId="11" w15:restartNumberingAfterBreak="0">
+    <w:nsid w:val="49C66B19"/>
+    <w:multiLevelType w:val="hybridMultilevel"/>
+    <w:tmpl w:val="C3DAFB54"/>
+    <w:lvl w:ilvl="0" w:tplc="04090001">
+      <w:start w:val="1"/>
+      <w:numFmt w:val="bullet"/>
+      <w:lvlText w:val=""/>
+      <w:lvlJc w:val="left"/>
+      <w:pPr>
+        <w:ind w:left="720" w:hanging="360"/>
+      </w:pPr>
+      <w:rPr>
+        <w:rFonts w:ascii="Symbol" w:hAnsi="Symbol" w:hint="default"/>
+      </w:rPr>
+    </w:lvl>
+    <w:lvl w:ilvl="1" w:tplc="04090003" w:tentative="1">
+      <w:start w:val="1"/>
+      <w:numFmt w:val="bullet"/>
+      <w:lvlText w:val="o"/>
+      <w:lvlJc w:val="left"/>
+      <w:pPr>
+        <w:ind w:left="1440" w:hanging="360"/>
+      </w:pPr>
+      <w:rPr>
+        <w:rFonts w:ascii="Courier New" w:hAnsi="Courier New" w:cs="Courier New" w:hint="default"/>
+      </w:rPr>
+    </w:lvl>
+    <w:lvl w:ilvl="2" w:tplc="04090005" w:tentative="1">
+      <w:start w:val="1"/>
+      <w:numFmt w:val="bullet"/>
+      <w:lvlText w:val=""/>
+      <w:lvlJc w:val="left"/>
+      <w:pPr>
+        <w:ind w:left="2160" w:hanging="360"/>
+      </w:pPr>
+      <w:rPr>
+        <w:rFonts w:ascii="Wingdings" w:hAnsi="Wingdings" w:hint="default"/>
+      </w:rPr>
+    </w:lvl>
+    <w:lvl w:ilvl="3" w:tplc="04090001" w:tentative="1">
+      <w:start w:val="1"/>
+      <w:numFmt w:val="bullet"/>
+      <w:lvlText w:val=""/>
+      <w:lvlJc w:val="left"/>
+      <w:pPr>
+        <w:ind w:left="2880" w:hanging="360"/>
+      </w:pPr>
+      <w:rPr>
+        <w:rFonts w:ascii="Symbol" w:hAnsi="Symbol" w:hint="default"/>
+      </w:rPr>
+    </w:lvl>
+    <w:lvl w:ilvl="4" w:tplc="04090003" w:tentative="1">
+      <w:start w:val="1"/>
+      <w:numFmt w:val="bullet"/>
+      <w:lvlText w:val="o"/>
+      <w:lvlJc w:val="left"/>
+      <w:pPr>
+        <w:ind w:left="3600" w:hanging="360"/>
+      </w:pPr>
+      <w:rPr>
+        <w:rFonts w:ascii="Courier New" w:hAnsi="Courier New" w:cs="Courier New" w:hint="default"/>
+      </w:rPr>
+    </w:lvl>
+    <w:lvl w:ilvl="5" w:tplc="04090005" w:tentative="1">
+      <w:start w:val="1"/>
+      <w:numFmt w:val="bullet"/>
+      <w:lvlText w:val=""/>
+      <w:lvlJc w:val="left"/>
+      <w:pPr>
+        <w:ind w:left="4320" w:hanging="360"/>
+      </w:pPr>
+      <w:rPr>
+        <w:rFonts w:ascii="Wingdings" w:hAnsi="Wingdings" w:hint="default"/>
+      </w:rPr>
+    </w:lvl>
+    <w:lvl w:ilvl="6" w:tplc="04090001" w:tentative="1">
+      <w:start w:val="1"/>
+      <w:numFmt w:val="bullet"/>
+      <w:lvlText w:val=""/>
+      <w:lvlJc w:val="left"/>
+      <w:pPr>
+        <w:ind w:left="5040" w:hanging="360"/>
+      </w:pPr>
+      <w:rPr>
+        <w:rFonts w:ascii="Symbol" w:hAnsi="Symbol" w:hint="default"/>
+      </w:rPr>
+    </w:lvl>
+    <w:lvl w:ilvl="7" w:tplc="04090003" w:tentative="1">
+      <w:start w:val="1"/>
+      <w:numFmt w:val="bullet"/>
+      <w:lvlText w:val="o"/>
+      <w:lvlJc w:val="left"/>
+      <w:pPr>
+        <w:ind w:left="5760" w:hanging="360"/>
+      </w:pPr>
+      <w:rPr>
+        <w:rFonts w:ascii="Courier New" w:hAnsi="Courier New" w:cs="Courier New" w:hint="default"/>
+      </w:rPr>
+    </w:lvl>
+    <w:lvl w:ilvl="8" w:tplc="04090005" w:tentative="1">
+      <w:start w:val="1"/>
+      <w:numFmt w:val="bullet"/>
+      <w:lvlText w:val=""/>
+      <w:lvlJc w:val="left"/>
+      <w:pPr>
+        <w:ind w:left="6480" w:hanging="360"/>
+      </w:pPr>
+      <w:rPr>
+        <w:rFonts w:ascii="Wingdings" w:hAnsi="Wingdings" w:hint="default"/>
+      </w:rPr>
+    </w:lvl>
+  </w:abstractNum>
+  <w:abstractNum w:abstractNumId="12" w15:restartNumberingAfterBreak="0">
+    <w:nsid w:val="4B5E0E79"/>
+    <w:multiLevelType w:val="multilevel"/>
+    <w:tmpl w:val="B986BFDA"/>
+    <w:lvl w:ilvl="0">
+      <w:start w:val="1"/>
+      <w:numFmt w:val="bullet"/>
+      <w:lvlText w:val=""/>
+      <w:lvlJc w:val="left"/>
+      <w:pPr>
+        <w:tabs>
+          <w:tab w:val="num" w:pos="720"/>
+        </w:tabs>
+        <w:ind w:left="720" w:hanging="360"/>
+      </w:pPr>
+      <w:rPr>
+        <w:rFonts w:ascii="Symbol" w:hAnsi="Symbol" w:hint="default"/>
+        <w:sz w:val="20"/>
+      </w:rPr>
+    </w:lvl>
+    <w:lvl w:ilvl="1" w:tentative="1">
+      <w:start w:val="1"/>
+      <w:numFmt w:val="bullet"/>
+      <w:lvlText w:val="o"/>
+      <w:lvlJc w:val="left"/>
+      <w:pPr>
+        <w:tabs>
+          <w:tab w:val="num" w:pos="1440"/>
+        </w:tabs>
+        <w:ind w:left="1440" w:hanging="360"/>
+      </w:pPr>
+      <w:rPr>
+        <w:rFonts w:ascii="Courier New" w:hAnsi="Courier New" w:hint="default"/>
+        <w:sz w:val="20"/>
+      </w:rPr>
+    </w:lvl>
+    <w:lvl w:ilvl="2" w:tentative="1">
+      <w:start w:val="1"/>
+      <w:numFmt w:val="bullet"/>
+      <w:lvlText w:val=""/>
+      <w:lvlJc w:val="left"/>
+      <w:pPr>
+        <w:tabs>
+          <w:tab w:val="num" w:pos="2160"/>
+        </w:tabs>
+        <w:ind w:left="2160" w:hanging="360"/>
+      </w:pPr>
+      <w:rPr>
+        <w:rFonts w:ascii="Wingdings" w:hAnsi="Wingdings" w:hint="default"/>
+        <w:sz w:val="20"/>
+      </w:rPr>
+    </w:lvl>
+    <w:lvl w:ilvl="3" w:tentative="1">
+      <w:start w:val="1"/>
+      <w:numFmt w:val="bullet"/>
+      <w:lvlText w:val=""/>
+      <w:lvlJc w:val="left"/>
+      <w:pPr>
+        <w:tabs>
+          <w:tab w:val="num" w:pos="2880"/>
+        </w:tabs>
+        <w:ind w:left="2880" w:hanging="360"/>
+      </w:pPr>
+      <w:rPr>
+        <w:rFonts w:ascii="Wingdings" w:hAnsi="Wingdings" w:hint="default"/>
+        <w:sz w:val="20"/>
+      </w:rPr>
+    </w:lvl>
+    <w:lvl w:ilvl="4" w:tentative="1">
+      <w:start w:val="1"/>
+      <w:numFmt w:val="bullet"/>
+      <w:lvlText w:val=""/>
+      <w:lvlJc w:val="left"/>
+      <w:pPr>
+        <w:tabs>
+          <w:tab w:val="num" w:pos="3600"/>
+        </w:tabs>
+        <w:ind w:left="3600" w:hanging="360"/>
+      </w:pPr>
+      <w:rPr>
+        <w:rFonts w:ascii="Wingdings" w:hAnsi="Wingdings" w:hint="default"/>
+        <w:sz w:val="20"/>
+      </w:rPr>
+    </w:lvl>
+    <w:lvl w:ilvl="5" w:tentative="1">
+      <w:start w:val="1"/>
+      <w:numFmt w:val="bullet"/>
+      <w:lvlText w:val=""/>
+      <w:lvlJc w:val="left"/>
+      <w:pPr>
+        <w:tabs>
+          <w:tab w:val="num" w:pos="4320"/>
+        </w:tabs>
+        <w:ind w:left="4320" w:hanging="360"/>
+      </w:pPr>
+      <w:rPr>
+        <w:rFonts w:ascii="Wingdings" w:hAnsi="Wingdings" w:hint="default"/>
+        <w:sz w:val="20"/>
+      </w:rPr>
+    </w:lvl>
+    <w:lvl w:ilvl="6" w:tentative="1">
+      <w:start w:val="1"/>
+      <w:numFmt w:val="bullet"/>
+      <w:lvlText w:val=""/>
+      <w:lvlJc w:val="left"/>
+      <w:pPr>
+        <w:tabs>
+          <w:tab w:val="num" w:pos="5040"/>
+        </w:tabs>
+        <w:ind w:left="5040" w:hanging="360"/>
+      </w:pPr>
+      <w:rPr>
+        <w:rFonts w:ascii="Wingdings" w:hAnsi="Wingdings" w:hint="default"/>
+        <w:sz w:val="20"/>
+      </w:rPr>
+    </w:lvl>
+    <w:lvl w:ilvl="7" w:tentative="1">
+      <w:start w:val="1"/>
+      <w:numFmt w:val="bullet"/>
+      <w:lvlText w:val=""/>
+      <w:lvlJc w:val="left"/>
+      <w:pPr>
+        <w:tabs>
+          <w:tab w:val="num" w:pos="5760"/>
+        </w:tabs>
+        <w:ind w:left="5760" w:hanging="360"/>
+      </w:pPr>
+      <w:rPr>
+        <w:rFonts w:ascii="Wingdings" w:hAnsi="Wingdings" w:hint="default"/>
+        <w:sz w:val="20"/>
+      </w:rPr>
+    </w:lvl>
+    <w:lvl w:ilvl="8" w:tentative="1">
+      <w:start w:val="1"/>
+      <w:numFmt w:val="bullet"/>
+      <w:lvlText w:val=""/>
+      <w:lvlJc w:val="left"/>
+      <w:pPr>
+        <w:tabs>
+          <w:tab w:val="num" w:pos="6480"/>
+        </w:tabs>
+        <w:ind w:left="6480" w:hanging="360"/>
+      </w:pPr>
+      <w:rPr>
+        <w:rFonts w:ascii="Wingdings" w:hAnsi="Wingdings" w:hint="default"/>
+        <w:sz w:val="20"/>
+      </w:rPr>
+    </w:lvl>
+  </w:abstractNum>
+  <w:abstractNum w:abstractNumId="13" w15:restartNumberingAfterBreak="0">
+    <w:nsid w:val="5BFA61A5"/>
+    <w:multiLevelType w:val="hybridMultilevel"/>
+    <w:tmpl w:val="A9D01EBA"/>
+    <w:lvl w:ilvl="0" w:tplc="04090001">
+      <w:start w:val="1"/>
+      <w:numFmt w:val="bullet"/>
+      <w:lvlText w:val=""/>
+      <w:lvlJc w:val="left"/>
+      <w:pPr>
+        <w:ind w:left="720" w:hanging="360"/>
+      </w:pPr>
+      <w:rPr>
+        <w:rFonts w:ascii="Symbol" w:hAnsi="Symbol" w:hint="default"/>
+      </w:rPr>
+    </w:lvl>
+    <w:lvl w:ilvl="1" w:tplc="04090003" w:tentative="1">
+      <w:start w:val="1"/>
+      <w:numFmt w:val="bullet"/>
+      <w:lvlText w:val="o"/>
+      <w:lvlJc w:val="left"/>
+      <w:pPr>
+        <w:ind w:left="1440" w:hanging="360"/>
+      </w:pPr>
+      <w:rPr>
+        <w:rFonts w:ascii="Courier New" w:hAnsi="Courier New" w:cs="Courier New" w:hint="default"/>
+      </w:rPr>
+    </w:lvl>
+    <w:lvl w:ilvl="2" w:tplc="04090005" w:tentative="1">
+      <w:start w:val="1"/>
+      <w:numFmt w:val="bullet"/>
+      <w:lvlText w:val=""/>
+      <w:lvlJc w:val="left"/>
+      <w:pPr>
+        <w:ind w:left="2160" w:hanging="360"/>
+      </w:pPr>
+      <w:rPr>
+        <w:rFonts w:ascii="Wingdings" w:hAnsi="Wingdings" w:hint="default"/>
+      </w:rPr>
+    </w:lvl>
+    <w:lvl w:ilvl="3" w:tplc="04090001" w:tentative="1">
+      <w:start w:val="1"/>
+      <w:numFmt w:val="bullet"/>
+      <w:lvlText w:val=""/>
+      <w:lvlJc w:val="left"/>
+      <w:pPr>
+        <w:ind w:left="2880" w:hanging="360"/>
+      </w:pPr>
+      <w:rPr>
+        <w:rFonts w:ascii="Symbol" w:hAnsi="Symbol" w:hint="default"/>
+      </w:rPr>
+    </w:lvl>
+    <w:lvl w:ilvl="4" w:tplc="04090003" w:tentative="1">
+      <w:start w:val="1"/>
+      <w:numFmt w:val="bullet"/>
+      <w:lvlText w:val="o"/>
+      <w:lvlJc w:val="left"/>
+      <w:pPr>
+        <w:ind w:left="3600" w:hanging="360"/>
+      </w:pPr>
+      <w:rPr>
+        <w:rFonts w:ascii="Courier New" w:hAnsi="Courier New" w:cs="Courier New" w:hint="default"/>
+      </w:rPr>
+    </w:lvl>
+    <w:lvl w:ilvl="5" w:tplc="04090005" w:tentative="1">
+      <w:start w:val="1"/>
+      <w:numFmt w:val="bullet"/>
+      <w:lvlText w:val=""/>
+      <w:lvlJc w:val="left"/>
+      <w:pPr>
+        <w:ind w:left="4320" w:hanging="360"/>
+      </w:pPr>
+      <w:rPr>
+        <w:rFonts w:ascii="Wingdings" w:hAnsi="Wingdings" w:hint="default"/>
+      </w:rPr>
+    </w:lvl>
+    <w:lvl w:ilvl="6" w:tplc="04090001" w:tentative="1">
+      <w:start w:val="1"/>
+      <w:numFmt w:val="bullet"/>
+      <w:lvlText w:val=""/>
+      <w:lvlJc w:val="left"/>
+      <w:pPr>
+        <w:ind w:left="5040" w:hanging="360"/>
+      </w:pPr>
+      <w:rPr>
+        <w:rFonts w:ascii="Symbol" w:hAnsi="Symbol" w:hint="default"/>
+      </w:rPr>
+    </w:lvl>
+    <w:lvl w:ilvl="7" w:tplc="04090003" w:tentative="1">
+      <w:start w:val="1"/>
+      <w:numFmt w:val="bullet"/>
+      <w:lvlText w:val="o"/>
+      <w:lvlJc w:val="left"/>
+      <w:pPr>
+        <w:ind w:left="5760" w:hanging="360"/>
+      </w:pPr>
+      <w:rPr>
+        <w:rFonts w:ascii="Courier New" w:hAnsi="Courier New" w:cs="Courier New" w:hint="default"/>
+      </w:rPr>
+    </w:lvl>
+    <w:lvl w:ilvl="8" w:tplc="04090005" w:tentative="1">
+      <w:start w:val="1"/>
+      <w:numFmt w:val="bullet"/>
+      <w:lvlText w:val=""/>
+      <w:lvlJc w:val="left"/>
+      <w:pPr>
+        <w:ind w:left="6480" w:hanging="360"/>
+      </w:pPr>
+      <w:rPr>
+        <w:rFonts w:ascii="Wingdings" w:hAnsi="Wingdings" w:hint="default"/>
+      </w:rPr>
+    </w:lvl>
+  </w:abstractNum>
+  <w:abstractNum w:abstractNumId="14" w15:restartNumberingAfterBreak="0">
+    <w:nsid w:val="6F666914"/>
+    <w:multiLevelType w:val="hybridMultilevel"/>
+    <w:tmpl w:val="FAEE2836"/>
+    <w:lvl w:ilvl="0" w:tplc="04090001">
+      <w:start w:val="1"/>
+      <w:numFmt w:val="bullet"/>
+      <w:lvlText w:val=""/>
+      <w:lvlJc w:val="left"/>
+      <w:pPr>
+        <w:ind w:left="720" w:hanging="360"/>
+      </w:pPr>
+      <w:rPr>
+        <w:rFonts w:ascii="Symbol" w:hAnsi="Symbol" w:hint="default"/>
+      </w:rPr>
+    </w:lvl>
+    <w:lvl w:ilvl="1" w:tplc="04090003" w:tentative="1">
+      <w:start w:val="1"/>
+      <w:numFmt w:val="bullet"/>
+      <w:lvlText w:val="o"/>
+      <w:lvlJc w:val="left"/>
+      <w:pPr>
+        <w:ind w:left="1440" w:hanging="360"/>
+      </w:pPr>
+      <w:rPr>
+        <w:rFonts w:ascii="Courier New" w:hAnsi="Courier New" w:cs="Courier New" w:hint="default"/>
+      </w:rPr>
+    </w:lvl>
+    <w:lvl w:ilvl="2" w:tplc="04090005" w:tentative="1">
+      <w:start w:val="1"/>
+      <w:numFmt w:val="bullet"/>
+      <w:lvlText w:val=""/>
+      <w:lvlJc w:val="left"/>
+      <w:pPr>
+        <w:ind w:left="2160" w:hanging="360"/>
+      </w:pPr>
+      <w:rPr>
+        <w:rFonts w:ascii="Wingdings" w:hAnsi="Wingdings" w:hint="default"/>
+      </w:rPr>
+    </w:lvl>
+    <w:lvl w:ilvl="3" w:tplc="04090001" w:tentative="1">
+      <w:start w:val="1"/>
+      <w:numFmt w:val="bullet"/>
+      <w:lvlText w:val=""/>
+      <w:lvlJc w:val="left"/>
+      <w:pPr>
+        <w:ind w:left="2880" w:hanging="360"/>
+      </w:pPr>
+      <w:rPr>
+        <w:rFonts w:ascii="Symbol" w:hAnsi="Symbol" w:hint="default"/>
+      </w:rPr>
+    </w:lvl>
+    <w:lvl w:ilvl="4" w:tplc="04090003" w:tentative="1">
+      <w:start w:val="1"/>
+      <w:numFmt w:val="bullet"/>
+      <w:lvlText w:val="o"/>
+      <w:lvlJc w:val="left"/>
+      <w:pPr>
+        <w:ind w:left="3600" w:hanging="360"/>
+      </w:pPr>
+      <w:rPr>
+        <w:rFonts w:ascii="Courier New" w:hAnsi="Courier New" w:cs="Courier New" w:hint="default"/>
+      </w:rPr>
+    </w:lvl>
+    <w:lvl w:ilvl="5" w:tplc="04090005" w:tentative="1">
+      <w:start w:val="1"/>
+      <w:numFmt w:val="bullet"/>
+      <w:lvlText w:val=""/>
+      <w:lvlJc w:val="left"/>
+      <w:pPr>
+        <w:ind w:left="4320" w:hanging="360"/>
+      </w:pPr>
+      <w:rPr>
+        <w:rFonts w:ascii="Wingdings" w:hAnsi="Wingdings" w:hint="default"/>
+      </w:rPr>
+    </w:lvl>
+    <w:lvl w:ilvl="6" w:tplc="04090001" w:tentative="1">
+      <w:start w:val="1"/>
+      <w:numFmt w:val="bullet"/>
+      <w:lvlText w:val=""/>
+      <w:lvlJc w:val="left"/>
+      <w:pPr>
+        <w:ind w:left="5040" w:hanging="360"/>
+      </w:pPr>
+      <w:rPr>
+        <w:rFonts w:ascii="Symbol" w:hAnsi="Symbol" w:hint="default"/>
+      </w:rPr>
+    </w:lvl>
+    <w:lvl w:ilvl="7" w:tplc="04090003" w:tentative="1">
+      <w:start w:val="1"/>
+      <w:numFmt w:val="bullet"/>
+      <w:lvlText w:val="o"/>
+      <w:lvlJc w:val="left"/>
+      <w:pPr>
+        <w:ind w:left="5760" w:hanging="360"/>
+      </w:pPr>
+      <w:rPr>
+        <w:rFonts w:ascii="Courier New" w:hAnsi="Courier New" w:cs="Courier New" w:hint="default"/>
+      </w:rPr>
+    </w:lvl>
+    <w:lvl w:ilvl="8" w:tplc="04090005" w:tentative="1">
+      <w:start w:val="1"/>
+      <w:numFmt w:val="bullet"/>
+      <w:lvlText w:val=""/>
+      <w:lvlJc w:val="left"/>
+      <w:pPr>
+        <w:ind w:left="6480" w:hanging="360"/>
+      </w:pPr>
+      <w:rPr>
+        <w:rFonts w:ascii="Wingdings" w:hAnsi="Wingdings" w:hint="default"/>
+      </w:rPr>
+    </w:lvl>
+  </w:abstractNum>
   <w:num w:numId="1" w16cid:durableId="1764378793">
+    <w:abstractNumId w:val="1"/>
+  </w:num>
+  <w:num w:numId="2" w16cid:durableId="1704133681">
+    <w:abstractNumId w:val="7"/>
+  </w:num>
+  <w:num w:numId="3" w16cid:durableId="943457651">
+    <w:abstractNumId w:val="11"/>
+  </w:num>
+  <w:num w:numId="4" w16cid:durableId="2064057962">
+    <w:abstractNumId w:val="3"/>
+  </w:num>
+  <w:num w:numId="5" w16cid:durableId="882251817">
     <w:abstractNumId w:val="0"/>
+  </w:num>
+  <w:num w:numId="6" w16cid:durableId="1031688963">
+    <w:abstractNumId w:val="14"/>
+  </w:num>
+  <w:num w:numId="7" w16cid:durableId="794717195">
+    <w:abstractNumId w:val="9"/>
+  </w:num>
+  <w:num w:numId="8" w16cid:durableId="1323003373">
+    <w:abstractNumId w:val="13"/>
+  </w:num>
+  <w:num w:numId="9" w16cid:durableId="1262646844">
+    <w:abstractNumId w:val="2"/>
+  </w:num>
+  <w:num w:numId="10" w16cid:durableId="943999992">
+    <w:abstractNumId w:val="8"/>
+  </w:num>
+  <w:num w:numId="11" w16cid:durableId="23527578">
+    <w:abstractNumId w:val="6"/>
+  </w:num>
+  <w:num w:numId="12" w16cid:durableId="1774521118">
+    <w:abstractNumId w:val="5"/>
+  </w:num>
+  <w:num w:numId="13" w16cid:durableId="443616067">
+    <w:abstractNumId w:val="10"/>
+  </w:num>
+  <w:num w:numId="14" w16cid:durableId="1609770949">
+    <w:abstractNumId w:val="12"/>
+  </w:num>
+  <w:num w:numId="15" w16cid:durableId="1048457889">
+    <w:abstractNumId w:val="4"/>
   </w:num>
 </w:numbering>
 </file>
@@ -4081,10 +10408,31 @@
       <w:szCs w:val="32"/>
     </w:rPr>
   </w:style>
+  <w:style w:type="paragraph" w:styleId="Heading2">
+    <w:name w:val="heading 2"/>
+    <w:basedOn w:val="Normal"/>
+    <w:next w:val="Normal"/>
+    <w:link w:val="Heading2Char"/>
+    <w:uiPriority w:val="9"/>
+    <w:unhideWhenUsed/>
+    <w:qFormat/>
+    <w:rsid w:val="004C1DDC"/>
+    <w:pPr>
+      <w:keepNext/>
+      <w:keepLines/>
+      <w:spacing w:before="40"/>
+      <w:outlineLvl w:val="1"/>
+    </w:pPr>
+    <w:rPr>
+      <w:rFonts w:asciiTheme="majorHAnsi" w:eastAsiaTheme="majorEastAsia" w:hAnsiTheme="majorHAnsi" w:cstheme="majorBidi"/>
+      <w:color w:val="2F5496" w:themeColor="accent1" w:themeShade="BF"/>
+      <w:sz w:val="26"/>
+      <w:szCs w:val="26"/>
+    </w:rPr>
+  </w:style>
   <w:style w:type="character" w:default="1" w:styleId="DefaultParagraphFont">
     <w:name w:val="Default Paragraph Font"/>
     <w:uiPriority w:val="1"/>
-    <w:semiHidden/>
     <w:unhideWhenUsed/>
   </w:style>
   <w:style w:type="table" w:default="1" w:styleId="TableNormal">
@@ -4459,6 +10807,72 @@
       <w:u w:val="single"/>
     </w:rPr>
   </w:style>
+  <w:style w:type="paragraph" w:styleId="ListParagraph">
+    <w:name w:val="List Paragraph"/>
+    <w:basedOn w:val="Normal"/>
+    <w:uiPriority w:val="34"/>
+    <w:qFormat/>
+    <w:rsid w:val="001B6C29"/>
+    <w:pPr>
+      <w:ind w:left="720"/>
+      <w:contextualSpacing/>
+    </w:pPr>
+  </w:style>
+  <w:style w:type="character" w:customStyle="1" w:styleId="Heading2Char">
+    <w:name w:val="Heading 2 Char"/>
+    <w:basedOn w:val="DefaultParagraphFont"/>
+    <w:link w:val="Heading2"/>
+    <w:uiPriority w:val="9"/>
+    <w:rsid w:val="004C1DDC"/>
+    <w:rPr>
+      <w:rFonts w:asciiTheme="majorHAnsi" w:eastAsiaTheme="majorEastAsia" w:hAnsiTheme="majorHAnsi" w:cstheme="majorBidi"/>
+      <w:color w:val="2F5496" w:themeColor="accent1" w:themeShade="BF"/>
+      <w:sz w:val="26"/>
+      <w:szCs w:val="26"/>
+    </w:rPr>
+  </w:style>
+  <w:style w:type="paragraph" w:styleId="Header">
+    <w:name w:val="header"/>
+    <w:basedOn w:val="Normal"/>
+    <w:link w:val="HeaderChar"/>
+    <w:uiPriority w:val="99"/>
+    <w:unhideWhenUsed/>
+    <w:rsid w:val="004C1DDC"/>
+    <w:pPr>
+      <w:tabs>
+        <w:tab w:val="center" w:pos="4680"/>
+        <w:tab w:val="right" w:pos="9360"/>
+      </w:tabs>
+    </w:pPr>
+  </w:style>
+  <w:style w:type="character" w:customStyle="1" w:styleId="HeaderChar">
+    <w:name w:val="Header Char"/>
+    <w:basedOn w:val="DefaultParagraphFont"/>
+    <w:link w:val="Header"/>
+    <w:uiPriority w:val="99"/>
+    <w:rsid w:val="004C1DDC"/>
+  </w:style>
+  <w:style w:type="paragraph" w:styleId="Footer">
+    <w:name w:val="footer"/>
+    <w:basedOn w:val="Normal"/>
+    <w:link w:val="FooterChar"/>
+    <w:uiPriority w:val="99"/>
+    <w:unhideWhenUsed/>
+    <w:rsid w:val="004C1DDC"/>
+    <w:pPr>
+      <w:tabs>
+        <w:tab w:val="center" w:pos="4680"/>
+        <w:tab w:val="right" w:pos="9360"/>
+      </w:tabs>
+    </w:pPr>
+  </w:style>
+  <w:style w:type="character" w:customStyle="1" w:styleId="FooterChar">
+    <w:name w:val="Footer Char"/>
+    <w:basedOn w:val="DefaultParagraphFont"/>
+    <w:link w:val="Footer"/>
+    <w:uiPriority w:val="99"/>
+    <w:rsid w:val="004C1DDC"/>
+  </w:style>
 </w:styles>
 </file>
 
@@ -4762,7 +11176,7 @@
 </file>
 
 <file path=customXml/itemProps1.xml><?xml version="1.0" encoding="utf-8"?>
-<ds:datastoreItem xmlns:ds="http://schemas.openxmlformats.org/officeDocument/2006/customXml" ds:itemID="{DE9819A1-7E16-2B47-8276-4D635CF8FC34}">
+<ds:datastoreItem xmlns:ds="http://schemas.openxmlformats.org/officeDocument/2006/customXml" ds:itemID="{4C124A27-66DB-4143-821C-4CE66BFC9100}">
   <ds:schemaRefs>
     <ds:schemaRef ds:uri="http://schemas.openxmlformats.org/officeDocument/2006/bibliography"/>
   </ds:schemaRefs>
